--- a/Форма_Практическая_работа_1_CampusFlow_Зацаринный_В_Н.docx
+++ b/Форма_Практическая_работа_1_CampusFlow_Зацаринный_В_Н.docx
@@ -1237,21 +1237,12 @@
             </w:tcBorders>
           </w:tcPr>
           <w:p>
-            <w:proofErr w:type="gramStart"/>
             <w:r>
               <w:rPr>
                 <w:color w:val="17212B"/>
                 <w:sz w:val="18"/>
               </w:rPr>
-              <w:t>[ ]</w:t>
-            </w:r>
-            <w:proofErr w:type="gramEnd"/>
-            <w:r>
-              <w:rPr>
-                <w:color w:val="17212B"/>
-                <w:sz w:val="18"/>
-              </w:rPr>
-              <w:t xml:space="preserve"> Ссылка на </w:t>
+              <w:t xml:space="preserve">[ ] Ссылка на </w:t>
             </w:r>
             <w:proofErr w:type="spellStart"/>
             <w:r>
@@ -1282,21 +1273,12 @@
             </w:tcBorders>
           </w:tcPr>
           <w:p>
-            <w:proofErr w:type="gramStart"/>
             <w:r>
               <w:rPr>
                 <w:color w:val="17212B"/>
                 <w:sz w:val="18"/>
               </w:rPr>
-              <w:t>[ ]</w:t>
-            </w:r>
-            <w:proofErr w:type="gramEnd"/>
-            <w:r>
-              <w:rPr>
-                <w:color w:val="17212B"/>
-                <w:sz w:val="18"/>
-              </w:rPr>
-              <w:t xml:space="preserve"> Декомпозиция: страницы, компоненты, состояния.</w:t>
+              <w:t>[ ] Декомпозиция: страницы, компоненты, состояния.</w:t>
             </w:r>
           </w:p>
         </w:tc>
@@ -1316,50 +1298,32 @@
             </w:tcBorders>
           </w:tcPr>
           <w:p>
-            <w:proofErr w:type="gramStart"/>
             <w:r>
               <w:rPr>
                 <w:color w:val="17212B"/>
                 <w:sz w:val="18"/>
               </w:rPr>
-              <w:t>[ ]</w:t>
-            </w:r>
-            <w:proofErr w:type="gramEnd"/>
+              <w:t>[ ] Описание адаптивного поведения.</w:t>
+            </w:r>
+          </w:p>
+        </w:tc>
+        <w:tc>
+          <w:tcPr>
+            <w:tcW w:w="4781" w:type="dxa"/>
+            <w:tcBorders>
+              <w:top w:val="nil"/>
+              <w:left w:val="nil"/>
+              <w:bottom w:val="nil"/>
+              <w:right w:val="nil"/>
+            </w:tcBorders>
+          </w:tcPr>
+          <w:p>
             <w:r>
               <w:rPr>
                 <w:color w:val="17212B"/>
                 <w:sz w:val="18"/>
               </w:rPr>
-              <w:t xml:space="preserve"> Описание адаптивного поведения.</w:t>
-            </w:r>
-          </w:p>
-        </w:tc>
-        <w:tc>
-          <w:tcPr>
-            <w:tcW w:w="4781" w:type="dxa"/>
-            <w:tcBorders>
-              <w:top w:val="nil"/>
-              <w:left w:val="nil"/>
-              <w:bottom w:val="nil"/>
-              <w:right w:val="nil"/>
-            </w:tcBorders>
-          </w:tcPr>
-          <w:p>
-            <w:proofErr w:type="gramStart"/>
-            <w:r>
-              <w:rPr>
-                <w:color w:val="17212B"/>
-                <w:sz w:val="18"/>
-              </w:rPr>
-              <w:t>[ ]</w:t>
-            </w:r>
-            <w:proofErr w:type="gramEnd"/>
-            <w:r>
-              <w:rPr>
-                <w:color w:val="17212B"/>
-                <w:sz w:val="18"/>
-              </w:rPr>
-              <w:t xml:space="preserve"> Рабочий </w:t>
+              <w:t xml:space="preserve">[ ] Рабочий </w:t>
             </w:r>
             <w:proofErr w:type="spellStart"/>
             <w:r>
@@ -1395,21 +1359,12 @@
             </w:tcBorders>
           </w:tcPr>
           <w:p>
-            <w:proofErr w:type="gramStart"/>
             <w:r>
               <w:rPr>
                 <w:color w:val="17212B"/>
                 <w:sz w:val="18"/>
               </w:rPr>
-              <w:t>[ ]</w:t>
-            </w:r>
-            <w:proofErr w:type="gramEnd"/>
-            <w:r>
-              <w:rPr>
-                <w:color w:val="17212B"/>
-                <w:sz w:val="18"/>
-              </w:rPr>
-              <w:t xml:space="preserve"> </w:t>
+              <w:t xml:space="preserve">[ ] </w:t>
             </w:r>
             <w:proofErr w:type="spellStart"/>
             <w:r>
@@ -1472,21 +1427,12 @@
             </w:tcBorders>
           </w:tcPr>
           <w:p>
-            <w:proofErr w:type="gramStart"/>
             <w:r>
               <w:rPr>
                 <w:color w:val="17212B"/>
                 <w:sz w:val="18"/>
               </w:rPr>
-              <w:t>[ ]</w:t>
-            </w:r>
-            <w:proofErr w:type="gramEnd"/>
-            <w:r>
-              <w:rPr>
-                <w:color w:val="17212B"/>
-                <w:sz w:val="18"/>
-              </w:rPr>
-              <w:t xml:space="preserve"> Семантический HTML-каркас одного экрана.</w:t>
+              <w:t>[ ] Семантический HTML-каркас одного экрана.</w:t>
             </w:r>
           </w:p>
         </w:tc>
@@ -1506,53 +1452,35 @@
             </w:tcBorders>
           </w:tcPr>
           <w:p>
-            <w:proofErr w:type="gramStart"/>
             <w:r>
               <w:rPr>
                 <w:color w:val="17212B"/>
                 <w:sz w:val="18"/>
               </w:rPr>
-              <w:t>[ ]</w:t>
-            </w:r>
-            <w:proofErr w:type="gramEnd"/>
+              <w:t>[ ] README с командами проекта.</w:t>
+            </w:r>
+          </w:p>
+        </w:tc>
+        <w:tc>
+          <w:tcPr>
+            <w:tcW w:w="4781" w:type="dxa"/>
+            <w:tcBorders>
+              <w:top w:val="nil"/>
+              <w:left w:val="nil"/>
+              <w:bottom w:val="nil"/>
+              <w:right w:val="nil"/>
+            </w:tcBorders>
+          </w:tcPr>
+          <w:p>
+            <w:pPr>
+              <w:jc w:val="both"/>
+            </w:pPr>
             <w:r>
               <w:rPr>
                 <w:color w:val="17212B"/>
                 <w:sz w:val="18"/>
               </w:rPr>
-              <w:t xml:space="preserve"> README с командами проекта.</w:t>
-            </w:r>
-          </w:p>
-        </w:tc>
-        <w:tc>
-          <w:tcPr>
-            <w:tcW w:w="4781" w:type="dxa"/>
-            <w:tcBorders>
-              <w:top w:val="nil"/>
-              <w:left w:val="nil"/>
-              <w:bottom w:val="nil"/>
-              <w:right w:val="nil"/>
-            </w:tcBorders>
-          </w:tcPr>
-          <w:p>
-            <w:pPr>
-              <w:jc w:val="both"/>
-            </w:pPr>
-            <w:proofErr w:type="gramStart"/>
-            <w:r>
-              <w:rPr>
-                <w:color w:val="17212B"/>
-                <w:sz w:val="18"/>
-              </w:rPr>
-              <w:t>[ ]</w:t>
-            </w:r>
-            <w:proofErr w:type="gramEnd"/>
-            <w:r>
-              <w:rPr>
-                <w:color w:val="17212B"/>
-                <w:sz w:val="18"/>
-              </w:rPr>
-              <w:t xml:space="preserve"> Осмысленные коммиты и готовность к защите.</w:t>
+              <w:t>[ ] Осмысленные коммиты и готовность к защите.</w:t>
             </w:r>
           </w:p>
         </w:tc>
@@ -4051,7 +3979,10 @@
                               </w:r>
                               <w:proofErr w:type="spellEnd"/>
                               <w:r>
-                                <w:t xml:space="preserve"> мероприятия</w:t>
+                                <w:t xml:space="preserve"> мероприяти</w:t>
+                              </w:r>
+                              <w:r>
+                                <w:t>й</w:t>
                               </w:r>
                             </w:p>
                           </w:txbxContent>
@@ -4089,7 +4020,10 @@
                         </w:r>
                         <w:proofErr w:type="spellEnd"/>
                         <w:r>
-                          <w:t xml:space="preserve"> мероприятия</w:t>
+                          <w:t xml:space="preserve"> мероприяти</w:t>
+                        </w:r>
+                        <w:r>
+                          <w:t>й</w:t>
                         </w:r>
                       </w:p>
                     </w:txbxContent>
@@ -4354,15 +4288,7 @@
               <w:t xml:space="preserve">Если </w:t>
             </w:r>
             <w:r>
-              <w:t xml:space="preserve">делаем без </w:t>
-            </w:r>
-            <w:proofErr w:type="gramStart"/>
-            <w:r>
-              <w:t>авторизации</w:t>
-            </w:r>
-            <w:proofErr w:type="gramEnd"/>
-            <w:r>
-              <w:t xml:space="preserve"> то насчет повторной записи. </w:t>
+              <w:t xml:space="preserve">делаем без авторизации то насчет повторной записи. </w:t>
             </w:r>
           </w:p>
         </w:tc>
@@ -4446,7 +4372,11 @@
               <w:right w:val="single" w:sz="4" w:space="0" w:color="C9D3E0"/>
             </w:tcBorders>
           </w:tcPr>
-          <w:p/>
+          <w:p>
+            <w:r>
+              <w:t>4</w:t>
+            </w:r>
+          </w:p>
         </w:tc>
         <w:tc>
           <w:tcPr>
@@ -4487,7 +4417,11 @@
               <w:right w:val="single" w:sz="4" w:space="0" w:color="C9D3E0"/>
             </w:tcBorders>
           </w:tcPr>
-          <w:p/>
+          <w:p>
+            <w:r>
+              <w:t>5</w:t>
+            </w:r>
+          </w:p>
         </w:tc>
         <w:tc>
           <w:tcPr>
@@ -5005,11 +4939,697 @@
           <w:noProof/>
         </w:rPr>
         <mc:AlternateContent>
+          <mc:Choice Requires="wps">
+            <w:drawing>
+              <wp:anchor distT="0" distB="0" distL="114300" distR="114300" simplePos="0" relativeHeight="251669504" behindDoc="0" locked="0" layoutInCell="1" allowOverlap="1" wp14:anchorId="6149B589" wp14:editId="72BF7DA1">
+                <wp:simplePos x="0" y="0"/>
+                <wp:positionH relativeFrom="margin">
+                  <wp:align>left</wp:align>
+                </wp:positionH>
+                <wp:positionV relativeFrom="paragraph">
+                  <wp:posOffset>2030095</wp:posOffset>
+                </wp:positionV>
+                <wp:extent cx="6229350" cy="309563"/>
+                <wp:effectExtent l="0" t="0" r="0" b="0"/>
+                <wp:wrapNone/>
+                <wp:docPr id="1555680329" name="Надпись 1"/>
+                <wp:cNvGraphicFramePr/>
+                <a:graphic xmlns:a="http://schemas.openxmlformats.org/drawingml/2006/main">
+                  <a:graphicData uri="http://schemas.microsoft.com/office/word/2010/wordprocessingShape">
+                    <wps:wsp>
+                      <wps:cNvSpPr txBox="1"/>
+                      <wps:spPr>
+                        <a:xfrm>
+                          <a:off x="0" y="0"/>
+                          <a:ext cx="6229350" cy="309563"/>
+                        </a:xfrm>
+                        <a:prstGeom prst="rect">
+                          <a:avLst/>
+                        </a:prstGeom>
+                        <a:noFill/>
+                        <a:ln>
+                          <a:noFill/>
+                        </a:ln>
+                      </wps:spPr>
+                      <wps:txbx>
+                        <w:txbxContent>
+                          <w:p>
+                            <w:pPr>
+                              <w:spacing w:after="381"/>
+                              <w:ind w:right="-296"/>
+                              <w:rPr>
+                                <w:noProof/>
+                                <w:color w:val="000000" w:themeColor="text1"/>
+                                <w:sz w:val="24"/>
+                                <w14:shadow w14:blurRad="38100" w14:dist="19050" w14:dir="2700000" w14:sx="100000" w14:sy="100000" w14:kx="0" w14:ky="0" w14:algn="tl">
+                                  <w14:schemeClr w14:val="dk1">
+                                    <w14:alpha w14:val="60000"/>
+                                  </w14:schemeClr>
+                                </w14:shadow>
+                                <w14:textOutline w14:w="0" w14:cap="flat" w14:cmpd="sng" w14:algn="ctr">
+                                  <w14:noFill/>
+                                  <w14:prstDash w14:val="solid"/>
+                                  <w14:round/>
+                                </w14:textOutline>
+                              </w:rPr>
+                            </w:pPr>
+                            <w:r>
+                              <w:rPr>
+                                <w:noProof/>
+                                <w:color w:val="000000" w:themeColor="text1"/>
+                                <w:sz w:val="24"/>
+                                <w14:shadow w14:blurRad="38100" w14:dist="19050" w14:dir="2700000" w14:sx="100000" w14:sy="100000" w14:kx="0" w14:ky="0" w14:algn="tl">
+                                  <w14:schemeClr w14:val="dk1">
+                                    <w14:alpha w14:val="60000"/>
+                                  </w14:schemeClr>
+                                </w14:shadow>
+                                <w14:textOutline w14:w="0" w14:cap="flat" w14:cmpd="sng" w14:algn="ctr">
+                                  <w14:noFill/>
+                                  <w14:prstDash w14:val="solid"/>
+                                  <w14:round/>
+                                </w14:textOutline>
+                              </w:rPr>
+                              <w:t>Форма регистрации                                                                                      да</w:t>
+                            </w:r>
+                          </w:p>
+                        </w:txbxContent>
+                      </wps:txbx>
+                      <wps:bodyPr rot="0" spcFirstLastPara="0" vertOverflow="overflow" horzOverflow="overflow" vert="horz" wrap="square" lIns="91440" tIns="45720" rIns="91440" bIns="45720" numCol="1" spcCol="0" rtlCol="0" fromWordArt="0" anchor="t" anchorCtr="0" forceAA="0" compatLnSpc="1">
+                        <a:prstTxWarp prst="textNoShape">
+                          <a:avLst/>
+                        </a:prstTxWarp>
+                        <a:noAutofit/>
+                      </wps:bodyPr>
+                    </wps:wsp>
+                  </a:graphicData>
+                </a:graphic>
+                <wp14:sizeRelH relativeFrom="margin">
+                  <wp14:pctWidth>0</wp14:pctWidth>
+                </wp14:sizeRelH>
+                <wp14:sizeRelV relativeFrom="margin">
+                  <wp14:pctHeight>0</wp14:pctHeight>
+                </wp14:sizeRelV>
+              </wp:anchor>
+            </w:drawing>
+          </mc:Choice>
+          <mc:Fallback>
+            <w:pict>
+              <v:shapetype w14:anchorId="6149B589" id="_x0000_t202" coordsize="21600,21600" o:spt="202" path="m,l,21600r21600,l21600,xe">
+                <v:stroke joinstyle="miter"/>
+                <v:path gradientshapeok="t" o:connecttype="rect"/>
+              </v:shapetype>
+              <v:shape id="Надпись 1" o:spid="_x0000_s1081" type="#_x0000_t202" style="position:absolute;margin-left:0;margin-top:159.85pt;width:490.5pt;height:24.4pt;z-index:251669504;visibility:visible;mso-wrap-style:square;mso-width-percent:0;mso-height-percent:0;mso-wrap-distance-left:9pt;mso-wrap-distance-top:0;mso-wrap-distance-right:9pt;mso-wrap-distance-bottom:0;mso-position-horizontal:left;mso-position-horizontal-relative:margin;mso-position-vertical:absolute;mso-position-vertical-relative:text;mso-width-percent:0;mso-height-percent:0;mso-width-relative:margin;mso-height-relative:margin;v-text-anchor:top" o:gfxdata="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" filled="f" stroked="f">
+                <v:textbox>
+                  <w:txbxContent>
+                    <w:p>
+                      <w:pPr>
+                        <w:spacing w:after="381"/>
+                        <w:ind w:right="-296"/>
+                        <w:rPr>
+                          <w:noProof/>
+                          <w:color w:val="000000" w:themeColor="text1"/>
+                          <w:sz w:val="24"/>
+                          <w14:shadow w14:blurRad="38100" w14:dist="19050" w14:dir="2700000" w14:sx="100000" w14:sy="100000" w14:kx="0" w14:ky="0" w14:algn="tl">
+                            <w14:schemeClr w14:val="dk1">
+                              <w14:alpha w14:val="60000"/>
+                            </w14:schemeClr>
+                          </w14:shadow>
+                          <w14:textOutline w14:w="0" w14:cap="flat" w14:cmpd="sng" w14:algn="ctr">
+                            <w14:noFill/>
+                            <w14:prstDash w14:val="solid"/>
+                            <w14:round/>
+                          </w14:textOutline>
+                        </w:rPr>
+                      </w:pPr>
+                      <w:r>
+                        <w:rPr>
+                          <w:noProof/>
+                          <w:color w:val="000000" w:themeColor="text1"/>
+                          <w:sz w:val="24"/>
+                          <w14:shadow w14:blurRad="38100" w14:dist="19050" w14:dir="2700000" w14:sx="100000" w14:sy="100000" w14:kx="0" w14:ky="0" w14:algn="tl">
+                            <w14:schemeClr w14:val="dk1">
+                              <w14:alpha w14:val="60000"/>
+                            </w14:schemeClr>
+                          </w14:shadow>
+                          <w14:textOutline w14:w="0" w14:cap="flat" w14:cmpd="sng" w14:algn="ctr">
+                            <w14:noFill/>
+                            <w14:prstDash w14:val="solid"/>
+                            <w14:round/>
+                          </w14:textOutline>
+                        </w:rPr>
+                        <w:t>Форма регистрации                                                                                      да</w:t>
+                      </w:r>
+                    </w:p>
+                  </w:txbxContent>
+                </v:textbox>
+                <w10:wrap anchorx="margin"/>
+              </v:shape>
+            </w:pict>
+          </mc:Fallback>
+        </mc:AlternateContent>
+      </w:r>
+      <w:r>
+        <w:rPr>
+          <w:noProof/>
+        </w:rPr>
+        <mc:AlternateContent>
+          <mc:Choice Requires="wps">
+            <w:drawing>
+              <wp:anchor distT="0" distB="0" distL="114300" distR="114300" simplePos="0" relativeHeight="251667456" behindDoc="0" locked="0" layoutInCell="1" allowOverlap="1" wp14:anchorId="6250C4FB" wp14:editId="1A0F9DF8">
+                <wp:simplePos x="0" y="0"/>
+                <wp:positionH relativeFrom="margin">
+                  <wp:align>left</wp:align>
+                </wp:positionH>
+                <wp:positionV relativeFrom="paragraph">
+                  <wp:posOffset>1667510</wp:posOffset>
+                </wp:positionV>
+                <wp:extent cx="6257925" cy="338138"/>
+                <wp:effectExtent l="0" t="0" r="0" b="5080"/>
+                <wp:wrapNone/>
+                <wp:docPr id="1096369533" name="Надпись 1"/>
+                <wp:cNvGraphicFramePr/>
+                <a:graphic xmlns:a="http://schemas.openxmlformats.org/drawingml/2006/main">
+                  <a:graphicData uri="http://schemas.microsoft.com/office/word/2010/wordprocessingShape">
+                    <wps:wsp>
+                      <wps:cNvSpPr txBox="1"/>
+                      <wps:spPr>
+                        <a:xfrm>
+                          <a:off x="0" y="0"/>
+                          <a:ext cx="6257925" cy="338138"/>
+                        </a:xfrm>
+                        <a:prstGeom prst="rect">
+                          <a:avLst/>
+                        </a:prstGeom>
+                        <a:noFill/>
+                        <a:ln>
+                          <a:noFill/>
+                        </a:ln>
+                      </wps:spPr>
+                      <wps:txbx>
+                        <w:txbxContent>
+                          <w:p>
+                            <w:pPr>
+                              <w:spacing w:after="381"/>
+                              <w:ind w:right="-296"/>
+                              <w:rPr>
+                                <w:noProof/>
+                                <w:color w:val="000000" w:themeColor="text1"/>
+                                <w:sz w:val="24"/>
+                                <w14:shadow w14:blurRad="38100" w14:dist="19050" w14:dir="2700000" w14:sx="100000" w14:sy="100000" w14:kx="0" w14:ky="0" w14:algn="tl">
+                                  <w14:schemeClr w14:val="dk1">
+                                    <w14:alpha w14:val="60000"/>
+                                  </w14:schemeClr>
+                                </w14:shadow>
+                                <w14:textOutline w14:w="0" w14:cap="flat" w14:cmpd="sng" w14:algn="ctr">
+                                  <w14:noFill/>
+                                  <w14:prstDash w14:val="solid"/>
+                                  <w14:round/>
+                                </w14:textOutline>
+                              </w:rPr>
+                            </w:pPr>
+                            <w:r>
+                              <w:rPr>
+                                <w:noProof/>
+                                <w:color w:val="000000" w:themeColor="text1"/>
+                                <w:sz w:val="24"/>
+                                <w14:shadow w14:blurRad="38100" w14:dist="19050" w14:dir="2700000" w14:sx="100000" w14:sy="100000" w14:kx="0" w14:ky="0" w14:algn="tl">
+                                  <w14:schemeClr w14:val="dk1">
+                                    <w14:alpha w14:val="60000"/>
+                                  </w14:schemeClr>
+                                </w14:shadow>
+                                <w14:textOutline w14:w="0" w14:cap="flat" w14:cmpd="sng" w14:algn="ctr">
+                                  <w14:noFill/>
+                                  <w14:prstDash w14:val="solid"/>
+                                  <w14:round/>
+                                </w14:textOutline>
+                              </w:rPr>
+                              <w:t>Инфа о мероприят                                                             да</w:t>
+                            </w:r>
+                          </w:p>
+                        </w:txbxContent>
+                      </wps:txbx>
+                      <wps:bodyPr rot="0" spcFirstLastPara="0" vertOverflow="overflow" horzOverflow="overflow" vert="horz" wrap="square" lIns="91440" tIns="45720" rIns="91440" bIns="45720" numCol="1" spcCol="0" rtlCol="0" fromWordArt="0" anchor="t" anchorCtr="0" forceAA="0" compatLnSpc="1">
+                        <a:prstTxWarp prst="textNoShape">
+                          <a:avLst/>
+                        </a:prstTxWarp>
+                        <a:noAutofit/>
+                      </wps:bodyPr>
+                    </wps:wsp>
+                  </a:graphicData>
+                </a:graphic>
+                <wp14:sizeRelH relativeFrom="margin">
+                  <wp14:pctWidth>0</wp14:pctWidth>
+                </wp14:sizeRelH>
+                <wp14:sizeRelV relativeFrom="margin">
+                  <wp14:pctHeight>0</wp14:pctHeight>
+                </wp14:sizeRelV>
+              </wp:anchor>
+            </w:drawing>
+          </mc:Choice>
+          <mc:Fallback>
+            <w:pict>
+              <v:shape w14:anchorId="6250C4FB" id="_x0000_s1082" type="#_x0000_t202" style="position:absolute;margin-left:0;margin-top:131.3pt;width:492.75pt;height:26.65pt;z-index:251667456;visibility:visible;mso-wrap-style:square;mso-width-percent:0;mso-height-percent:0;mso-wrap-distance-left:9pt;mso-wrap-distance-top:0;mso-wrap-distance-right:9pt;mso-wrap-distance-bottom:0;mso-position-horizontal:left;mso-position-horizontal-relative:margin;mso-position-vertical:absolute;mso-position-vertical-relative:text;mso-width-percent:0;mso-height-percent:0;mso-width-relative:margin;mso-height-relative:margin;v-text-anchor:top" o:gfxdata="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" filled="f" stroked="f">
+                <v:textbox>
+                  <w:txbxContent>
+                    <w:p>
+                      <w:pPr>
+                        <w:spacing w:after="381"/>
+                        <w:ind w:right="-296"/>
+                        <w:rPr>
+                          <w:noProof/>
+                          <w:color w:val="000000" w:themeColor="text1"/>
+                          <w:sz w:val="24"/>
+                          <w14:shadow w14:blurRad="38100" w14:dist="19050" w14:dir="2700000" w14:sx="100000" w14:sy="100000" w14:kx="0" w14:ky="0" w14:algn="tl">
+                            <w14:schemeClr w14:val="dk1">
+                              <w14:alpha w14:val="60000"/>
+                            </w14:schemeClr>
+                          </w14:shadow>
+                          <w14:textOutline w14:w="0" w14:cap="flat" w14:cmpd="sng" w14:algn="ctr">
+                            <w14:noFill/>
+                            <w14:prstDash w14:val="solid"/>
+                            <w14:round/>
+                          </w14:textOutline>
+                        </w:rPr>
+                      </w:pPr>
+                      <w:r>
+                        <w:rPr>
+                          <w:noProof/>
+                          <w:color w:val="000000" w:themeColor="text1"/>
+                          <w:sz w:val="24"/>
+                          <w14:shadow w14:blurRad="38100" w14:dist="19050" w14:dir="2700000" w14:sx="100000" w14:sy="100000" w14:kx="0" w14:ky="0" w14:algn="tl">
+                            <w14:schemeClr w14:val="dk1">
+                              <w14:alpha w14:val="60000"/>
+                            </w14:schemeClr>
+                          </w14:shadow>
+                          <w14:textOutline w14:w="0" w14:cap="flat" w14:cmpd="sng" w14:algn="ctr">
+                            <w14:noFill/>
+                            <w14:prstDash w14:val="solid"/>
+                            <w14:round/>
+                          </w14:textOutline>
+                        </w:rPr>
+                        <w:t>Инфа о мероприят                                                             да</w:t>
+                      </w:r>
+                    </w:p>
+                  </w:txbxContent>
+                </v:textbox>
+                <w10:wrap anchorx="margin"/>
+              </v:shape>
+            </w:pict>
+          </mc:Fallback>
+        </mc:AlternateContent>
+      </w:r>
+      <w:r>
+        <w:rPr>
+          <w:noProof/>
+        </w:rPr>
+        <mc:AlternateContent>
+          <mc:Choice Requires="wps">
+            <w:drawing>
+              <wp:anchor distT="0" distB="0" distL="114300" distR="114300" simplePos="0" relativeHeight="251665408" behindDoc="0" locked="0" layoutInCell="1" allowOverlap="1" wp14:anchorId="39809B07" wp14:editId="4EC62314">
+                <wp:simplePos x="0" y="0"/>
+                <wp:positionH relativeFrom="margin">
+                  <wp:align>left</wp:align>
+                </wp:positionH>
+                <wp:positionV relativeFrom="paragraph">
+                  <wp:posOffset>1331846</wp:posOffset>
+                </wp:positionV>
+                <wp:extent cx="6252845" cy="338137"/>
+                <wp:effectExtent l="0" t="0" r="0" b="5080"/>
+                <wp:wrapNone/>
+                <wp:docPr id="1555185086" name="Надпись 1"/>
+                <wp:cNvGraphicFramePr/>
+                <a:graphic xmlns:a="http://schemas.openxmlformats.org/drawingml/2006/main">
+                  <a:graphicData uri="http://schemas.microsoft.com/office/word/2010/wordprocessingShape">
+                    <wps:wsp>
+                      <wps:cNvSpPr txBox="1"/>
+                      <wps:spPr>
+                        <a:xfrm>
+                          <a:off x="0" y="0"/>
+                          <a:ext cx="6252845" cy="338137"/>
+                        </a:xfrm>
+                        <a:prstGeom prst="rect">
+                          <a:avLst/>
+                        </a:prstGeom>
+                        <a:noFill/>
+                        <a:ln>
+                          <a:noFill/>
+                        </a:ln>
+                      </wps:spPr>
+                      <wps:txbx>
+                        <w:txbxContent>
+                          <w:p>
+                            <w:pPr>
+                              <w:spacing w:after="381"/>
+                              <w:ind w:right="-296"/>
+                              <w:rPr>
+                                <w:noProof/>
+                                <w:color w:val="000000" w:themeColor="text1"/>
+                                <w:sz w:val="24"/>
+                                <w14:shadow w14:blurRad="38100" w14:dist="19050" w14:dir="2700000" w14:sx="100000" w14:sy="100000" w14:kx="0" w14:ky="0" w14:algn="tl">
+                                  <w14:schemeClr w14:val="dk1">
+                                    <w14:alpha w14:val="60000"/>
+                                  </w14:schemeClr>
+                                </w14:shadow>
+                                <w14:textOutline w14:w="0" w14:cap="flat" w14:cmpd="sng" w14:algn="ctr">
+                                  <w14:noFill/>
+                                  <w14:prstDash w14:val="solid"/>
+                                  <w14:round/>
+                                </w14:textOutline>
+                              </w:rPr>
+                            </w:pPr>
+                            <w:r>
+                              <w:rPr>
+                                <w:noProof/>
+                                <w:color w:val="000000" w:themeColor="text1"/>
+                                <w:sz w:val="24"/>
+                                <w14:shadow w14:blurRad="38100" w14:dist="19050" w14:dir="2700000" w14:sx="100000" w14:sy="100000" w14:kx="0" w14:ky="0" w14:algn="tl">
+                                  <w14:schemeClr w14:val="dk1">
+                                    <w14:alpha w14:val="60000"/>
+                                  </w14:schemeClr>
+                                </w14:shadow>
+                                <w14:textOutline w14:w="0" w14:cap="flat" w14:cmpd="sng" w14:algn="ctr">
+                                  <w14:noFill/>
+                                  <w14:prstDash w14:val="solid"/>
+                                  <w14:round/>
+                                </w14:textOutline>
+                              </w:rPr>
+                              <w:t>Фильтры                                                        да</w:t>
+                            </w:r>
+                          </w:p>
+                        </w:txbxContent>
+                      </wps:txbx>
+                      <wps:bodyPr rot="0" spcFirstLastPara="0" vertOverflow="overflow" horzOverflow="overflow" vert="horz" wrap="square" lIns="91440" tIns="45720" rIns="91440" bIns="45720" numCol="1" spcCol="0" rtlCol="0" fromWordArt="0" anchor="t" anchorCtr="0" forceAA="0" compatLnSpc="1">
+                        <a:prstTxWarp prst="textNoShape">
+                          <a:avLst/>
+                        </a:prstTxWarp>
+                        <a:noAutofit/>
+                      </wps:bodyPr>
+                    </wps:wsp>
+                  </a:graphicData>
+                </a:graphic>
+                <wp14:sizeRelH relativeFrom="margin">
+                  <wp14:pctWidth>0</wp14:pctWidth>
+                </wp14:sizeRelH>
+                <wp14:sizeRelV relativeFrom="margin">
+                  <wp14:pctHeight>0</wp14:pctHeight>
+                </wp14:sizeRelV>
+              </wp:anchor>
+            </w:drawing>
+          </mc:Choice>
+          <mc:Fallback>
+            <w:pict>
+              <v:shape w14:anchorId="39809B07" id="_x0000_s1083" type="#_x0000_t202" style="position:absolute;margin-left:0;margin-top:104.85pt;width:492.35pt;height:26.6pt;z-index:251665408;visibility:visible;mso-wrap-style:square;mso-width-percent:0;mso-height-percent:0;mso-wrap-distance-left:9pt;mso-wrap-distance-top:0;mso-wrap-distance-right:9pt;mso-wrap-distance-bottom:0;mso-position-horizontal:left;mso-position-horizontal-relative:margin;mso-position-vertical:absolute;mso-position-vertical-relative:text;mso-width-percent:0;mso-height-percent:0;mso-width-relative:margin;mso-height-relative:margin;v-text-anchor:top" o:gfxdata="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" filled="f" stroked="f">
+                <v:textbox>
+                  <w:txbxContent>
+                    <w:p>
+                      <w:pPr>
+                        <w:spacing w:after="381"/>
+                        <w:ind w:right="-296"/>
+                        <w:rPr>
+                          <w:noProof/>
+                          <w:color w:val="000000" w:themeColor="text1"/>
+                          <w:sz w:val="24"/>
+                          <w14:shadow w14:blurRad="38100" w14:dist="19050" w14:dir="2700000" w14:sx="100000" w14:sy="100000" w14:kx="0" w14:ky="0" w14:algn="tl">
+                            <w14:schemeClr w14:val="dk1">
+                              <w14:alpha w14:val="60000"/>
+                            </w14:schemeClr>
+                          </w14:shadow>
+                          <w14:textOutline w14:w="0" w14:cap="flat" w14:cmpd="sng" w14:algn="ctr">
+                            <w14:noFill/>
+                            <w14:prstDash w14:val="solid"/>
+                            <w14:round/>
+                          </w14:textOutline>
+                        </w:rPr>
+                      </w:pPr>
+                      <w:r>
+                        <w:rPr>
+                          <w:noProof/>
+                          <w:color w:val="000000" w:themeColor="text1"/>
+                          <w:sz w:val="24"/>
+                          <w14:shadow w14:blurRad="38100" w14:dist="19050" w14:dir="2700000" w14:sx="100000" w14:sy="100000" w14:kx="0" w14:ky="0" w14:algn="tl">
+                            <w14:schemeClr w14:val="dk1">
+                              <w14:alpha w14:val="60000"/>
+                            </w14:schemeClr>
+                          </w14:shadow>
+                          <w14:textOutline w14:w="0" w14:cap="flat" w14:cmpd="sng" w14:algn="ctr">
+                            <w14:noFill/>
+                            <w14:prstDash w14:val="solid"/>
+                            <w14:round/>
+                          </w14:textOutline>
+                        </w:rPr>
+                        <w:t>Фильтры                                                        да</w:t>
+                      </w:r>
+                    </w:p>
+                  </w:txbxContent>
+                </v:textbox>
+                <w10:wrap anchorx="margin"/>
+              </v:shape>
+            </w:pict>
+          </mc:Fallback>
+        </mc:AlternateContent>
+      </w:r>
+      <w:r>
+        <w:rPr>
+          <w:noProof/>
+        </w:rPr>
+        <mc:AlternateContent>
+          <mc:Choice Requires="wps">
+            <w:drawing>
+              <wp:anchor distT="0" distB="0" distL="114300" distR="114300" simplePos="0" relativeHeight="251663360" behindDoc="0" locked="0" layoutInCell="1" allowOverlap="1" wp14:anchorId="1A274155" wp14:editId="275EA8A6">
+                <wp:simplePos x="0" y="0"/>
+                <wp:positionH relativeFrom="margin">
+                  <wp:align>left</wp:align>
+                </wp:positionH>
+                <wp:positionV relativeFrom="paragraph">
+                  <wp:posOffset>1034733</wp:posOffset>
+                </wp:positionV>
+                <wp:extent cx="6396038" cy="247650"/>
+                <wp:effectExtent l="0" t="0" r="0" b="0"/>
+                <wp:wrapNone/>
+                <wp:docPr id="2066395060" name="Надпись 1"/>
+                <wp:cNvGraphicFramePr/>
+                <a:graphic xmlns:a="http://schemas.openxmlformats.org/drawingml/2006/main">
+                  <a:graphicData uri="http://schemas.microsoft.com/office/word/2010/wordprocessingShape">
+                    <wps:wsp>
+                      <wps:cNvSpPr txBox="1"/>
+                      <wps:spPr>
+                        <a:xfrm>
+                          <a:off x="0" y="0"/>
+                          <a:ext cx="6396038" cy="247650"/>
+                        </a:xfrm>
+                        <a:prstGeom prst="rect">
+                          <a:avLst/>
+                        </a:prstGeom>
+                        <a:noFill/>
+                        <a:ln>
+                          <a:noFill/>
+                        </a:ln>
+                      </wps:spPr>
+                      <wps:txbx>
+                        <w:txbxContent>
+                          <w:p>
+                            <w:r>
+                              <w:t>Поиск                                                                   да                                                                            поиск мероприятия</w:t>
+                            </w:r>
+                          </w:p>
+                        </w:txbxContent>
+                      </wps:txbx>
+                      <wps:bodyPr rot="0" spcFirstLastPara="0" vertOverflow="overflow" horzOverflow="overflow" vert="horz" wrap="square" lIns="91440" tIns="45720" rIns="91440" bIns="45720" numCol="1" spcCol="0" rtlCol="0" fromWordArt="0" anchor="t" anchorCtr="0" forceAA="0" compatLnSpc="1">
+                        <a:prstTxWarp prst="textNoShape">
+                          <a:avLst/>
+                        </a:prstTxWarp>
+                        <a:noAutofit/>
+                      </wps:bodyPr>
+                    </wps:wsp>
+                  </a:graphicData>
+                </a:graphic>
+                <wp14:sizeRelH relativeFrom="margin">
+                  <wp14:pctWidth>0</wp14:pctWidth>
+                </wp14:sizeRelH>
+                <wp14:sizeRelV relativeFrom="margin">
+                  <wp14:pctHeight>0</wp14:pctHeight>
+                </wp14:sizeRelV>
+              </wp:anchor>
+            </w:drawing>
+          </mc:Choice>
+          <mc:Fallback>
+            <w:pict>
+              <v:shape w14:anchorId="1A274155" id="_x0000_s1084" type="#_x0000_t202" style="position:absolute;margin-left:0;margin-top:81.5pt;width:503.65pt;height:19.5pt;z-index:251663360;visibility:visible;mso-wrap-style:square;mso-width-percent:0;mso-height-percent:0;mso-wrap-distance-left:9pt;mso-wrap-distance-top:0;mso-wrap-distance-right:9pt;mso-wrap-distance-bottom:0;mso-position-horizontal:left;mso-position-horizontal-relative:margin;mso-position-vertical:absolute;mso-position-vertical-relative:text;mso-width-percent:0;mso-height-percent:0;mso-width-relative:margin;mso-height-relative:margin;v-text-anchor:top" o:gfxdata="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" filled="f" stroked="f">
+                <v:textbox>
+                  <w:txbxContent>
+                    <w:p>
+                      <w:r>
+                        <w:t>Поиск                                                                   да                                                                            поиск мероприятия</w:t>
+                      </w:r>
+                    </w:p>
+                  </w:txbxContent>
+                </v:textbox>
+                <w10:wrap anchorx="margin"/>
+              </v:shape>
+            </w:pict>
+          </mc:Fallback>
+        </mc:AlternateContent>
+      </w:r>
+      <w:r>
+        <w:rPr>
+          <w:noProof/>
+        </w:rPr>
+        <mc:AlternateContent>
+          <mc:Choice Requires="wps">
+            <w:drawing>
+              <wp:anchor distT="0" distB="0" distL="114300" distR="114300" simplePos="0" relativeHeight="251661312" behindDoc="0" locked="0" layoutInCell="1" allowOverlap="1" wp14:anchorId="7185FC36" wp14:editId="330EF8B4">
+                <wp:simplePos x="0" y="0"/>
+                <wp:positionH relativeFrom="margin">
+                  <wp:align>left</wp:align>
+                </wp:positionH>
+                <wp:positionV relativeFrom="paragraph">
+                  <wp:posOffset>643890</wp:posOffset>
+                </wp:positionV>
+                <wp:extent cx="6253163" cy="346949"/>
+                <wp:effectExtent l="0" t="0" r="0" b="0"/>
+                <wp:wrapNone/>
+                <wp:docPr id="571158697" name="Надпись 1"/>
+                <wp:cNvGraphicFramePr/>
+                <a:graphic xmlns:a="http://schemas.openxmlformats.org/drawingml/2006/main">
+                  <a:graphicData uri="http://schemas.microsoft.com/office/word/2010/wordprocessingShape">
+                    <wps:wsp>
+                      <wps:cNvSpPr txBox="1"/>
+                      <wps:spPr>
+                        <a:xfrm>
+                          <a:off x="0" y="0"/>
+                          <a:ext cx="6253163" cy="346949"/>
+                        </a:xfrm>
+                        <a:prstGeom prst="rect">
+                          <a:avLst/>
+                        </a:prstGeom>
+                        <a:noFill/>
+                        <a:ln>
+                          <a:noFill/>
+                        </a:ln>
+                      </wps:spPr>
+                      <wps:txbx>
+                        <w:txbxContent>
+                          <w:p>
+                            <w:pPr>
+                              <w:spacing w:after="381"/>
+                              <w:ind w:right="-296"/>
+                              <w:rPr>
+                                <w:noProof/>
+                                <w:color w:val="000000" w:themeColor="text1"/>
+                                <w:sz w:val="24"/>
+                                <w14:shadow w14:blurRad="38100" w14:dist="19050" w14:dir="2700000" w14:sx="100000" w14:sy="100000" w14:kx="0" w14:ky="0" w14:algn="tl">
+                                  <w14:schemeClr w14:val="dk1">
+                                    <w14:alpha w14:val="60000"/>
+                                  </w14:schemeClr>
+                                </w14:shadow>
+                                <w14:textOutline w14:w="0" w14:cap="flat" w14:cmpd="sng" w14:algn="ctr">
+                                  <w14:noFill/>
+                                  <w14:prstDash w14:val="solid"/>
+                                  <w14:round/>
+                                </w14:textOutline>
+                              </w:rPr>
+                            </w:pPr>
+                            <w:r>
+                              <w:rPr>
+                                <w:noProof/>
+                                <w:color w:val="000000" w:themeColor="text1"/>
+                                <w:sz w:val="24"/>
+                                <w14:shadow w14:blurRad="38100" w14:dist="19050" w14:dir="2700000" w14:sx="100000" w14:sy="100000" w14:kx="0" w14:ky="0" w14:algn="tl">
+                                  <w14:schemeClr w14:val="dk1">
+                                    <w14:alpha w14:val="60000"/>
+                                  </w14:schemeClr>
+                                </w14:shadow>
+                                <w14:textOutline w14:w="0" w14:cap="flat" w14:cmpd="sng" w14:algn="ctr">
+                                  <w14:noFill/>
+                                  <w14:prstDash w14:val="solid"/>
+                                  <w14:round/>
+                                </w14:textOutline>
+                              </w:rPr>
+                              <w:t xml:space="preserve">Шапка                                                            да                   да                     да   </w:t>
+                            </w:r>
+                          </w:p>
+                        </w:txbxContent>
+                      </wps:txbx>
+                      <wps:bodyPr rot="0" spcFirstLastPara="0" vertOverflow="overflow" horzOverflow="overflow" vert="horz" wrap="square" lIns="91440" tIns="45720" rIns="91440" bIns="45720" numCol="1" spcCol="0" rtlCol="0" fromWordArt="0" anchor="t" anchorCtr="0" forceAA="0" compatLnSpc="1">
+                        <a:prstTxWarp prst="textNoShape">
+                          <a:avLst/>
+                        </a:prstTxWarp>
+                        <a:noAutofit/>
+                      </wps:bodyPr>
+                    </wps:wsp>
+                  </a:graphicData>
+                </a:graphic>
+                <wp14:sizeRelH relativeFrom="margin">
+                  <wp14:pctWidth>0</wp14:pctWidth>
+                </wp14:sizeRelH>
+                <wp14:sizeRelV relativeFrom="margin">
+                  <wp14:pctHeight>0</wp14:pctHeight>
+                </wp14:sizeRelV>
+              </wp:anchor>
+            </w:drawing>
+          </mc:Choice>
+          <mc:Fallback>
+            <w:pict>
+              <v:shape w14:anchorId="7185FC36" id="_x0000_s1085" type="#_x0000_t202" style="position:absolute;margin-left:0;margin-top:50.7pt;width:492.4pt;height:27.3pt;z-index:251661312;visibility:visible;mso-wrap-style:square;mso-width-percent:0;mso-height-percent:0;mso-wrap-distance-left:9pt;mso-wrap-distance-top:0;mso-wrap-distance-right:9pt;mso-wrap-distance-bottom:0;mso-position-horizontal:left;mso-position-horizontal-relative:margin;mso-position-vertical:absolute;mso-position-vertical-relative:text;mso-width-percent:0;mso-height-percent:0;mso-width-relative:margin;mso-height-relative:margin;v-text-anchor:top" o:gfxdata="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" filled="f" stroked="f">
+                <v:textbox>
+                  <w:txbxContent>
+                    <w:p>
+                      <w:pPr>
+                        <w:spacing w:after="381"/>
+                        <w:ind w:right="-296"/>
+                        <w:rPr>
+                          <w:noProof/>
+                          <w:color w:val="000000" w:themeColor="text1"/>
+                          <w:sz w:val="24"/>
+                          <w14:shadow w14:blurRad="38100" w14:dist="19050" w14:dir="2700000" w14:sx="100000" w14:sy="100000" w14:kx="0" w14:ky="0" w14:algn="tl">
+                            <w14:schemeClr w14:val="dk1">
+                              <w14:alpha w14:val="60000"/>
+                            </w14:schemeClr>
+                          </w14:shadow>
+                          <w14:textOutline w14:w="0" w14:cap="flat" w14:cmpd="sng" w14:algn="ctr">
+                            <w14:noFill/>
+                            <w14:prstDash w14:val="solid"/>
+                            <w14:round/>
+                          </w14:textOutline>
+                        </w:rPr>
+                      </w:pPr>
+                      <w:r>
+                        <w:rPr>
+                          <w:noProof/>
+                          <w:color w:val="000000" w:themeColor="text1"/>
+                          <w:sz w:val="24"/>
+                          <w14:shadow w14:blurRad="38100" w14:dist="19050" w14:dir="2700000" w14:sx="100000" w14:sy="100000" w14:kx="0" w14:ky="0" w14:algn="tl">
+                            <w14:schemeClr w14:val="dk1">
+                              <w14:alpha w14:val="60000"/>
+                            </w14:schemeClr>
+                          </w14:shadow>
+                          <w14:textOutline w14:w="0" w14:cap="flat" w14:cmpd="sng" w14:algn="ctr">
+                            <w14:noFill/>
+                            <w14:prstDash w14:val="solid"/>
+                            <w14:round/>
+                          </w14:textOutline>
+                        </w:rPr>
+                        <w:t xml:space="preserve">Шапка                                                            да                   да                     да   </w:t>
+                      </w:r>
+                    </w:p>
+                  </w:txbxContent>
+                </v:textbox>
+                <w10:wrap anchorx="margin"/>
+              </v:shape>
+            </w:pict>
+          </mc:Fallback>
+        </mc:AlternateContent>
+      </w:r>
+      <w:r>
+        <w:rPr>
+          <w:noProof/>
+        </w:rPr>
+        <mc:AlternateContent>
           <mc:Choice Requires="wpg">
             <w:drawing>
-              <wp:inline distT="0" distB="0" distL="0" distR="0" wp14:anchorId="72AED16C" wp14:editId="37A501B0">
-                <wp:extent cx="6264000" cy="3042001"/>
-                <wp:effectExtent l="0" t="0" r="0" b="0"/>
+              <wp:inline distT="0" distB="0" distL="0" distR="0" wp14:anchorId="72AED16C" wp14:editId="798E6E97">
+                <wp:extent cx="6276975" cy="3042001"/>
+                <wp:effectExtent l="0" t="0" r="9525" b="25400"/>
                 <wp:docPr id="13458" name="Group 13458"/>
                 <wp:cNvGraphicFramePr/>
                 <a:graphic xmlns:a="http://schemas.openxmlformats.org/drawingml/2006/main">
@@ -5019,9 +5639,9 @@
                       <wpg:grpSpPr>
                         <a:xfrm>
                           <a:off x="0" y="0"/>
-                          <a:ext cx="6264000" cy="3042001"/>
+                          <a:ext cx="6276975" cy="3042001"/>
                           <a:chOff x="0" y="0"/>
-                          <a:chExt cx="6264000" cy="3042001"/>
+                          <a:chExt cx="6276975" cy="3042001"/>
                         </a:xfrm>
                       </wpg:grpSpPr>
                       <wps:wsp>
@@ -5253,8 +5873,8 @@
                         <wps:cNvSpPr/>
                         <wps:spPr>
                           <a:xfrm>
-                            <a:off x="44450" y="372417"/>
-                            <a:ext cx="2995012" cy="121081"/>
+                            <a:off x="44450" y="372374"/>
+                            <a:ext cx="2341563" cy="156264"/>
                           </a:xfrm>
                           <a:prstGeom prst="rect">
                             <a:avLst/>
@@ -5272,109 +5892,7 @@
                                   <w:w w:val="126"/>
                                   <w:sz w:val="14"/>
                                 </w:rPr>
-                                <w:t>Карточки</w:t>
-                              </w:r>
-                              <w:r>
-                                <w:rPr>
-                                  <w:color w:val="9AA6B2"/>
-                                  <w:spacing w:val="13"/>
-                                  <w:w w:val="126"/>
-                                  <w:sz w:val="14"/>
-                                </w:rPr>
-                                <w:t xml:space="preserve"> </w:t>
-                              </w:r>
-                              <w:r>
-                                <w:rPr>
-                                  <w:color w:val="9AA6B2"/>
-                                  <w:w w:val="126"/>
-                                  <w:sz w:val="14"/>
-                                </w:rPr>
-                                <w:t>/</w:t>
-                              </w:r>
-                              <w:r>
-                                <w:rPr>
-                                  <w:color w:val="9AA6B2"/>
-                                  <w:spacing w:val="13"/>
-                                  <w:w w:val="126"/>
-                                  <w:sz w:val="14"/>
-                                </w:rPr>
-                                <w:t xml:space="preserve"> </w:t>
-                              </w:r>
-                              <w:r>
-                                <w:rPr>
-                                  <w:color w:val="9AA6B2"/>
-                                  <w:w w:val="126"/>
-                                  <w:sz w:val="14"/>
-                                </w:rPr>
-                                <w:t>вкладки</w:t>
-                              </w:r>
-                              <w:r>
-                                <w:rPr>
-                                  <w:color w:val="9AA6B2"/>
-                                  <w:spacing w:val="13"/>
-                                  <w:w w:val="126"/>
-                                  <w:sz w:val="14"/>
-                                </w:rPr>
-                                <w:t xml:space="preserve"> </w:t>
-                              </w:r>
-                              <w:r>
-                                <w:rPr>
-                                  <w:color w:val="9AA6B2"/>
-                                  <w:w w:val="126"/>
-                                  <w:sz w:val="14"/>
-                                </w:rPr>
-                                <w:t>/</w:t>
-                              </w:r>
-                              <w:r>
-                                <w:rPr>
-                                  <w:color w:val="9AA6B2"/>
-                                  <w:spacing w:val="13"/>
-                                  <w:w w:val="126"/>
-                                  <w:sz w:val="14"/>
-                                </w:rPr>
-                                <w:t xml:space="preserve"> </w:t>
-                              </w:r>
-                              <w:r>
-                                <w:rPr>
-                                  <w:color w:val="9AA6B2"/>
-                                  <w:w w:val="126"/>
-                                  <w:sz w:val="14"/>
-                                </w:rPr>
-                                <w:t>валидация</w:t>
-                              </w:r>
-                              <w:r>
-                                <w:rPr>
-                                  <w:color w:val="9AA6B2"/>
-                                  <w:spacing w:val="13"/>
-                                  <w:w w:val="126"/>
-                                  <w:sz w:val="14"/>
-                                </w:rPr>
-                                <w:t xml:space="preserve"> </w:t>
-                              </w:r>
-                              <w:r>
-                                <w:rPr>
-                                  <w:color w:val="9AA6B2"/>
-                                  <w:w w:val="126"/>
-                                  <w:sz w:val="14"/>
-                                </w:rPr>
-                                <w:t>/</w:t>
-                              </w:r>
-                              <w:r>
-                                <w:rPr>
-                                  <w:color w:val="9AA6B2"/>
-                                  <w:spacing w:val="13"/>
-                                  <w:w w:val="126"/>
-                                  <w:sz w:val="14"/>
-                                </w:rPr>
-                                <w:t xml:space="preserve"> </w:t>
-                              </w:r>
-                              <w:r>
-                                <w:rPr>
-                                  <w:color w:val="9AA6B2"/>
-                                  <w:w w:val="126"/>
-                                  <w:sz w:val="14"/>
-                                </w:rPr>
-                                <w:t>пагинация...</w:t>
+                                <w:t>Масштабирование на разные устройства</w:t>
                               </w:r>
                             </w:p>
                           </w:txbxContent>
@@ -5453,8 +5971,8 @@
                         <wps:cNvSpPr/>
                         <wps:spPr>
                           <a:xfrm>
-                            <a:off x="2492450" y="372417"/>
-                            <a:ext cx="47447" cy="121081"/>
+                            <a:off x="2687712" y="362849"/>
+                            <a:ext cx="355525" cy="184839"/>
                           </a:xfrm>
                           <a:prstGeom prst="rect">
                             <a:avLst/>
@@ -5472,7 +5990,7 @@
                                   <w:w w:val="131"/>
                                   <w:sz w:val="14"/>
                                 </w:rPr>
-                                <w:t>[</w:t>
+                                <w:t>да</w:t>
                               </w:r>
                             </w:p>
                           </w:txbxContent>
@@ -5519,8 +6037,8 @@
                         <wps:cNvSpPr/>
                         <wps:spPr>
                           <a:xfrm>
-                            <a:off x="3320124" y="372417"/>
-                            <a:ext cx="38658" cy="121081"/>
+                            <a:off x="3520149" y="339036"/>
+                            <a:ext cx="527976" cy="175251"/>
                           </a:xfrm>
                           <a:prstGeom prst="rect">
                             <a:avLst/>
@@ -5538,6 +6056,13 @@
                                   <w:sz w:val="14"/>
                                 </w:rPr>
                                 <w:t xml:space="preserve"> </w:t>
+                              </w:r>
+                              <w:r>
+                                <w:rPr>
+                                  <w:color w:val="9AA6B2"/>
+                                  <w:sz w:val="14"/>
+                                </w:rPr>
+                                <w:t>да</w:t>
                               </w:r>
                             </w:p>
                           </w:txbxContent>
@@ -5617,8 +6142,8 @@
                         <wps:cNvSpPr/>
                         <wps:spPr>
                           <a:xfrm>
-                            <a:off x="4220125" y="372417"/>
-                            <a:ext cx="38658" cy="121081"/>
+                            <a:off x="4391574" y="387335"/>
+                            <a:ext cx="523325" cy="213414"/>
                           </a:xfrm>
                           <a:prstGeom prst="rect">
                             <a:avLst/>
@@ -5636,6 +6161,13 @@
                                   <w:sz w:val="14"/>
                                 </w:rPr>
                                 <w:t xml:space="preserve"> </w:t>
+                              </w:r>
+                              <w:r>
+                                <w:rPr>
+                                  <w:color w:val="9AA6B2"/>
+                                  <w:sz w:val="14"/>
+                                </w:rPr>
+                                <w:t>да</w:t>
                               </w:r>
                             </w:p>
                           </w:txbxContent>
@@ -5682,8 +6214,8 @@
                         <wps:cNvSpPr/>
                         <wps:spPr>
                           <a:xfrm>
-                            <a:off x="5084450" y="372417"/>
-                            <a:ext cx="115974" cy="121081"/>
+                            <a:off x="5048250" y="391243"/>
+                            <a:ext cx="1228725" cy="237407"/>
                           </a:xfrm>
                           <a:prstGeom prst="rect">
                             <a:avLst/>
@@ -5696,12 +6228,7 @@
                           <w:txbxContent>
                             <w:p>
                               <w:r>
-                                <w:rPr>
-                                  <w:color w:val="9AA6B2"/>
-                                  <w:w w:val="129"/>
-                                  <w:sz w:val="14"/>
-                                </w:rPr>
-                                <w:t>...</w:t>
+                                <w:t>масштабируемость</w:t>
                               </w:r>
                             </w:p>
                           </w:txbxContent>
@@ -6438,12 +6965,12 @@
           </mc:Choice>
           <mc:Fallback>
             <w:pict>
-              <v:group w14:anchorId="72AED16C" id="Group 13458" o:spid="_x0000_s1081" style="width:493.25pt;height:239.55pt;mso-position-horizontal-relative:char;mso-position-vertical-relative:line" coordsize="62640,30420" o:gfxdata="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">
-                <v:shape id="Shape 15224" o:spid="_x0000_s1082" style="position:absolute;width:62640;height:3060;visibility:visible;mso-wrap-style:square;v-text-anchor:top" coordsize="6264000,306000" o:gfxdata="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" path="m,l6264000,r,306000l,306000,,e" fillcolor="#17324d" stroked="f" strokeweight="0">
+              <v:group w14:anchorId="72AED16C" id="Group 13458" o:spid="_x0000_s1086" style="width:494.25pt;height:239.55pt;mso-position-horizontal-relative:char;mso-position-vertical-relative:line" coordsize="62769,30420" o:gfxdata="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">
+                <v:shape id="Shape 15224" o:spid="_x0000_s1087" style="position:absolute;width:62640;height:3060;visibility:visible;mso-wrap-style:square;v-text-anchor:top" coordsize="6264000,306000" o:gfxdata="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" path="m,l6264000,r,306000l,306000,,e" fillcolor="#17324d" stroked="f" strokeweight="0">
                   <v:stroke miterlimit="83231f" joinstyle="miter"/>
                   <v:path arrowok="t" textboxrect="0,0,6264000,306000"/>
                 </v:shape>
-                <v:rect id="Rectangle 223" o:spid="_x0000_s1083" style="position:absolute;left:9156;top:597;width:8202;height:1194;visibility:visible;mso-wrap-style:square;v-text-anchor:top" o:gfxdata="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" filled="f" stroked="f">
+                <v:rect id="Rectangle 223" o:spid="_x0000_s1088" style="position:absolute;left:9156;top:597;width:8202;height:1194;visibility:visible;mso-wrap-style:square;v-text-anchor:top" o:gfxdata="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" filled="f" stroked="f">
                   <v:textbox inset="0,0,0,0">
                     <w:txbxContent>
                       <w:p>
@@ -6460,7 +6987,7 @@
                     </w:txbxContent>
                   </v:textbox>
                 </v:rect>
-                <v:rect id="Rectangle 224" o:spid="_x0000_s1084" style="position:absolute;left:26326;top:597;width:5622;height:1194;visibility:visible;mso-wrap-style:square;v-text-anchor:top" o:gfxdata="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" filled="f" stroked="f">
+                <v:rect id="Rectangle 224" o:spid="_x0000_s1089" style="position:absolute;left:26326;top:597;width:5622;height:1194;visibility:visible;mso-wrap-style:square;v-text-anchor:top" o:gfxdata="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" filled="f" stroked="f">
                   <v:textbox inset="0,0,0,0">
                     <w:txbxContent>
                       <w:p>
@@ -6477,7 +7004,7 @@
                     </w:txbxContent>
                   </v:textbox>
                 </v:rect>
-                <v:rect id="Rectangle 225" o:spid="_x0000_s1085" style="position:absolute;left:33390;top:597;width:9335;height:1194;visibility:visible;mso-wrap-style:square;v-text-anchor:top" o:gfxdata="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" filled="f" stroked="f">
+                <v:rect id="Rectangle 225" o:spid="_x0000_s1090" style="position:absolute;left:33390;top:597;width:9335;height:1194;visibility:visible;mso-wrap-style:square;v-text-anchor:top" o:gfxdata="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" filled="f" stroked="f">
                   <v:textbox inset="0,0,0,0">
                     <w:txbxContent>
                       <w:p>
@@ -6494,7 +7021,7 @@
                     </w:txbxContent>
                   </v:textbox>
                 </v:rect>
-                <v:rect id="Rectangle 226" o:spid="_x0000_s1086" style="position:absolute;left:42617;top:597;width:8732;height:1194;visibility:visible;mso-wrap-style:square;v-text-anchor:top" o:gfxdata="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" filled="f" stroked="f">
+                <v:rect id="Rectangle 226" o:spid="_x0000_s1091" style="position:absolute;left:42617;top:597;width:8732;height:1194;visibility:visible;mso-wrap-style:square;v-text-anchor:top" o:gfxdata="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" filled="f" stroked="f">
                   <v:textbox inset="0,0,0,0">
                     <w:txbxContent>
                       <w:p>
@@ -6511,7 +7038,7 @@
                     </w:txbxContent>
                   </v:textbox>
                 </v:rect>
-                <v:rect id="Rectangle 227" o:spid="_x0000_s1087" style="position:absolute;left:52967;top:597;width:9450;height:1194;visibility:visible;mso-wrap-style:square;v-text-anchor:top" o:gfxdata="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" filled="f" stroked="f">
+                <v:rect id="Rectangle 227" o:spid="_x0000_s1092" style="position:absolute;left:52967;top:597;width:9450;height:1194;visibility:visible;mso-wrap-style:square;v-text-anchor:top" o:gfxdata="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" filled="f" stroked="f">
                   <v:textbox inset="0,0,0,0">
                     <w:txbxContent>
                       <w:p>
@@ -6528,7 +7055,7 @@
                     </w:txbxContent>
                   </v:textbox>
                 </v:rect>
-                <v:rect id="Rectangle 228" o:spid="_x0000_s1088" style="position:absolute;left:444;top:3724;width:29950;height:1210;visibility:visible;mso-wrap-style:square;v-text-anchor:top" o:gfxdata="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" filled="f" stroked="f">
+                <v:rect id="Rectangle 228" o:spid="_x0000_s1093" style="position:absolute;left:444;top:3723;width:23416;height:1563;visibility:visible;mso-wrap-style:square;v-text-anchor:top" o:gfxdata="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" filled="f" stroked="f">
                   <v:textbox inset="0,0,0,0">
                     <w:txbxContent>
                       <w:p>
@@ -6538,115 +7065,13 @@
                             <w:w w:val="126"/>
                             <w:sz w:val="14"/>
                           </w:rPr>
-                          <w:t>Карточки</w:t>
-                        </w:r>
-                        <w:r>
-                          <w:rPr>
-                            <w:color w:val="9AA6B2"/>
-                            <w:spacing w:val="13"/>
-                            <w:w w:val="126"/>
-                            <w:sz w:val="14"/>
-                          </w:rPr>
-                          <w:t xml:space="preserve"> </w:t>
-                        </w:r>
-                        <w:r>
-                          <w:rPr>
-                            <w:color w:val="9AA6B2"/>
-                            <w:w w:val="126"/>
-                            <w:sz w:val="14"/>
-                          </w:rPr>
-                          <w:t>/</w:t>
-                        </w:r>
-                        <w:r>
-                          <w:rPr>
-                            <w:color w:val="9AA6B2"/>
-                            <w:spacing w:val="13"/>
-                            <w:w w:val="126"/>
-                            <w:sz w:val="14"/>
-                          </w:rPr>
-                          <w:t xml:space="preserve"> </w:t>
-                        </w:r>
-                        <w:r>
-                          <w:rPr>
-                            <w:color w:val="9AA6B2"/>
-                            <w:w w:val="126"/>
-                            <w:sz w:val="14"/>
-                          </w:rPr>
-                          <w:t>вкладки</w:t>
-                        </w:r>
-                        <w:r>
-                          <w:rPr>
-                            <w:color w:val="9AA6B2"/>
-                            <w:spacing w:val="13"/>
-                            <w:w w:val="126"/>
-                            <w:sz w:val="14"/>
-                          </w:rPr>
-                          <w:t xml:space="preserve"> </w:t>
-                        </w:r>
-                        <w:r>
-                          <w:rPr>
-                            <w:color w:val="9AA6B2"/>
-                            <w:w w:val="126"/>
-                            <w:sz w:val="14"/>
-                          </w:rPr>
-                          <w:t>/</w:t>
-                        </w:r>
-                        <w:r>
-                          <w:rPr>
-                            <w:color w:val="9AA6B2"/>
-                            <w:spacing w:val="13"/>
-                            <w:w w:val="126"/>
-                            <w:sz w:val="14"/>
-                          </w:rPr>
-                          <w:t xml:space="preserve"> </w:t>
-                        </w:r>
-                        <w:r>
-                          <w:rPr>
-                            <w:color w:val="9AA6B2"/>
-                            <w:w w:val="126"/>
-                            <w:sz w:val="14"/>
-                          </w:rPr>
-                          <w:t>валидация</w:t>
-                        </w:r>
-                        <w:r>
-                          <w:rPr>
-                            <w:color w:val="9AA6B2"/>
-                            <w:spacing w:val="13"/>
-                            <w:w w:val="126"/>
-                            <w:sz w:val="14"/>
-                          </w:rPr>
-                          <w:t xml:space="preserve"> </w:t>
-                        </w:r>
-                        <w:r>
-                          <w:rPr>
-                            <w:color w:val="9AA6B2"/>
-                            <w:w w:val="126"/>
-                            <w:sz w:val="14"/>
-                          </w:rPr>
-                          <w:t>/</w:t>
-                        </w:r>
-                        <w:r>
-                          <w:rPr>
-                            <w:color w:val="9AA6B2"/>
-                            <w:spacing w:val="13"/>
-                            <w:w w:val="126"/>
-                            <w:sz w:val="14"/>
-                          </w:rPr>
-                          <w:t xml:space="preserve"> </w:t>
-                        </w:r>
-                        <w:r>
-                          <w:rPr>
-                            <w:color w:val="9AA6B2"/>
-                            <w:w w:val="126"/>
-                            <w:sz w:val="14"/>
-                          </w:rPr>
-                          <w:t>пагинация...</w:t>
+                          <w:t>Масштабирование на разные устройства</w:t>
                         </w:r>
                       </w:p>
                     </w:txbxContent>
                   </v:textbox>
                 </v:rect>
-                <v:rect id="Rectangle 9180" o:spid="_x0000_s1089" style="position:absolute;left:25571;top:3724;width:475;height:1210;visibility:visible;mso-wrap-style:square;v-text-anchor:top" o:gfxdata="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" filled="f" stroked="f">
+                <v:rect id="Rectangle 9180" o:spid="_x0000_s1094" style="position:absolute;left:25571;top:3724;width:475;height:1210;visibility:visible;mso-wrap-style:square;v-text-anchor:top" o:gfxdata="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" filled="f" stroked="f">
                   <v:textbox inset="0,0,0,0">
                     <w:txbxContent>
                       <w:p>
@@ -6662,7 +7087,7 @@
                     </w:txbxContent>
                   </v:textbox>
                 </v:rect>
-                <v:rect id="Rectangle 9181" o:spid="_x0000_s1090" style="position:absolute;left:25281;top:3724;width:386;height:1210;visibility:visible;mso-wrap-style:square;v-text-anchor:top" o:gfxdata="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" filled="f" stroked="f">
+                <v:rect id="Rectangle 9181" o:spid="_x0000_s1095" style="position:absolute;left:25281;top:3724;width:386;height:1210;visibility:visible;mso-wrap-style:square;v-text-anchor:top" o:gfxdata="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" filled="f" stroked="f">
                   <v:textbox inset="0,0,0,0">
                     <w:txbxContent>
                       <w:p>
@@ -6677,7 +7102,61 @@
                     </w:txbxContent>
                   </v:textbox>
                 </v:rect>
-                <v:rect id="Rectangle 9179" o:spid="_x0000_s1091" style="position:absolute;left:24924;top:3724;width:474;height:1210;visibility:visible;mso-wrap-style:square;v-text-anchor:top" o:gfxdata="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" filled="f" stroked="f">
+                <v:rect id="Rectangle 9179" o:spid="_x0000_s1096" style="position:absolute;left:26877;top:3628;width:3555;height:1848;visibility:visible;mso-wrap-style:square;v-text-anchor:top" o:gfxdata="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" filled="f" stroked="f">
+                  <v:textbox inset="0,0,0,0">
+                    <w:txbxContent>
+                      <w:p>
+                        <w:r>
+                          <w:rPr>
+                            <w:color w:val="9AA6B2"/>
+                            <w:w w:val="131"/>
+                            <w:sz w:val="14"/>
+                          </w:rPr>
+                          <w:t>да</w:t>
+                        </w:r>
+                      </w:p>
+                    </w:txbxContent>
+                  </v:textbox>
+                </v:rect>
+                <v:rect id="Rectangle 9183" o:spid="_x0000_s1097" style="position:absolute;left:33491;top:3724;width:475;height:1210;visibility:visible;mso-wrap-style:square;v-text-anchor:top" o:gfxdata="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" filled="f" stroked="f">
+                  <v:textbox inset="0,0,0,0">
+                    <w:txbxContent>
+                      <w:p>
+                        <w:r>
+                          <w:rPr>
+                            <w:color w:val="9AA6B2"/>
+                            <w:w w:val="131"/>
+                            <w:sz w:val="14"/>
+                          </w:rPr>
+                          <w:t>]</w:t>
+                        </w:r>
+                      </w:p>
+                    </w:txbxContent>
+                  </v:textbox>
+                </v:rect>
+                <v:rect id="Rectangle 9184" o:spid="_x0000_s1098" style="position:absolute;left:35201;top:3390;width:5280;height:1752;visibility:visible;mso-wrap-style:square;v-text-anchor:top" o:gfxdata="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" filled="f" stroked="f">
+                  <v:textbox inset="0,0,0,0">
+                    <w:txbxContent>
+                      <w:p>
+                        <w:r>
+                          <w:rPr>
+                            <w:color w:val="9AA6B2"/>
+                            <w:sz w:val="14"/>
+                          </w:rPr>
+                          <w:t xml:space="preserve"> </w:t>
+                        </w:r>
+                        <w:r>
+                          <w:rPr>
+                            <w:color w:val="9AA6B2"/>
+                            <w:sz w:val="14"/>
+                          </w:rPr>
+                          <w:t>да</w:t>
+                        </w:r>
+                      </w:p>
+                    </w:txbxContent>
+                  </v:textbox>
+                </v:rect>
+                <v:rect id="Rectangle 9182" o:spid="_x0000_s1099" style="position:absolute;left:32844;top:3724;width:474;height:1210;visibility:visible;mso-wrap-style:square;v-text-anchor:top" o:gfxdata="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" filled="f" stroked="f">
                   <v:textbox inset="0,0,0,0">
                     <w:txbxContent>
                       <w:p>
@@ -6693,7 +7172,7 @@
                     </w:txbxContent>
                   </v:textbox>
                 </v:rect>
-                <v:rect id="Rectangle 9183" o:spid="_x0000_s1092" style="position:absolute;left:33491;top:3724;width:475;height:1210;visibility:visible;mso-wrap-style:square;v-text-anchor:top" o:gfxdata="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" filled="f" stroked="f">
+                <v:rect id="Rectangle 9186" o:spid="_x0000_s1100" style="position:absolute;left:42491;top:3724;width:475;height:1210;visibility:visible;mso-wrap-style:square;v-text-anchor:top" o:gfxdata="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" filled="f" stroked="f">
                   <v:textbox inset="0,0,0,0">
                     <w:txbxContent>
                       <w:p>
@@ -6709,7 +7188,7 @@
                     </w:txbxContent>
                   </v:textbox>
                 </v:rect>
-                <v:rect id="Rectangle 9184" o:spid="_x0000_s1093" style="position:absolute;left:33201;top:3724;width:386;height:1210;visibility:visible;mso-wrap-style:square;v-text-anchor:top" o:gfxdata="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" filled="f" stroked="f">
+                <v:rect id="Rectangle 9187" o:spid="_x0000_s1101" style="position:absolute;left:43915;top:3873;width:5233;height:2134;visibility:visible;mso-wrap-style:square;v-text-anchor:top" o:gfxdata="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" filled="f" stroked="f">
                   <v:textbox inset="0,0,0,0">
                     <w:txbxContent>
                       <w:p>
@@ -6720,11 +7199,18 @@
                           </w:rPr>
                           <w:t xml:space="preserve"> </w:t>
                         </w:r>
+                        <w:r>
+                          <w:rPr>
+                            <w:color w:val="9AA6B2"/>
+                            <w:sz w:val="14"/>
+                          </w:rPr>
+                          <w:t>да</w:t>
+                        </w:r>
                       </w:p>
                     </w:txbxContent>
                   </v:textbox>
                 </v:rect>
-                <v:rect id="Rectangle 9182" o:spid="_x0000_s1094" style="position:absolute;left:32844;top:3724;width:474;height:1210;visibility:visible;mso-wrap-style:square;v-text-anchor:top" o:gfxdata="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" filled="f" stroked="f">
+                <v:rect id="Rectangle 9185" o:spid="_x0000_s1102" style="position:absolute;left:41844;top:3724;width:474;height:1210;visibility:visible;mso-wrap-style:square;v-text-anchor:top" o:gfxdata="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" filled="f" stroked="f">
                   <v:textbox inset="0,0,0,0">
                     <w:txbxContent>
                       <w:p>
@@ -6740,130 +7226,78 @@
                     </w:txbxContent>
                   </v:textbox>
                 </v:rect>
-                <v:rect id="Rectangle 9186" o:spid="_x0000_s1095" style="position:absolute;left:42491;top:3724;width:475;height:1210;visibility:visible;mso-wrap-style:square;v-text-anchor:top" o:gfxdata="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" filled="f" stroked="f">
+                <v:rect id="Rectangle 232" o:spid="_x0000_s1103" style="position:absolute;left:50482;top:3912;width:12287;height:2374;visibility:visible;mso-wrap-style:square;v-text-anchor:top" o:gfxdata="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" filled="f" stroked="f">
                   <v:textbox inset="0,0,0,0">
                     <w:txbxContent>
                       <w:p>
                         <w:r>
-                          <w:rPr>
-                            <w:color w:val="9AA6B2"/>
-                            <w:w w:val="131"/>
-                            <w:sz w:val="14"/>
-                          </w:rPr>
-                          <w:t>]</w:t>
+                          <w:t>масштабируемость</w:t>
                         </w:r>
                       </w:p>
                     </w:txbxContent>
                   </v:textbox>
                 </v:rect>
-                <v:rect id="Rectangle 9187" o:spid="_x0000_s1096" style="position:absolute;left:42201;top:3724;width:386;height:1210;visibility:visible;mso-wrap-style:square;v-text-anchor:top" o:gfxdata="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" filled="f" stroked="f">
-                  <v:textbox inset="0,0,0,0">
-                    <w:txbxContent>
-                      <w:p>
-                        <w:r>
-                          <w:rPr>
-                            <w:color w:val="9AA6B2"/>
-                            <w:sz w:val="14"/>
-                          </w:rPr>
-                          <w:t xml:space="preserve"> </w:t>
-                        </w:r>
-                      </w:p>
-                    </w:txbxContent>
-                  </v:textbox>
-                </v:rect>
-                <v:rect id="Rectangle 9185" o:spid="_x0000_s1097" style="position:absolute;left:41844;top:3724;width:474;height:1210;visibility:visible;mso-wrap-style:square;v-text-anchor:top" o:gfxdata="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" filled="f" stroked="f">
-                  <v:textbox inset="0,0,0,0">
-                    <w:txbxContent>
-                      <w:p>
-                        <w:r>
-                          <w:rPr>
-                            <w:color w:val="9AA6B2"/>
-                            <w:w w:val="131"/>
-                            <w:sz w:val="14"/>
-                          </w:rPr>
-                          <w:t>[</w:t>
-                        </w:r>
-                      </w:p>
-                    </w:txbxContent>
-                  </v:textbox>
-                </v:rect>
-                <v:rect id="Rectangle 232" o:spid="_x0000_s1098" style="position:absolute;left:50844;top:3724;width:1160;height:1210;visibility:visible;mso-wrap-style:square;v-text-anchor:top" o:gfxdata="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" filled="f" stroked="f">
-                  <v:textbox inset="0,0,0,0">
-                    <w:txbxContent>
-                      <w:p>
-                        <w:r>
-                          <w:rPr>
-                            <w:color w:val="9AA6B2"/>
-                            <w:w w:val="129"/>
-                            <w:sz w:val="14"/>
-                          </w:rPr>
-                          <w:t>...</w:t>
-                        </w:r>
-                      </w:p>
-                    </w:txbxContent>
-                  </v:textbox>
-                </v:rect>
-                <v:shape id="Shape 233" o:spid="_x0000_s1099" style="position:absolute;width:62640;height:0;visibility:visible;mso-wrap-style:square;v-text-anchor:top" coordsize="6264000,0" o:gfxdata="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" path="m,l6264000,e" filled="f" strokecolor="#c9d3e0" strokeweight=".55pt">
+                <v:shape id="Shape 233" o:spid="_x0000_s1104" style="position:absolute;width:62640;height:0;visibility:visible;mso-wrap-style:square;v-text-anchor:top" coordsize="6264000,0" o:gfxdata="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" path="m,l6264000,e" filled="f" strokecolor="#c9d3e0" strokeweight=".55pt">
                   <v:stroke endcap="round"/>
                   <v:path arrowok="t" textboxrect="0,0,6264000,0"/>
                 </v:shape>
-                <v:shape id="Shape 234" o:spid="_x0000_s1100" style="position:absolute;top:30420;width:62640;height:0;visibility:visible;mso-wrap-style:square;v-text-anchor:top" coordsize="6264000,0" o:gfxdata="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" path="m,l6264000,e" filled="f" strokecolor="#c9d3e0" strokeweight=".55pt">
+                <v:shape id="Shape 234" o:spid="_x0000_s1105" style="position:absolute;top:30420;width:62640;height:0;visibility:visible;mso-wrap-style:square;v-text-anchor:top" coordsize="6264000,0" o:gfxdata="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" path="m,l6264000,e" filled="f" strokecolor="#c9d3e0" strokeweight=".55pt">
                   <v:stroke endcap="round"/>
                   <v:path arrowok="t" textboxrect="0,0,6264000,0"/>
                 </v:shape>
-                <v:shape id="Shape 235" o:spid="_x0000_s1101" style="position:absolute;width:0;height:30420;visibility:visible;mso-wrap-style:square;v-text-anchor:top" coordsize="0,3042001" o:gfxdata="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" path="m,3042001l,e" filled="f" strokecolor="#c9d3e0" strokeweight=".55pt">
+                <v:shape id="Shape 235" o:spid="_x0000_s1106" style="position:absolute;width:0;height:30420;visibility:visible;mso-wrap-style:square;v-text-anchor:top" coordsize="0,3042001" o:gfxdata="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" path="m,3042001l,e" filled="f" strokecolor="#c9d3e0" strokeweight=".55pt">
                   <v:stroke endcap="round"/>
                   <v:path arrowok="t" textboxrect="0,0,0,3042001"/>
                 </v:shape>
-                <v:shape id="Shape 236" o:spid="_x0000_s1102" style="position:absolute;left:62640;width:0;height:30420;visibility:visible;mso-wrap-style:square;v-text-anchor:top" coordsize="0,3042001" o:gfxdata="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" path="m,3042001l,e" filled="f" strokecolor="#c9d3e0" strokeweight=".55pt">
+                <v:shape id="Shape 236" o:spid="_x0000_s1107" style="position:absolute;left:62640;width:0;height:30420;visibility:visible;mso-wrap-style:square;v-text-anchor:top" coordsize="0,3042001" o:gfxdata="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" path="m,3042001l,e" filled="f" strokecolor="#c9d3e0" strokeweight=".55pt">
                   <v:stroke endcap="round"/>
                   <v:path arrowok="t" textboxrect="0,0,0,3042001"/>
                 </v:shape>
-                <v:shape id="Shape 237" o:spid="_x0000_s1103" style="position:absolute;top:3060;width:62640;height:0;visibility:visible;mso-wrap-style:square;v-text-anchor:top" coordsize="6264000,0" o:gfxdata="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" path="m,l6264000,e" filled="f" strokecolor="#c9d3e0" strokeweight=".55pt">
+                <v:shape id="Shape 237" o:spid="_x0000_s1108" style="position:absolute;top:3060;width:62640;height:0;visibility:visible;mso-wrap-style:square;v-text-anchor:top" coordsize="6264000,0" o:gfxdata="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" path="m,l6264000,e" filled="f" strokecolor="#c9d3e0" strokeweight=".55pt">
                   <v:stroke endcap="round"/>
                   <v:path arrowok="t" textboxrect="0,0,6264000,0"/>
                 </v:shape>
-                <v:shape id="Shape 238" o:spid="_x0000_s1104" style="position:absolute;top:6480;width:62640;height:0;visibility:visible;mso-wrap-style:square;v-text-anchor:top" coordsize="6264000,0" o:gfxdata="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" path="m,l6264000,e" filled="f" strokecolor="#c9d3e0" strokeweight=".55pt">
+                <v:shape id="Shape 238" o:spid="_x0000_s1109" style="position:absolute;top:6480;width:62640;height:0;visibility:visible;mso-wrap-style:square;v-text-anchor:top" coordsize="6264000,0" o:gfxdata="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" path="m,l6264000,e" filled="f" strokecolor="#c9d3e0" strokeweight=".55pt">
                   <v:stroke endcap="round"/>
                   <v:path arrowok="t" textboxrect="0,0,6264000,0"/>
                 </v:shape>
-                <v:shape id="Shape 239" o:spid="_x0000_s1105" style="position:absolute;top:9900;width:62640;height:0;visibility:visible;mso-wrap-style:square;v-text-anchor:top" coordsize="6264000,0" o:gfxdata="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" path="m,l6264000,e" filled="f" strokecolor="#c9d3e0" strokeweight=".55pt">
+                <v:shape id="Shape 239" o:spid="_x0000_s1110" style="position:absolute;top:9900;width:62640;height:0;visibility:visible;mso-wrap-style:square;v-text-anchor:top" coordsize="6264000,0" o:gfxdata="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" path="m,l6264000,e" filled="f" strokecolor="#c9d3e0" strokeweight=".55pt">
                   <v:stroke endcap="round"/>
                   <v:path arrowok="t" textboxrect="0,0,6264000,0"/>
                 </v:shape>
-                <v:shape id="Shape 240" o:spid="_x0000_s1106" style="position:absolute;top:13320;width:62640;height:0;visibility:visible;mso-wrap-style:square;v-text-anchor:top" coordsize="6264000,0" o:gfxdata="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" path="m,l6264000,e" filled="f" strokecolor="#c9d3e0" strokeweight=".55pt">
+                <v:shape id="Shape 240" o:spid="_x0000_s1111" style="position:absolute;top:13320;width:62640;height:0;visibility:visible;mso-wrap-style:square;v-text-anchor:top" coordsize="6264000,0" o:gfxdata="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" path="m,l6264000,e" filled="f" strokecolor="#c9d3e0" strokeweight=".55pt">
                   <v:stroke endcap="round"/>
                   <v:path arrowok="t" textboxrect="0,0,6264000,0"/>
                 </v:shape>
-                <v:shape id="Shape 241" o:spid="_x0000_s1107" style="position:absolute;top:16740;width:62640;height:0;visibility:visible;mso-wrap-style:square;v-text-anchor:top" coordsize="6264000,0" o:gfxdata="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" path="m,l6264000,e" filled="f" strokecolor="#c9d3e0" strokeweight=".55pt">
+                <v:shape id="Shape 241" o:spid="_x0000_s1112" style="position:absolute;top:16740;width:62640;height:0;visibility:visible;mso-wrap-style:square;v-text-anchor:top" coordsize="6264000,0" o:gfxdata="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" path="m,l6264000,e" filled="f" strokecolor="#c9d3e0" strokeweight=".55pt">
                   <v:stroke endcap="round"/>
                   <v:path arrowok="t" textboxrect="0,0,6264000,0"/>
                 </v:shape>
-                <v:shape id="Shape 242" o:spid="_x0000_s1108" style="position:absolute;top:20160;width:62640;height:0;visibility:visible;mso-wrap-style:square;v-text-anchor:top" coordsize="6264000,0" o:gfxdata="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" path="m,l6264000,e" filled="f" strokecolor="#c9d3e0" strokeweight=".55pt">
+                <v:shape id="Shape 242" o:spid="_x0000_s1113" style="position:absolute;top:20160;width:62640;height:0;visibility:visible;mso-wrap-style:square;v-text-anchor:top" coordsize="6264000,0" o:gfxdata="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" path="m,l6264000,e" filled="f" strokecolor="#c9d3e0" strokeweight=".55pt">
                   <v:stroke endcap="round"/>
                   <v:path arrowok="t" textboxrect="0,0,6264000,0"/>
                 </v:shape>
-                <v:shape id="Shape 243" o:spid="_x0000_s1109" style="position:absolute;top:23580;width:62640;height:0;visibility:visible;mso-wrap-style:square;v-text-anchor:top" coordsize="6264000,0" o:gfxdata="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" path="m,l6264000,e" filled="f" strokecolor="#c9d3e0" strokeweight=".55pt">
+                <v:shape id="Shape 243" o:spid="_x0000_s1114" style="position:absolute;top:23580;width:62640;height:0;visibility:visible;mso-wrap-style:square;v-text-anchor:top" coordsize="6264000,0" o:gfxdata="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" path="m,l6264000,e" filled="f" strokecolor="#c9d3e0" strokeweight=".55pt">
                   <v:stroke endcap="round"/>
                   <v:path arrowok="t" textboxrect="0,0,6264000,0"/>
                 </v:shape>
-                <v:shape id="Shape 244" o:spid="_x0000_s1110" style="position:absolute;top:27000;width:62640;height:0;visibility:visible;mso-wrap-style:square;v-text-anchor:top" coordsize="6264000,0" o:gfxdata="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" path="m,l6264000,e" filled="f" strokecolor="#c9d3e0" strokeweight=".55pt">
+                <v:shape id="Shape 244" o:spid="_x0000_s1115" style="position:absolute;top:27000;width:62640;height:0;visibility:visible;mso-wrap-style:square;v-text-anchor:top" coordsize="6264000,0" o:gfxdata="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" path="m,l6264000,e" filled="f" strokecolor="#c9d3e0" strokeweight=".55pt">
                   <v:stroke endcap="round"/>
                   <v:path arrowok="t" textboxrect="0,0,6264000,0"/>
                 </v:shape>
-                <v:shape id="Shape 245" o:spid="_x0000_s1111" style="position:absolute;left:24480;width:0;height:30420;visibility:visible;mso-wrap-style:square;v-text-anchor:top" coordsize="0,3042001" o:gfxdata="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" path="m,3042001l,e" filled="f" strokecolor="#c9d3e0" strokeweight=".55pt">
+                <v:shape id="Shape 245" o:spid="_x0000_s1116" style="position:absolute;left:24480;width:0;height:30420;visibility:visible;mso-wrap-style:square;v-text-anchor:top" coordsize="0,3042001" o:gfxdata="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" path="m,3042001l,e" filled="f" strokecolor="#c9d3e0" strokeweight=".55pt">
                   <v:stroke endcap="round"/>
                   <v:path arrowok="t" textboxrect="0,0,0,3042001"/>
                 </v:shape>
-                <v:shape id="Shape 246" o:spid="_x0000_s1112" style="position:absolute;left:32400;width:0;height:30420;visibility:visible;mso-wrap-style:square;v-text-anchor:top" coordsize="0,3042001" o:gfxdata="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" path="m,3042001l,e" filled="f" strokecolor="#c9d3e0" strokeweight=".55pt">
+                <v:shape id="Shape 246" o:spid="_x0000_s1117" style="position:absolute;left:32400;width:0;height:30420;visibility:visible;mso-wrap-style:square;v-text-anchor:top" coordsize="0,3042001" o:gfxdata="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" path="m,3042001l,e" filled="f" strokecolor="#c9d3e0" strokeweight=".55pt">
                   <v:stroke endcap="round"/>
                   <v:path arrowok="t" textboxrect="0,0,0,3042001"/>
                 </v:shape>
-                <v:shape id="Shape 247" o:spid="_x0000_s1113" style="position:absolute;left:41400;width:0;height:30420;visibility:visible;mso-wrap-style:square;v-text-anchor:top" coordsize="0,3042001" o:gfxdata="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" path="m,3042001l,e" filled="f" strokecolor="#c9d3e0" strokeweight=".55pt">
+                <v:shape id="Shape 247" o:spid="_x0000_s1118" style="position:absolute;left:41400;width:0;height:30420;visibility:visible;mso-wrap-style:square;v-text-anchor:top" coordsize="0,3042001" o:gfxdata="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" path="m,3042001l,e" filled="f" strokecolor="#c9d3e0" strokeweight=".55pt">
                   <v:stroke endcap="round"/>
                   <v:path arrowok="t" textboxrect="0,0,0,3042001"/>
                 </v:shape>
-                <v:shape id="Shape 248" o:spid="_x0000_s1114" style="position:absolute;left:50400;width:0;height:30420;visibility:visible;mso-wrap-style:square;v-text-anchor:top" coordsize="0,3042001" o:gfxdata="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" path="m,3042001l,e" filled="f" strokecolor="#c9d3e0" strokeweight=".55pt">
+                <v:shape id="Shape 248" o:spid="_x0000_s1119" style="position:absolute;left:50400;width:0;height:30420;visibility:visible;mso-wrap-style:square;v-text-anchor:top" coordsize="0,3042001" o:gfxdata="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" path="m,3042001l,e" filled="f" strokecolor="#c9d3e0" strokeweight=".55pt">
                   <v:stroke endcap="round"/>
                   <v:path arrowok="t" textboxrect="0,0,0,3042001"/>
                 </v:shape>
@@ -7020,7 +7454,16 @@
               <w:right w:val="single" w:sz="4" w:space="0" w:color="C9D3E0"/>
             </w:tcBorders>
           </w:tcPr>
-          <w:p/>
+          <w:p>
+            <w:r>
+              <w:t xml:space="preserve">Карточка </w:t>
+            </w:r>
+            <w:proofErr w:type="spellStart"/>
+            <w:r>
+              <w:t>мероприят</w:t>
+            </w:r>
+            <w:proofErr w:type="spellEnd"/>
+          </w:p>
         </w:tc>
         <w:tc>
           <w:tcPr>
@@ -7032,7 +7475,11 @@
               <w:right w:val="single" w:sz="4" w:space="0" w:color="C9D3E0"/>
             </w:tcBorders>
           </w:tcPr>
-          <w:p/>
+          <w:p>
+            <w:r>
+              <w:t xml:space="preserve">Название дата тема время кол во мест </w:t>
+            </w:r>
+          </w:p>
         </w:tc>
         <w:tc>
           <w:tcPr>
@@ -7044,7 +7491,11 @@
               <w:right w:val="single" w:sz="4" w:space="0" w:color="C9D3E0"/>
             </w:tcBorders>
           </w:tcPr>
-          <w:p/>
+          <w:p>
+            <w:r>
+              <w:t xml:space="preserve">Название </w:t>
+            </w:r>
+          </w:p>
         </w:tc>
         <w:tc>
           <w:tcPr>
@@ -7056,7 +7507,11 @@
               <w:right w:val="single" w:sz="4" w:space="0" w:color="C9D3E0"/>
             </w:tcBorders>
           </w:tcPr>
-          <w:p/>
+          <w:p>
+            <w:r>
+              <w:t>Сносить длинный текст во 2 строку</w:t>
+            </w:r>
+          </w:p>
         </w:tc>
       </w:tr>
       <w:tr>
@@ -7073,7 +7528,11 @@
               <w:right w:val="single" w:sz="4" w:space="0" w:color="C9D3E0"/>
             </w:tcBorders>
           </w:tcPr>
-          <w:p/>
+          <w:p>
+            <w:r>
+              <w:t>Инфа о мероприятии</w:t>
+            </w:r>
+          </w:p>
         </w:tc>
         <w:tc>
           <w:tcPr>
@@ -7085,7 +7544,17 @@
               <w:right w:val="single" w:sz="4" w:space="0" w:color="C9D3E0"/>
             </w:tcBorders>
           </w:tcPr>
-          <w:p/>
+          <w:p>
+            <w:r>
+              <w:t>Название дата</w:t>
+            </w:r>
+            <w:r>
+              <w:t xml:space="preserve"> </w:t>
+            </w:r>
+            <w:r>
+              <w:t>место описание программа</w:t>
+            </w:r>
+          </w:p>
         </w:tc>
         <w:tc>
           <w:tcPr>
@@ -7097,7 +7566,11 @@
               <w:right w:val="single" w:sz="4" w:space="0" w:color="C9D3E0"/>
             </w:tcBorders>
           </w:tcPr>
-          <w:p/>
+          <w:p>
+            <w:r>
+              <w:t>описание</w:t>
+            </w:r>
+          </w:p>
         </w:tc>
         <w:tc>
           <w:tcPr>
@@ -7109,7 +7582,24 @@
               <w:right w:val="single" w:sz="4" w:space="0" w:color="C9D3E0"/>
             </w:tcBorders>
           </w:tcPr>
-          <w:p/>
+          <w:p>
+            <w:r>
+              <w:t xml:space="preserve">Переносится текс, блоки упорядочены, при </w:t>
+            </w:r>
+            <w:proofErr w:type="spellStart"/>
+            <w:r>
+              <w:t>отствии</w:t>
+            </w:r>
+            <w:proofErr w:type="spellEnd"/>
+            <w:r>
+              <w:t xml:space="preserve"> инфы понятное </w:t>
+            </w:r>
+            <w:proofErr w:type="spellStart"/>
+            <w:r>
+              <w:t>соо</w:t>
+            </w:r>
+            <w:proofErr w:type="spellEnd"/>
+          </w:p>
         </w:tc>
       </w:tr>
       <w:tr>
@@ -7126,7 +7616,11 @@
               <w:right w:val="single" w:sz="4" w:space="0" w:color="C9D3E0"/>
             </w:tcBorders>
           </w:tcPr>
-          <w:p/>
+          <w:p>
+            <w:r>
+              <w:t>Регистрационная форма</w:t>
+            </w:r>
+          </w:p>
         </w:tc>
         <w:tc>
           <w:tcPr>
@@ -7138,7 +7632,24 @@
               <w:right w:val="single" w:sz="4" w:space="0" w:color="C9D3E0"/>
             </w:tcBorders>
           </w:tcPr>
-          <w:p/>
+          <w:p>
+            <w:proofErr w:type="spellStart"/>
+            <w:r>
+              <w:t>Фио</w:t>
+            </w:r>
+            <w:proofErr w:type="spellEnd"/>
+            <w:r>
+              <w:t xml:space="preserve"> </w:t>
+            </w:r>
+            <w:proofErr w:type="spellStart"/>
+            <w:r>
+              <w:t>емейл</w:t>
+            </w:r>
+            <w:proofErr w:type="spellEnd"/>
+            <w:r>
+              <w:t xml:space="preserve"> формат участия группа комментарий </w:t>
+            </w:r>
+          </w:p>
         </w:tc>
         <w:tc>
           <w:tcPr>
@@ -7150,7 +7661,11 @@
               <w:right w:val="single" w:sz="4" w:space="0" w:color="C9D3E0"/>
             </w:tcBorders>
           </w:tcPr>
-          <w:p/>
+          <w:p>
+            <w:r>
+              <w:t xml:space="preserve">Комментарий </w:t>
+            </w:r>
+          </w:p>
         </w:tc>
         <w:tc>
           <w:tcPr>
@@ -7162,7 +7677,27 @@
               <w:right w:val="single" w:sz="4" w:space="0" w:color="C9D3E0"/>
             </w:tcBorders>
           </w:tcPr>
-          <w:p/>
+          <w:p>
+            <w:r>
+              <w:t xml:space="preserve">Поля </w:t>
+            </w:r>
+            <w:proofErr w:type="spellStart"/>
+            <w:r>
+              <w:t>расрширяются</w:t>
+            </w:r>
+            <w:proofErr w:type="spellEnd"/>
+            <w:r>
+              <w:t xml:space="preserve"> , </w:t>
+            </w:r>
+            <w:proofErr w:type="spellStart"/>
+            <w:r>
+              <w:t>обратока</w:t>
+            </w:r>
+            <w:proofErr w:type="spellEnd"/>
+            <w:r>
+              <w:t xml:space="preserve"> ошибки заполнения</w:t>
+            </w:r>
+          </w:p>
         </w:tc>
       </w:tr>
       <w:tr>
@@ -7311,50 +7846,32 @@
             </w:tcBorders>
           </w:tcPr>
           <w:p>
-            <w:proofErr w:type="gramStart"/>
             <w:r>
               <w:rPr>
                 <w:color w:val="17212B"/>
                 <w:sz w:val="18"/>
               </w:rPr>
-              <w:t>[ ]</w:t>
-            </w:r>
-            <w:proofErr w:type="gramEnd"/>
+              <w:t>[ ] Все 3 экрана учтены.</w:t>
+            </w:r>
+          </w:p>
+        </w:tc>
+        <w:tc>
+          <w:tcPr>
+            <w:tcW w:w="3944" w:type="dxa"/>
+            <w:tcBorders>
+              <w:top w:val="nil"/>
+              <w:left w:val="nil"/>
+              <w:bottom w:val="nil"/>
+              <w:right w:val="nil"/>
+            </w:tcBorders>
+          </w:tcPr>
+          <w:p>
             <w:r>
               <w:rPr>
                 <w:color w:val="17212B"/>
                 <w:sz w:val="18"/>
               </w:rPr>
-              <w:t xml:space="preserve"> Все 3 экрана учтены.</w:t>
-            </w:r>
-          </w:p>
-        </w:tc>
-        <w:tc>
-          <w:tcPr>
-            <w:tcW w:w="3944" w:type="dxa"/>
-            <w:tcBorders>
-              <w:top w:val="nil"/>
-              <w:left w:val="nil"/>
-              <w:bottom w:val="nil"/>
-              <w:right w:val="nil"/>
-            </w:tcBorders>
-          </w:tcPr>
-          <w:p>
-            <w:proofErr w:type="gramStart"/>
-            <w:r>
-              <w:rPr>
-                <w:color w:val="17212B"/>
-                <w:sz w:val="18"/>
-              </w:rPr>
-              <w:t>[ ]</w:t>
-            </w:r>
-            <w:proofErr w:type="gramEnd"/>
-            <w:r>
-              <w:rPr>
-                <w:color w:val="17212B"/>
-                <w:sz w:val="18"/>
-              </w:rPr>
-              <w:t xml:space="preserve"> Повторяемые сущности найдены.</w:t>
+              <w:t>[ ] Повторяемые сущности найдены.</w:t>
             </w:r>
           </w:p>
         </w:tc>
@@ -7374,21 +7891,12 @@
             </w:tcBorders>
           </w:tcPr>
           <w:p>
-            <w:proofErr w:type="gramStart"/>
             <w:r>
               <w:rPr>
                 <w:color w:val="17212B"/>
                 <w:sz w:val="18"/>
               </w:rPr>
-              <w:t>[ ]</w:t>
-            </w:r>
-            <w:proofErr w:type="gramEnd"/>
-            <w:r>
-              <w:rPr>
-                <w:color w:val="17212B"/>
-                <w:sz w:val="18"/>
-              </w:rPr>
-              <w:t xml:space="preserve"> Форма и её ошибки учтены.</w:t>
+              <w:t>[ ] Форма и её ошибки учтены.</w:t>
             </w:r>
           </w:p>
         </w:tc>
@@ -7409,23 +7917,13 @@
                 <w:lang w:val="en-US"/>
               </w:rPr>
             </w:pPr>
-            <w:proofErr w:type="gramStart"/>
             <w:r>
               <w:rPr>
                 <w:color w:val="17212B"/>
                 <w:sz w:val="18"/>
                 <w:lang w:val="en-US"/>
               </w:rPr>
-              <w:t>[ ]</w:t>
-            </w:r>
-            <w:proofErr w:type="gramEnd"/>
-            <w:r>
-              <w:rPr>
-                <w:color w:val="17212B"/>
-                <w:sz w:val="18"/>
-                <w:lang w:val="en-US"/>
-              </w:rPr>
-              <w:t xml:space="preserve"> </w:t>
+              <w:t xml:space="preserve">[ ] </w:t>
             </w:r>
             <w:r>
               <w:rPr>
@@ -7723,7 +8221,7 @@
                 <w:color w:val="9AA6B2"/>
                 <w:sz w:val="14"/>
               </w:rPr>
-              <w:t>краткая карточка</w:t>
+              <w:t>Инфа о мероприятии</w:t>
             </w:r>
           </w:p>
         </w:tc>
@@ -7738,86 +8236,36 @@
             </w:tcBorders>
           </w:tcPr>
           <w:p>
-            <w:proofErr w:type="spellStart"/>
             <w:r>
               <w:rPr>
                 <w:color w:val="9AA6B2"/>
                 <w:sz w:val="14"/>
               </w:rPr>
-              <w:t>title</w:t>
-            </w:r>
-            <w:proofErr w:type="spellEnd"/>
+              <w:t>Название дата время избранное</w:t>
+            </w:r>
+          </w:p>
+        </w:tc>
+        <w:tc>
+          <w:tcPr>
+            <w:tcW w:w="1871" w:type="dxa"/>
+            <w:tcBorders>
+              <w:top w:val="single" w:sz="4" w:space="0" w:color="C9D3E0"/>
+              <w:left w:val="single" w:sz="4" w:space="0" w:color="C9D3E0"/>
+              <w:bottom w:val="single" w:sz="4" w:space="0" w:color="C9D3E0"/>
+              <w:right w:val="single" w:sz="4" w:space="0" w:color="C9D3E0"/>
+            </w:tcBorders>
+          </w:tcPr>
+          <w:p>
+            <w:pPr>
+              <w:jc w:val="both"/>
+            </w:pPr>
             <w:r>
               <w:rPr>
                 <w:color w:val="9AA6B2"/>
                 <w:sz w:val="14"/>
               </w:rPr>
-              <w:t xml:space="preserve">, </w:t>
-            </w:r>
-            <w:proofErr w:type="spellStart"/>
-            <w:r>
-              <w:rPr>
-                <w:color w:val="9AA6B2"/>
-                <w:sz w:val="14"/>
-              </w:rPr>
-              <w:t>date</w:t>
-            </w:r>
-            <w:proofErr w:type="spellEnd"/>
-            <w:r>
-              <w:rPr>
-                <w:color w:val="9AA6B2"/>
-                <w:sz w:val="14"/>
-              </w:rPr>
-              <w:t xml:space="preserve">, </w:t>
-            </w:r>
-            <w:proofErr w:type="spellStart"/>
-            <w:r>
-              <w:rPr>
-                <w:color w:val="9AA6B2"/>
-                <w:sz w:val="14"/>
-              </w:rPr>
-              <w:t>seats</w:t>
-            </w:r>
-            <w:proofErr w:type="spellEnd"/>
-            <w:r>
-              <w:rPr>
-                <w:color w:val="9AA6B2"/>
-                <w:sz w:val="14"/>
-              </w:rPr>
-              <w:t>...</w:t>
-            </w:r>
-          </w:p>
-        </w:tc>
-        <w:tc>
-          <w:tcPr>
-            <w:tcW w:w="1871" w:type="dxa"/>
-            <w:tcBorders>
-              <w:top w:val="single" w:sz="4" w:space="0" w:color="C9D3E0"/>
-              <w:left w:val="single" w:sz="4" w:space="0" w:color="C9D3E0"/>
-              <w:bottom w:val="single" w:sz="4" w:space="0" w:color="C9D3E0"/>
-              <w:right w:val="single" w:sz="4" w:space="0" w:color="C9D3E0"/>
-            </w:tcBorders>
-          </w:tcPr>
-          <w:p>
-            <w:pPr>
-              <w:jc w:val="both"/>
-            </w:pPr>
-            <w:r>
-              <w:rPr>
-                <w:color w:val="9AA6B2"/>
-                <w:sz w:val="14"/>
-              </w:rPr>
-              <w:t xml:space="preserve">повторяется + </w:t>
-            </w:r>
-            <w:proofErr w:type="spellStart"/>
-            <w:r>
-              <w:rPr>
-                <w:color w:val="9AA6B2"/>
-                <w:sz w:val="14"/>
-              </w:rPr>
-              <w:t>favorite</w:t>
-            </w:r>
-            <w:proofErr w:type="spellEnd"/>
+              <w:t xml:space="preserve">повторяется </w:t>
+            </w:r>
           </w:p>
         </w:tc>
       </w:tr>
@@ -7835,7 +8283,19 @@
               <w:right w:val="single" w:sz="4" w:space="0" w:color="C9D3E0"/>
             </w:tcBorders>
           </w:tcPr>
-          <w:p/>
+          <w:p>
+            <w:pPr>
+              <w:rPr>
+                <w:lang w:val="en-US"/>
+              </w:rPr>
+            </w:pPr>
+            <w:r>
+              <w:rPr>
+                <w:lang w:val="en-US"/>
+              </w:rPr>
+              <w:t xml:space="preserve">Header </w:t>
+            </w:r>
+          </w:p>
         </w:tc>
         <w:tc>
           <w:tcPr>
@@ -7847,7 +8307,11 @@
               <w:right w:val="single" w:sz="4" w:space="0" w:color="C9D3E0"/>
             </w:tcBorders>
           </w:tcPr>
-          <w:p/>
+          <w:p>
+            <w:r>
+              <w:t>везде</w:t>
+            </w:r>
+          </w:p>
         </w:tc>
         <w:tc>
           <w:tcPr>
@@ -7859,7 +8323,11 @@
               <w:right w:val="single" w:sz="4" w:space="0" w:color="C9D3E0"/>
             </w:tcBorders>
           </w:tcPr>
-          <w:p/>
+          <w:p>
+            <w:r>
+              <w:t>навигация</w:t>
+            </w:r>
+          </w:p>
         </w:tc>
         <w:tc>
           <w:tcPr>
@@ -7871,7 +8339,11 @@
               <w:right w:val="single" w:sz="4" w:space="0" w:color="C9D3E0"/>
             </w:tcBorders>
           </w:tcPr>
-          <w:p/>
+          <w:p>
+            <w:r>
+              <w:t>ссылки</w:t>
+            </w:r>
+          </w:p>
         </w:tc>
         <w:tc>
           <w:tcPr>
@@ -7883,7 +8355,11 @@
               <w:right w:val="single" w:sz="4" w:space="0" w:color="C9D3E0"/>
             </w:tcBorders>
           </w:tcPr>
-          <w:p/>
+          <w:p>
+            <w:r>
+              <w:t>Одинаковая везде</w:t>
+            </w:r>
+          </w:p>
         </w:tc>
       </w:tr>
       <w:tr>
@@ -7900,7 +8376,19 @@
               <w:right w:val="single" w:sz="4" w:space="0" w:color="C9D3E0"/>
             </w:tcBorders>
           </w:tcPr>
-          <w:p/>
+          <w:p>
+            <w:pPr>
+              <w:rPr>
+                <w:lang w:val="en-US"/>
+              </w:rPr>
+            </w:pPr>
+            <w:r>
+              <w:rPr>
+                <w:lang w:val="en-US"/>
+              </w:rPr>
+              <w:t>/events/id</w:t>
+            </w:r>
+          </w:p>
         </w:tc>
         <w:tc>
           <w:tcPr>
@@ -7912,7 +8400,11 @@
               <w:right w:val="single" w:sz="4" w:space="0" w:color="C9D3E0"/>
             </w:tcBorders>
           </w:tcPr>
-          <w:p/>
+          <w:p>
+            <w:r>
+              <w:t xml:space="preserve">Мероприятие </w:t>
+            </w:r>
+          </w:p>
         </w:tc>
         <w:tc>
           <w:tcPr>
@@ -7924,7 +8416,11 @@
               <w:right w:val="single" w:sz="4" w:space="0" w:color="C9D3E0"/>
             </w:tcBorders>
           </w:tcPr>
-          <w:p/>
+          <w:p>
+            <w:r>
+              <w:t>Инфа о мероприятии</w:t>
+            </w:r>
+          </w:p>
         </w:tc>
         <w:tc>
           <w:tcPr>
@@ -7948,7 +8444,11 @@
               <w:right w:val="single" w:sz="4" w:space="0" w:color="C9D3E0"/>
             </w:tcBorders>
           </w:tcPr>
-          <w:p/>
+          <w:p>
+            <w:r>
+              <w:t>повторяющееся</w:t>
+            </w:r>
+          </w:p>
         </w:tc>
       </w:tr>
       <w:tr>
@@ -7965,7 +8465,21 @@
               <w:right w:val="single" w:sz="4" w:space="0" w:color="C9D3E0"/>
             </w:tcBorders>
           </w:tcPr>
-          <w:p/>
+          <w:p>
+            <w:pPr>
+              <w:rPr>
+                <w:lang w:val="en-US"/>
+              </w:rPr>
+            </w:pPr>
+            <w:proofErr w:type="spellStart"/>
+            <w:r>
+              <w:rPr>
+                <w:lang w:val="en-US"/>
+              </w:rPr>
+              <w:t>registrationForm</w:t>
+            </w:r>
+            <w:proofErr w:type="spellEnd"/>
+          </w:p>
         </w:tc>
         <w:tc>
           <w:tcPr>
@@ -7977,7 +8491,21 @@
               <w:right w:val="single" w:sz="4" w:space="0" w:color="C9D3E0"/>
             </w:tcBorders>
           </w:tcPr>
-          <w:p/>
+          <w:p>
+            <w:pPr>
+              <w:rPr>
+                <w:lang w:val="en-US"/>
+              </w:rPr>
+            </w:pPr>
+            <w:r>
+              <w:t xml:space="preserve">Страница </w:t>
+            </w:r>
+            <w:proofErr w:type="spellStart"/>
+            <w:r>
+              <w:t>регистрайии</w:t>
+            </w:r>
+            <w:proofErr w:type="spellEnd"/>
+          </w:p>
         </w:tc>
         <w:tc>
           <w:tcPr>
@@ -7989,7 +8517,11 @@
               <w:right w:val="single" w:sz="4" w:space="0" w:color="C9D3E0"/>
             </w:tcBorders>
           </w:tcPr>
-          <w:p/>
+          <w:p>
+            <w:r>
+              <w:t>Ввод данных</w:t>
+            </w:r>
+          </w:p>
         </w:tc>
         <w:tc>
           <w:tcPr>
@@ -8001,7 +8533,21 @@
               <w:right w:val="single" w:sz="4" w:space="0" w:color="C9D3E0"/>
             </w:tcBorders>
           </w:tcPr>
-          <w:p/>
+          <w:p>
+            <w:pPr>
+              <w:rPr>
+                <w:lang w:val="en-US"/>
+              </w:rPr>
+            </w:pPr>
+            <w:proofErr w:type="spellStart"/>
+            <w:r>
+              <w:rPr>
+                <w:lang w:val="en-US"/>
+              </w:rPr>
+              <w:t>FormData</w:t>
+            </w:r>
+            <w:proofErr w:type="spellEnd"/>
+          </w:p>
         </w:tc>
         <w:tc>
           <w:tcPr>
@@ -8013,7 +8559,11 @@
               <w:right w:val="single" w:sz="4" w:space="0" w:color="C9D3E0"/>
             </w:tcBorders>
           </w:tcPr>
-          <w:p/>
+          <w:p>
+            <w:r>
+              <w:t>Форма регистрации</w:t>
+            </w:r>
+          </w:p>
         </w:tc>
       </w:tr>
       <w:tr>
@@ -8030,7 +8580,19 @@
               <w:right w:val="single" w:sz="4" w:space="0" w:color="C9D3E0"/>
             </w:tcBorders>
           </w:tcPr>
-          <w:p/>
+          <w:p>
+            <w:pPr>
+              <w:rPr>
+                <w:lang w:val="en-US"/>
+              </w:rPr>
+            </w:pPr>
+            <w:r>
+              <w:rPr>
+                <w:lang w:val="en-US"/>
+              </w:rPr>
+              <w:t xml:space="preserve">Button </w:t>
+            </w:r>
+          </w:p>
         </w:tc>
         <w:tc>
           <w:tcPr>
@@ -8042,7 +8604,11 @@
               <w:right w:val="single" w:sz="4" w:space="0" w:color="C9D3E0"/>
             </w:tcBorders>
           </w:tcPr>
-          <w:p/>
+          <w:p>
+            <w:r>
+              <w:t>везде</w:t>
+            </w:r>
+          </w:p>
         </w:tc>
         <w:tc>
           <w:tcPr>
@@ -8054,7 +8620,11 @@
               <w:right w:val="single" w:sz="4" w:space="0" w:color="C9D3E0"/>
             </w:tcBorders>
           </w:tcPr>
-          <w:p/>
+          <w:p>
+            <w:r>
+              <w:t>кнопка</w:t>
+            </w:r>
+          </w:p>
         </w:tc>
         <w:tc>
           <w:tcPr>
@@ -8078,7 +8648,11 @@
               <w:right w:val="single" w:sz="4" w:space="0" w:color="C9D3E0"/>
             </w:tcBorders>
           </w:tcPr>
-          <w:p/>
+          <w:p>
+            <w:r>
+              <w:t>Единый вид</w:t>
+            </w:r>
+          </w:p>
         </w:tc>
       </w:tr>
       <w:tr>
@@ -8432,9 +9006,9 @@
         <mc:AlternateContent>
           <mc:Choice Requires="wpg">
             <w:drawing>
-              <wp:inline distT="0" distB="0" distL="0" distR="0" wp14:anchorId="503E94AE" wp14:editId="0BDAA597">
+              <wp:inline distT="0" distB="0" distL="0" distR="0" wp14:anchorId="503E94AE" wp14:editId="6D0E931C">
                 <wp:extent cx="6264000" cy="900000"/>
-                <wp:effectExtent l="0" t="0" r="0" b="0"/>
+                <wp:effectExtent l="0" t="0" r="22860" b="14605"/>
                 <wp:docPr id="12578" name="Group 12578"/>
                 <wp:cNvGraphicFramePr/>
                 <a:graphic xmlns:a="http://schemas.openxmlformats.org/drawingml/2006/main">
@@ -8527,8 +9101,8 @@
                         <wps:cNvSpPr/>
                         <wps:spPr>
                           <a:xfrm>
-                            <a:off x="63500" y="51581"/>
-                            <a:ext cx="4356279" cy="109309"/>
+                            <a:off x="63488" y="51544"/>
+                            <a:ext cx="4356279" cy="815231"/>
                           </a:xfrm>
                           <a:prstGeom prst="rect">
                             <a:avLst/>
@@ -8540,6 +9114,14 @@
                         <wps:txbx>
                           <w:txbxContent>
                             <w:p>
+                              <w:pPr>
+                                <w:spacing w:line="240" w:lineRule="auto"/>
+                                <w:rPr>
+                                  <w:color w:val="99A5B3"/>
+                                  <w:w w:val="125"/>
+                                  <w:sz w:val="13"/>
+                                </w:rPr>
+                              </w:pPr>
                               <w:r>
                                 <w:rPr>
                                   <w:color w:val="99A5B3"/>
@@ -8685,6 +9267,141 @@
                                 <w:t>почему?</w:t>
                               </w:r>
                             </w:p>
+                            <w:p>
+                              <w:pPr>
+                                <w:spacing w:line="240" w:lineRule="auto"/>
+                                <w:rPr>
+                                  <w:color w:val="99A5B3"/>
+                                  <w:w w:val="125"/>
+                                  <w:sz w:val="13"/>
+                                </w:rPr>
+                              </w:pPr>
+                              <w:r>
+                                <w:rPr>
+                                  <w:color w:val="99A5B3"/>
+                                  <w:w w:val="125"/>
+                                  <w:sz w:val="13"/>
+                                  <w:lang w:val="en-US"/>
+                                </w:rPr>
+                                <w:t>Header</w:t>
+                              </w:r>
+                              <w:r>
+                                <w:rPr>
+                                  <w:color w:val="99A5B3"/>
+                                  <w:w w:val="125"/>
+                                  <w:sz w:val="13"/>
+                                </w:rPr>
+                                <w:t xml:space="preserve"> </w:t>
+                              </w:r>
+                              <w:proofErr w:type="spellStart"/>
+                              <w:r>
+                                <w:rPr>
+                                  <w:color w:val="99A5B3"/>
+                                  <w:w w:val="125"/>
+                                  <w:sz w:val="13"/>
+                                </w:rPr>
+                                <w:t>тк</w:t>
+                              </w:r>
+                              <w:proofErr w:type="spellEnd"/>
+                              <w:r>
+                                <w:rPr>
+                                  <w:color w:val="99A5B3"/>
+                                  <w:w w:val="125"/>
+                                  <w:sz w:val="13"/>
+                                </w:rPr>
+                                <w:t xml:space="preserve"> везде и по нему навигация</w:t>
+                              </w:r>
+                            </w:p>
+                            <w:p>
+                              <w:pPr>
+                                <w:spacing w:line="240" w:lineRule="auto"/>
+                                <w:rPr>
+                                  <w:color w:val="99A5B3"/>
+                                  <w:w w:val="125"/>
+                                  <w:sz w:val="13"/>
+                                </w:rPr>
+                              </w:pPr>
+                              <w:r>
+                                <w:rPr>
+                                  <w:color w:val="99A5B3"/>
+                                  <w:w w:val="125"/>
+                                  <w:sz w:val="13"/>
+                                  <w:lang w:val="en-US"/>
+                                </w:rPr>
+                                <w:t>Button</w:t>
+                              </w:r>
+                              <w:r>
+                                <w:rPr>
+                                  <w:color w:val="99A5B3"/>
+                                  <w:w w:val="125"/>
+                                  <w:sz w:val="13"/>
+                                </w:rPr>
+                                <w:t xml:space="preserve"> </w:t>
+                              </w:r>
+                              <w:proofErr w:type="spellStart"/>
+                              <w:r>
+                                <w:rPr>
+                                  <w:color w:val="99A5B3"/>
+                                  <w:w w:val="125"/>
+                                  <w:sz w:val="13"/>
+                                </w:rPr>
+                                <w:t>тк</w:t>
+                              </w:r>
+                              <w:proofErr w:type="spellEnd"/>
+                              <w:r>
+                                <w:rPr>
+                                  <w:color w:val="99A5B3"/>
+                                  <w:w w:val="125"/>
+                                  <w:sz w:val="13"/>
+                                </w:rPr>
+                                <w:t xml:space="preserve"> везде и крайне необходимы</w:t>
+                              </w:r>
+                            </w:p>
+                            <w:p>
+                              <w:pPr>
+                                <w:spacing w:line="240" w:lineRule="auto"/>
+                                <w:rPr>
+                                  <w:color w:val="99A5B3"/>
+                                  <w:w w:val="125"/>
+                                  <w:sz w:val="13"/>
+                                </w:rPr>
+                              </w:pPr>
+                              <w:r>
+                                <w:rPr>
+                                  <w:color w:val="99A5B3"/>
+                                  <w:w w:val="125"/>
+                                  <w:sz w:val="13"/>
+                                </w:rPr>
+                                <w:t xml:space="preserve">Форма регистрации </w:t>
+                              </w:r>
+                              <w:proofErr w:type="spellStart"/>
+                              <w:r>
+                                <w:rPr>
+                                  <w:color w:val="99A5B3"/>
+                                  <w:w w:val="125"/>
+                                  <w:sz w:val="13"/>
+                                </w:rPr>
+                                <w:t>тк</w:t>
+                              </w:r>
+                              <w:proofErr w:type="spellEnd"/>
+                              <w:r>
+                                <w:rPr>
+                                  <w:color w:val="99A5B3"/>
+                                  <w:w w:val="125"/>
+                                  <w:sz w:val="13"/>
+                                </w:rPr>
+                                <w:t xml:space="preserve"> важный элемент</w:t>
+                              </w:r>
+                            </w:p>
+                            <w:p>
+                              <w:pPr>
+                                <w:rPr>
+                                  <w:color w:val="99A5B3"/>
+                                  <w:w w:val="125"/>
+                                  <w:sz w:val="13"/>
+                                </w:rPr>
+                              </w:pPr>
+                            </w:p>
                           </w:txbxContent>
                         </wps:txbx>
                         <wps:bodyPr horzOverflow="overflow" vert="horz" lIns="0" tIns="0" rIns="0" bIns="0" rtlCol="0">
@@ -8699,15 +9416,23 @@
           </mc:Choice>
           <mc:Fallback>
             <w:pict>
-              <v:group w14:anchorId="503E94AE" id="Group 12578" o:spid="_x0000_s1115" style="width:493.25pt;height:70.85pt;mso-position-horizontal-relative:char;mso-position-vertical-relative:line" coordsize="62640,9000" o:gfxdata="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">
-                <v:shape id="Shape 340" o:spid="_x0000_s1116" style="position:absolute;width:62640;height:9000;visibility:visible;mso-wrap-style:square;v-text-anchor:top" coordsize="6264000,900000" o:gfxdata="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" path="m38100,l6225900,v21061,,38100,17038,38100,38100l6264000,861900v,21062,-17039,38100,-38100,38100l38100,900000c17038,900000,,882962,,861900l,38100c,17038,17038,,38100,xe" filled="f" strokecolor="#c9d3e0" strokeweight="1pt">
+              <v:group w14:anchorId="503E94AE" id="Group 12578" o:spid="_x0000_s1120" style="width:493.25pt;height:70.85pt;mso-position-horizontal-relative:char;mso-position-vertical-relative:line" coordsize="62640,9000" o:gfxdata="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">
+                <v:shape id="Shape 340" o:spid="_x0000_s1121" style="position:absolute;width:62640;height:9000;visibility:visible;mso-wrap-style:square;v-text-anchor:top" coordsize="6264000,900000" o:gfxdata="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" path="m38100,l6225900,v21061,,38100,17038,38100,38100l6264000,861900v,21062,-17039,38100,-38100,38100l38100,900000c17038,900000,,882962,,861900l,38100c,17038,17038,,38100,xe" filled="f" strokecolor="#c9d3e0" strokeweight="1pt">
                   <v:stroke miterlimit="83231f" joinstyle="miter"/>
                   <v:path arrowok="t" textboxrect="0,0,6264000,900000"/>
                 </v:shape>
-                <v:rect id="Rectangle 341" o:spid="_x0000_s1117" style="position:absolute;left:635;top:515;width:43562;height:1093;visibility:visible;mso-wrap-style:square;v-text-anchor:top" o:gfxdata="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" filled="f" stroked="f">
+                <v:rect id="Rectangle 341" o:spid="_x0000_s1122" style="position:absolute;left:634;top:515;width:43563;height:8152;visibility:visible;mso-wrap-style:square;v-text-anchor:top" o:gfxdata="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" filled="f" stroked="f">
                   <v:textbox inset="0,0,0,0">
                     <w:txbxContent>
                       <w:p>
+                        <w:pPr>
+                          <w:spacing w:line="240" w:lineRule="auto"/>
+                          <w:rPr>
+                            <w:color w:val="99A5B3"/>
+                            <w:w w:val="125"/>
+                            <w:sz w:val="13"/>
+                          </w:rPr>
+                        </w:pPr>
                         <w:r>
                           <w:rPr>
                             <w:color w:val="99A5B3"/>
@@ -8853,6 +9578,141 @@
                           <w:t>почему?</w:t>
                         </w:r>
                       </w:p>
+                      <w:p>
+                        <w:pPr>
+                          <w:spacing w:line="240" w:lineRule="auto"/>
+                          <w:rPr>
+                            <w:color w:val="99A5B3"/>
+                            <w:w w:val="125"/>
+                            <w:sz w:val="13"/>
+                          </w:rPr>
+                        </w:pPr>
+                        <w:r>
+                          <w:rPr>
+                            <w:color w:val="99A5B3"/>
+                            <w:w w:val="125"/>
+                            <w:sz w:val="13"/>
+                            <w:lang w:val="en-US"/>
+                          </w:rPr>
+                          <w:t>Header</w:t>
+                        </w:r>
+                        <w:r>
+                          <w:rPr>
+                            <w:color w:val="99A5B3"/>
+                            <w:w w:val="125"/>
+                            <w:sz w:val="13"/>
+                          </w:rPr>
+                          <w:t xml:space="preserve"> </w:t>
+                        </w:r>
+                        <w:proofErr w:type="spellStart"/>
+                        <w:r>
+                          <w:rPr>
+                            <w:color w:val="99A5B3"/>
+                            <w:w w:val="125"/>
+                            <w:sz w:val="13"/>
+                          </w:rPr>
+                          <w:t>тк</w:t>
+                        </w:r>
+                        <w:proofErr w:type="spellEnd"/>
+                        <w:r>
+                          <w:rPr>
+                            <w:color w:val="99A5B3"/>
+                            <w:w w:val="125"/>
+                            <w:sz w:val="13"/>
+                          </w:rPr>
+                          <w:t xml:space="preserve"> везде и по нему навигация</w:t>
+                        </w:r>
+                      </w:p>
+                      <w:p>
+                        <w:pPr>
+                          <w:spacing w:line="240" w:lineRule="auto"/>
+                          <w:rPr>
+                            <w:color w:val="99A5B3"/>
+                            <w:w w:val="125"/>
+                            <w:sz w:val="13"/>
+                          </w:rPr>
+                        </w:pPr>
+                        <w:r>
+                          <w:rPr>
+                            <w:color w:val="99A5B3"/>
+                            <w:w w:val="125"/>
+                            <w:sz w:val="13"/>
+                            <w:lang w:val="en-US"/>
+                          </w:rPr>
+                          <w:t>Button</w:t>
+                        </w:r>
+                        <w:r>
+                          <w:rPr>
+                            <w:color w:val="99A5B3"/>
+                            <w:w w:val="125"/>
+                            <w:sz w:val="13"/>
+                          </w:rPr>
+                          <w:t xml:space="preserve"> </w:t>
+                        </w:r>
+                        <w:proofErr w:type="spellStart"/>
+                        <w:r>
+                          <w:rPr>
+                            <w:color w:val="99A5B3"/>
+                            <w:w w:val="125"/>
+                            <w:sz w:val="13"/>
+                          </w:rPr>
+                          <w:t>тк</w:t>
+                        </w:r>
+                        <w:proofErr w:type="spellEnd"/>
+                        <w:r>
+                          <w:rPr>
+                            <w:color w:val="99A5B3"/>
+                            <w:w w:val="125"/>
+                            <w:sz w:val="13"/>
+                          </w:rPr>
+                          <w:t xml:space="preserve"> везде и крайне необходимы</w:t>
+                        </w:r>
+                      </w:p>
+                      <w:p>
+                        <w:pPr>
+                          <w:spacing w:line="240" w:lineRule="auto"/>
+                          <w:rPr>
+                            <w:color w:val="99A5B3"/>
+                            <w:w w:val="125"/>
+                            <w:sz w:val="13"/>
+                          </w:rPr>
+                        </w:pPr>
+                        <w:r>
+                          <w:rPr>
+                            <w:color w:val="99A5B3"/>
+                            <w:w w:val="125"/>
+                            <w:sz w:val="13"/>
+                          </w:rPr>
+                          <w:t xml:space="preserve">Форма регистрации </w:t>
+                        </w:r>
+                        <w:proofErr w:type="spellStart"/>
+                        <w:r>
+                          <w:rPr>
+                            <w:color w:val="99A5B3"/>
+                            <w:w w:val="125"/>
+                            <w:sz w:val="13"/>
+                          </w:rPr>
+                          <w:t>тк</w:t>
+                        </w:r>
+                        <w:proofErr w:type="spellEnd"/>
+                        <w:r>
+                          <w:rPr>
+                            <w:color w:val="99A5B3"/>
+                            <w:w w:val="125"/>
+                            <w:sz w:val="13"/>
+                          </w:rPr>
+                          <w:t xml:space="preserve"> важный элемент</w:t>
+                        </w:r>
+                      </w:p>
+                      <w:p>
+                        <w:pPr>
+                          <w:rPr>
+                            <w:color w:val="99A5B3"/>
+                            <w:w w:val="125"/>
+                            <w:sz w:val="13"/>
+                          </w:rPr>
+                        </w:pPr>
+                      </w:p>
                     </w:txbxContent>
                   </v:textbox>
                 </v:rect>
@@ -9011,7 +9871,11 @@
               <w:right w:val="single" w:sz="4" w:space="0" w:color="C9D3E0"/>
             </w:tcBorders>
           </w:tcPr>
-          <w:p/>
+          <w:p>
+            <w:r>
+              <w:t>Подписи под полями ввода</w:t>
+            </w:r>
+          </w:p>
         </w:tc>
         <w:tc>
           <w:tcPr>
@@ -9023,7 +9887,11 @@
               <w:right w:val="single" w:sz="4" w:space="0" w:color="C9D3E0"/>
             </w:tcBorders>
           </w:tcPr>
-          <w:p/>
+          <w:p>
+            <w:r>
+              <w:t>Регистрационная форма</w:t>
+            </w:r>
+          </w:p>
         </w:tc>
         <w:tc>
           <w:tcPr>
@@ -9035,7 +9903,11 @@
               <w:right w:val="single" w:sz="4" w:space="0" w:color="C9D3E0"/>
             </w:tcBorders>
           </w:tcPr>
-          <w:p/>
+          <w:p>
+            <w:r>
+              <w:t>Являются частью поля</w:t>
+            </w:r>
+          </w:p>
         </w:tc>
       </w:tr>
       <w:tr>
@@ -9052,7 +9924,16 @@
               <w:right w:val="single" w:sz="4" w:space="0" w:color="C9D3E0"/>
             </w:tcBorders>
           </w:tcPr>
-          <w:p/>
+          <w:p>
+            <w:r>
+              <w:t xml:space="preserve">Текст ошибки </w:t>
+            </w:r>
+            <w:proofErr w:type="spellStart"/>
+            <w:r>
+              <w:t>емейл</w:t>
+            </w:r>
+            <w:proofErr w:type="spellEnd"/>
+          </w:p>
         </w:tc>
         <w:tc>
           <w:tcPr>
@@ -9064,7 +9945,11 @@
               <w:right w:val="single" w:sz="4" w:space="0" w:color="C9D3E0"/>
             </w:tcBorders>
           </w:tcPr>
-          <w:p/>
+          <w:p>
+            <w:r>
+              <w:t>Окно состояния формы</w:t>
+            </w:r>
+          </w:p>
         </w:tc>
         <w:tc>
           <w:tcPr>
@@ -9076,7 +9961,19 @@
               <w:right w:val="single" w:sz="4" w:space="0" w:color="C9D3E0"/>
             </w:tcBorders>
           </w:tcPr>
-          <w:p/>
+          <w:p>
+            <w:r>
+              <w:t xml:space="preserve">Связан с полем </w:t>
+            </w:r>
+            <w:proofErr w:type="spellStart"/>
+            <w:r>
+              <w:t>емейл</w:t>
+            </w:r>
+            <w:proofErr w:type="spellEnd"/>
+            <w:r>
+              <w:t xml:space="preserve"> </w:t>
+            </w:r>
+          </w:p>
         </w:tc>
       </w:tr>
     </w:tbl>
@@ -9089,2185 +9986,652 @@
         <w:t>Таблица интерактивных состояний</w:t>
       </w:r>
     </w:p>
+    <w:tbl>
+      <w:tblPr>
+        <w:tblStyle w:val="a3"/>
+        <w:tblW w:w="9923" w:type="dxa"/>
+        <w:tblInd w:w="-5" w:type="dxa"/>
+        <w:tblLook w:val="04A0" w:firstRow="1" w:lastRow="0" w:firstColumn="1" w:lastColumn="0" w:noHBand="0" w:noVBand="1"/>
+      </w:tblPr>
+      <w:tblGrid>
+        <w:gridCol w:w="1469"/>
+        <w:gridCol w:w="1285"/>
+        <w:gridCol w:w="1478"/>
+        <w:gridCol w:w="1545"/>
+        <w:gridCol w:w="1517"/>
+        <w:gridCol w:w="2629"/>
+      </w:tblGrid>
+      <w:tr>
+        <w:tc>
+          <w:tcPr>
+            <w:tcW w:w="1276" w:type="dxa"/>
+          </w:tcPr>
+          <w:p>
+            <w:pPr>
+              <w:ind w:right="-579"/>
+              <w:rPr>
+                <w:color w:val="000000" w:themeColor="text1"/>
+              </w:rPr>
+            </w:pPr>
+            <w:r>
+              <w:rPr>
+                <w:rFonts w:ascii="Arial" w:hAnsi="Arial"/>
+                <w:b/>
+                <w:color w:val="000000" w:themeColor="text1"/>
+                <w:sz w:val="18"/>
+              </w:rPr>
+              <w:t>Элемент</w:t>
+            </w:r>
+          </w:p>
+        </w:tc>
+        <w:tc>
+          <w:tcPr>
+            <w:tcW w:w="1252" w:type="dxa"/>
+          </w:tcPr>
+          <w:p>
+            <w:pPr>
+              <w:ind w:right="-579"/>
+              <w:rPr>
+                <w:color w:val="000000" w:themeColor="text1"/>
+              </w:rPr>
+            </w:pPr>
+            <w:proofErr w:type="spellStart"/>
+            <w:r>
+              <w:rPr>
+                <w:rFonts w:ascii="Arial" w:hAnsi="Arial"/>
+                <w:b/>
+                <w:color w:val="000000" w:themeColor="text1"/>
+                <w:sz w:val="18"/>
+              </w:rPr>
+              <w:t>Default</w:t>
+            </w:r>
+            <w:proofErr w:type="spellEnd"/>
+          </w:p>
+        </w:tc>
+        <w:tc>
+          <w:tcPr>
+            <w:tcW w:w="1544" w:type="dxa"/>
+          </w:tcPr>
+          <w:p>
+            <w:pPr>
+              <w:ind w:right="-579"/>
+              <w:rPr>
+                <w:color w:val="000000" w:themeColor="text1"/>
+              </w:rPr>
+            </w:pPr>
+            <w:proofErr w:type="spellStart"/>
+            <w:r>
+              <w:rPr>
+                <w:rFonts w:ascii="Arial" w:hAnsi="Arial"/>
+                <w:b/>
+                <w:color w:val="000000" w:themeColor="text1"/>
+                <w:sz w:val="18"/>
+              </w:rPr>
+              <w:t>Hover</w:t>
+            </w:r>
+            <w:proofErr w:type="spellEnd"/>
+            <w:r>
+              <w:rPr>
+                <w:rFonts w:ascii="Arial" w:hAnsi="Arial"/>
+                <w:b/>
+                <w:color w:val="000000" w:themeColor="text1"/>
+                <w:sz w:val="18"/>
+              </w:rPr>
+              <w:t xml:space="preserve"> / Focus</w:t>
+            </w:r>
+          </w:p>
+        </w:tc>
+        <w:tc>
+          <w:tcPr>
+            <w:tcW w:w="1556" w:type="dxa"/>
+          </w:tcPr>
+          <w:p>
+            <w:pPr>
+              <w:ind w:right="-579"/>
+              <w:rPr>
+                <w:color w:val="000000" w:themeColor="text1"/>
+              </w:rPr>
+            </w:pPr>
+            <w:r>
+              <w:rPr>
+                <w:rFonts w:ascii="Arial" w:hAnsi="Arial"/>
+                <w:b/>
+                <w:color w:val="000000" w:themeColor="text1"/>
+                <w:sz w:val="18"/>
+              </w:rPr>
+              <w:t>Active / Selected</w:t>
+            </w:r>
+          </w:p>
+        </w:tc>
+        <w:tc>
+          <w:tcPr>
+            <w:tcW w:w="1558" w:type="dxa"/>
+          </w:tcPr>
+          <w:p>
+            <w:pPr>
+              <w:ind w:right="-579"/>
+              <w:rPr>
+                <w:color w:val="000000" w:themeColor="text1"/>
+              </w:rPr>
+            </w:pPr>
+            <w:proofErr w:type="spellStart"/>
+            <w:r>
+              <w:rPr>
+                <w:rFonts w:ascii="Arial" w:hAnsi="Arial"/>
+                <w:b/>
+                <w:color w:val="000000" w:themeColor="text1"/>
+                <w:sz w:val="18"/>
+              </w:rPr>
+              <w:t>Loading</w:t>
+            </w:r>
+            <w:proofErr w:type="spellEnd"/>
+            <w:r>
+              <w:rPr>
+                <w:rFonts w:ascii="Arial" w:hAnsi="Arial"/>
+                <w:b/>
+                <w:color w:val="000000" w:themeColor="text1"/>
+                <w:sz w:val="18"/>
+              </w:rPr>
+              <w:t xml:space="preserve"> / </w:t>
+            </w:r>
+            <w:proofErr w:type="spellStart"/>
+            <w:r>
+              <w:rPr>
+                <w:rFonts w:ascii="Arial" w:hAnsi="Arial"/>
+                <w:b/>
+                <w:color w:val="000000" w:themeColor="text1"/>
+                <w:sz w:val="18"/>
+              </w:rPr>
+              <w:t>Disabled</w:t>
+            </w:r>
+            <w:proofErr w:type="spellEnd"/>
+          </w:p>
+        </w:tc>
+        <w:tc>
+          <w:tcPr>
+            <w:tcW w:w="2737" w:type="dxa"/>
+            <w:vAlign w:val="center"/>
+          </w:tcPr>
+          <w:p>
+            <w:pPr>
+              <w:ind w:right="-579"/>
+              <w:rPr>
+                <w:color w:val="000000" w:themeColor="text1"/>
+              </w:rPr>
+            </w:pPr>
+            <w:proofErr w:type="spellStart"/>
+            <w:r>
+              <w:rPr>
+                <w:rFonts w:ascii="Arial" w:hAnsi="Arial"/>
+                <w:b/>
+                <w:color w:val="000000" w:themeColor="text1"/>
+                <w:sz w:val="18"/>
+              </w:rPr>
+              <w:t>Error</w:t>
+            </w:r>
+            <w:proofErr w:type="spellEnd"/>
+            <w:r>
+              <w:rPr>
+                <w:rFonts w:ascii="Arial" w:hAnsi="Arial"/>
+                <w:b/>
+                <w:color w:val="000000" w:themeColor="text1"/>
+                <w:sz w:val="18"/>
+              </w:rPr>
+              <w:t xml:space="preserve"> / </w:t>
+            </w:r>
+            <w:proofErr w:type="spellStart"/>
+            <w:r>
+              <w:rPr>
+                <w:rFonts w:ascii="Arial" w:hAnsi="Arial"/>
+                <w:b/>
+                <w:color w:val="000000" w:themeColor="text1"/>
+                <w:sz w:val="18"/>
+              </w:rPr>
+              <w:t>Success</w:t>
+            </w:r>
+            <w:proofErr w:type="spellEnd"/>
+            <w:r>
+              <w:rPr>
+                <w:rFonts w:ascii="Arial" w:hAnsi="Arial"/>
+                <w:b/>
+                <w:color w:val="000000" w:themeColor="text1"/>
+                <w:sz w:val="18"/>
+              </w:rPr>
+              <w:t xml:space="preserve"> / Empty</w:t>
+            </w:r>
+          </w:p>
+        </w:tc>
+      </w:tr>
+      <w:tr>
+        <w:tc>
+          <w:tcPr>
+            <w:tcW w:w="1276" w:type="dxa"/>
+          </w:tcPr>
+          <w:p>
+            <w:pPr>
+              <w:ind w:right="-579"/>
+            </w:pPr>
+            <w:r>
+              <w:t>фильтры</w:t>
+            </w:r>
+          </w:p>
+        </w:tc>
+        <w:tc>
+          <w:tcPr>
+            <w:tcW w:w="1252" w:type="dxa"/>
+          </w:tcPr>
+          <w:p>
+            <w:pPr>
+              <w:ind w:right="-579"/>
+            </w:pPr>
+            <w:r>
+              <w:t>Не выбраны</w:t>
+            </w:r>
+          </w:p>
+        </w:tc>
+        <w:tc>
+          <w:tcPr>
+            <w:tcW w:w="1544" w:type="dxa"/>
+          </w:tcPr>
+          <w:p>
+            <w:pPr>
+              <w:ind w:right="-579"/>
+            </w:pPr>
+          </w:p>
+        </w:tc>
+        <w:tc>
+          <w:tcPr>
+            <w:tcW w:w="1556" w:type="dxa"/>
+          </w:tcPr>
+          <w:p>
+            <w:pPr>
+              <w:ind w:right="-579"/>
+            </w:pPr>
+            <w:r>
+              <w:t>Выбранные</w:t>
+            </w:r>
+          </w:p>
+          <w:p>
+            <w:pPr>
+              <w:ind w:right="-579"/>
+            </w:pPr>
+            <w:r>
+              <w:t>фильтры</w:t>
+            </w:r>
+          </w:p>
+        </w:tc>
+        <w:tc>
+          <w:tcPr>
+            <w:tcW w:w="1558" w:type="dxa"/>
+          </w:tcPr>
+          <w:p>
+            <w:pPr>
+              <w:ind w:right="-579"/>
+            </w:pPr>
+          </w:p>
+        </w:tc>
+        <w:tc>
+          <w:tcPr>
+            <w:tcW w:w="2737" w:type="dxa"/>
+          </w:tcPr>
+          <w:p>
+            <w:pPr>
+              <w:ind w:right="-579"/>
+            </w:pPr>
+          </w:p>
+        </w:tc>
+      </w:tr>
+      <w:tr>
+        <w:tc>
+          <w:tcPr>
+            <w:tcW w:w="1276" w:type="dxa"/>
+          </w:tcPr>
+          <w:p>
+            <w:pPr>
+              <w:ind w:right="-579"/>
+            </w:pPr>
+            <w:r>
+              <w:t>поисковик</w:t>
+            </w:r>
+          </w:p>
+        </w:tc>
+        <w:tc>
+          <w:tcPr>
+            <w:tcW w:w="1252" w:type="dxa"/>
+          </w:tcPr>
+          <w:p>
+            <w:pPr>
+              <w:ind w:right="-579"/>
+            </w:pPr>
+            <w:r>
+              <w:t>пусто</w:t>
+            </w:r>
+          </w:p>
+        </w:tc>
+        <w:tc>
+          <w:tcPr>
+            <w:tcW w:w="1544" w:type="dxa"/>
+          </w:tcPr>
+          <w:p>
+            <w:pPr>
+              <w:ind w:right="-579"/>
+            </w:pPr>
+          </w:p>
+        </w:tc>
+        <w:tc>
+          <w:tcPr>
+            <w:tcW w:w="1556" w:type="dxa"/>
+          </w:tcPr>
+          <w:p>
+            <w:pPr>
+              <w:ind w:right="-579"/>
+            </w:pPr>
+            <w:r>
+              <w:t>Введен текст</w:t>
+            </w:r>
+          </w:p>
+        </w:tc>
+        <w:tc>
+          <w:tcPr>
+            <w:tcW w:w="1558" w:type="dxa"/>
+          </w:tcPr>
+          <w:p>
+            <w:pPr>
+              <w:ind w:right="-579"/>
+            </w:pPr>
+          </w:p>
+        </w:tc>
+        <w:tc>
+          <w:tcPr>
+            <w:tcW w:w="2737" w:type="dxa"/>
+          </w:tcPr>
+          <w:p>
+            <w:pPr>
+              <w:ind w:right="-579"/>
+            </w:pPr>
+            <w:r>
+              <w:t>Не найдено</w:t>
+            </w:r>
+          </w:p>
+        </w:tc>
+      </w:tr>
+      <w:tr>
+        <w:tc>
+          <w:tcPr>
+            <w:tcW w:w="1276" w:type="dxa"/>
+          </w:tcPr>
+          <w:p>
+            <w:pPr>
+              <w:ind w:right="-579"/>
+            </w:pPr>
+            <w:r>
+              <w:t xml:space="preserve">Карточка </w:t>
+            </w:r>
+          </w:p>
+          <w:p>
+            <w:pPr>
+              <w:ind w:right="-579"/>
+            </w:pPr>
+            <w:r>
+              <w:t>мероприятия</w:t>
+            </w:r>
+          </w:p>
+        </w:tc>
+        <w:tc>
+          <w:tcPr>
+            <w:tcW w:w="1252" w:type="dxa"/>
+          </w:tcPr>
+          <w:p>
+            <w:pPr>
+              <w:ind w:right="-579"/>
+            </w:pPr>
+            <w:r>
+              <w:t>Описание</w:t>
+            </w:r>
+          </w:p>
+          <w:p>
+            <w:pPr>
+              <w:ind w:right="-579"/>
+            </w:pPr>
+            <w:r>
+              <w:t xml:space="preserve">Программа </w:t>
+            </w:r>
+          </w:p>
+          <w:p>
+            <w:pPr>
+              <w:ind w:right="-579"/>
+            </w:pPr>
+            <w:r>
+              <w:t>спикеры</w:t>
+            </w:r>
+          </w:p>
+        </w:tc>
+        <w:tc>
+          <w:tcPr>
+            <w:tcW w:w="1544" w:type="dxa"/>
+          </w:tcPr>
+          <w:p>
+            <w:pPr>
+              <w:ind w:right="-579"/>
+            </w:pPr>
+          </w:p>
+        </w:tc>
+        <w:tc>
+          <w:tcPr>
+            <w:tcW w:w="1556" w:type="dxa"/>
+          </w:tcPr>
+          <w:p>
+            <w:pPr>
+              <w:ind w:right="-579"/>
+            </w:pPr>
+            <w:r>
+              <w:t xml:space="preserve">Программа </w:t>
+            </w:r>
+          </w:p>
+          <w:p>
+            <w:pPr>
+              <w:ind w:right="-579"/>
+            </w:pPr>
+            <w:r>
+              <w:t>Или спикеры</w:t>
+            </w:r>
+          </w:p>
+        </w:tc>
+        <w:tc>
+          <w:tcPr>
+            <w:tcW w:w="1558" w:type="dxa"/>
+          </w:tcPr>
+          <w:p>
+            <w:pPr>
+              <w:ind w:right="-579"/>
+            </w:pPr>
+          </w:p>
+        </w:tc>
+        <w:tc>
+          <w:tcPr>
+            <w:tcW w:w="2737" w:type="dxa"/>
+          </w:tcPr>
+          <w:p>
+            <w:pPr>
+              <w:ind w:right="-579"/>
+            </w:pPr>
+            <w:r>
+              <w:t>Нет информации</w:t>
+            </w:r>
+          </w:p>
+        </w:tc>
+      </w:tr>
+      <w:tr>
+        <w:tc>
+          <w:tcPr>
+            <w:tcW w:w="1276" w:type="dxa"/>
+          </w:tcPr>
+          <w:p>
+            <w:pPr>
+              <w:ind w:right="-579"/>
+            </w:pPr>
+            <w:r>
+              <w:t>регистрация</w:t>
+            </w:r>
+          </w:p>
+        </w:tc>
+        <w:tc>
+          <w:tcPr>
+            <w:tcW w:w="1252" w:type="dxa"/>
+          </w:tcPr>
+          <w:p>
+            <w:pPr>
+              <w:ind w:right="-579"/>
+            </w:pPr>
+            <w:r>
+              <w:t>пустая</w:t>
+            </w:r>
+          </w:p>
+        </w:tc>
+        <w:tc>
+          <w:tcPr>
+            <w:tcW w:w="1544" w:type="dxa"/>
+          </w:tcPr>
+          <w:p>
+            <w:pPr>
+              <w:ind w:right="-579"/>
+            </w:pPr>
+          </w:p>
+        </w:tc>
+        <w:tc>
+          <w:tcPr>
+            <w:tcW w:w="1556" w:type="dxa"/>
+          </w:tcPr>
+          <w:p>
+            <w:pPr>
+              <w:ind w:right="-579"/>
+            </w:pPr>
+            <w:r>
+              <w:t>заполненная</w:t>
+            </w:r>
+          </w:p>
+        </w:tc>
+        <w:tc>
+          <w:tcPr>
+            <w:tcW w:w="1558" w:type="dxa"/>
+          </w:tcPr>
+          <w:p>
+            <w:pPr>
+              <w:ind w:right="-579"/>
+            </w:pPr>
+            <w:r>
+              <w:t xml:space="preserve">Думает при </w:t>
+            </w:r>
+          </w:p>
+          <w:p>
+            <w:pPr>
+              <w:ind w:right="-579"/>
+            </w:pPr>
+            <w:r>
+              <w:t>отправке</w:t>
+            </w:r>
+          </w:p>
+        </w:tc>
+        <w:tc>
+          <w:tcPr>
+            <w:tcW w:w="2737" w:type="dxa"/>
+          </w:tcPr>
+          <w:p>
+            <w:pPr>
+              <w:ind w:right="-579"/>
+            </w:pPr>
+            <w:r>
+              <w:t xml:space="preserve">Ошибка в случае </w:t>
+            </w:r>
+            <w:proofErr w:type="spellStart"/>
+            <w:r>
+              <w:t>некорре</w:t>
+            </w:r>
+            <w:proofErr w:type="spellEnd"/>
+          </w:p>
+          <w:p>
+            <w:pPr>
+              <w:ind w:right="-579"/>
+            </w:pPr>
+            <w:proofErr w:type="spellStart"/>
+            <w:r>
+              <w:t>ктности</w:t>
+            </w:r>
+            <w:proofErr w:type="spellEnd"/>
+          </w:p>
+        </w:tc>
+      </w:tr>
+      <w:tr>
+        <w:trPr>
+          <w:trHeight w:val="379"/>
+        </w:trPr>
+        <w:tc>
+          <w:tcPr>
+            <w:tcW w:w="1276" w:type="dxa"/>
+          </w:tcPr>
+          <w:p>
+            <w:pPr>
+              <w:ind w:right="-579"/>
+            </w:pPr>
+          </w:p>
+        </w:tc>
+        <w:tc>
+          <w:tcPr>
+            <w:tcW w:w="1252" w:type="dxa"/>
+          </w:tcPr>
+          <w:p>
+            <w:pPr>
+              <w:ind w:right="-579"/>
+            </w:pPr>
+          </w:p>
+        </w:tc>
+        <w:tc>
+          <w:tcPr>
+            <w:tcW w:w="1544" w:type="dxa"/>
+          </w:tcPr>
+          <w:p>
+            <w:pPr>
+              <w:ind w:right="-579"/>
+            </w:pPr>
+          </w:p>
+        </w:tc>
+        <w:tc>
+          <w:tcPr>
+            <w:tcW w:w="1556" w:type="dxa"/>
+          </w:tcPr>
+          <w:p>
+            <w:pPr>
+              <w:ind w:right="-579"/>
+            </w:pPr>
+          </w:p>
+        </w:tc>
+        <w:tc>
+          <w:tcPr>
+            <w:tcW w:w="1558" w:type="dxa"/>
+          </w:tcPr>
+          <w:p>
+            <w:pPr>
+              <w:ind w:right="-579"/>
+            </w:pPr>
+          </w:p>
+        </w:tc>
+        <w:tc>
+          <w:tcPr>
+            <w:tcW w:w="2737" w:type="dxa"/>
+          </w:tcPr>
+          <w:p>
+            <w:pPr>
+              <w:ind w:right="-579"/>
+            </w:pPr>
+          </w:p>
+        </w:tc>
+      </w:tr>
+    </w:tbl>
     <w:p>
       <w:pPr>
         <w:spacing w:after="0"/>
         <w:ind w:left="-283" w:right="-579"/>
       </w:pPr>
-      <w:r>
-        <w:rPr>
-          <w:noProof/>
-        </w:rPr>
-        <mc:AlternateContent>
-          <mc:Choice Requires="wpg">
-            <w:drawing>
-              <wp:inline distT="0" distB="0" distL="0" distR="0" wp14:anchorId="5E0F452E" wp14:editId="0ADDDFD0">
-                <wp:extent cx="6624001" cy="3618000"/>
-                <wp:effectExtent l="0" t="0" r="0" b="0"/>
-                <wp:docPr id="13260" name="Group 13260"/>
-                <wp:cNvGraphicFramePr/>
-                <a:graphic xmlns:a="http://schemas.openxmlformats.org/drawingml/2006/main">
-                  <a:graphicData uri="http://schemas.microsoft.com/office/word/2010/wordprocessingGroup">
-                    <wpg:wgp>
-                      <wpg:cNvGrpSpPr/>
-                      <wpg:grpSpPr>
-                        <a:xfrm>
-                          <a:off x="0" y="0"/>
-                          <a:ext cx="6624001" cy="3618000"/>
-                          <a:chOff x="0" y="0"/>
-                          <a:chExt cx="6624001" cy="3618000"/>
-                        </a:xfrm>
-                      </wpg:grpSpPr>
-                      <wps:wsp>
-                        <wps:cNvPr id="15322" name="Shape 15322"/>
-                        <wps:cNvSpPr/>
-                        <wps:spPr>
-                          <a:xfrm>
-                            <a:off x="0" y="0"/>
-                            <a:ext cx="6624001" cy="306000"/>
-                          </a:xfrm>
-                          <a:custGeom>
-                            <a:avLst/>
-                            <a:gdLst/>
-                            <a:ahLst/>
-                            <a:cxnLst/>
-                            <a:rect l="0" t="0" r="0" b="0"/>
-                            <a:pathLst>
-                              <a:path w="6624001" h="306000">
-                                <a:moveTo>
-                                  <a:pt x="0" y="0"/>
-                                </a:moveTo>
-                                <a:lnTo>
-                                  <a:pt x="6624001" y="0"/>
-                                </a:lnTo>
-                                <a:lnTo>
-                                  <a:pt x="6624001" y="306000"/>
-                                </a:lnTo>
-                                <a:lnTo>
-                                  <a:pt x="0" y="306000"/>
-                                </a:lnTo>
-                                <a:lnTo>
-                                  <a:pt x="0" y="0"/>
-                                </a:lnTo>
-                              </a:path>
-                            </a:pathLst>
-                          </a:custGeom>
-                          <a:ln w="0" cap="flat">
-                            <a:miter lim="127000"/>
-                          </a:ln>
-                        </wps:spPr>
-                        <wps:style>
-                          <a:lnRef idx="0">
-                            <a:srgbClr val="000000">
-                              <a:alpha val="0"/>
-                            </a:srgbClr>
-                          </a:lnRef>
-                          <a:fillRef idx="1">
-                            <a:srgbClr val="17324D"/>
-                          </a:fillRef>
-                          <a:effectRef idx="0">
-                            <a:scrgbClr r="0" g="0" b="0"/>
-                          </a:effectRef>
-                          <a:fontRef idx="none"/>
-                        </wps:style>
-                        <wps:bodyPr/>
-                      </wps:wsp>
-                      <wps:wsp>
-                        <wps:cNvPr id="373" name="Rectangle 373"/>
-                        <wps:cNvSpPr/>
-                        <wps:spPr>
-                          <a:xfrm>
-                            <a:off x="390604" y="59762"/>
-                            <a:ext cx="588914" cy="119399"/>
-                          </a:xfrm>
-                          <a:prstGeom prst="rect">
-                            <a:avLst/>
-                          </a:prstGeom>
-                          <a:ln>
-                            <a:noFill/>
-                          </a:ln>
-                        </wps:spPr>
-                        <wps:txbx>
-                          <w:txbxContent>
-                            <w:p>
-                              <w:r>
-                                <w:rPr>
-                                  <w:b/>
-                                  <w:color w:val="FFFFFF"/>
-                                  <w:w w:val="135"/>
-                                  <w:sz w:val="14"/>
-                                </w:rPr>
-                                <w:t>Элемент</w:t>
-                              </w:r>
-                            </w:p>
-                          </w:txbxContent>
-                        </wps:txbx>
-                        <wps:bodyPr horzOverflow="overflow" vert="horz" lIns="0" tIns="0" rIns="0" bIns="0" rtlCol="0">
-                          <a:noAutofit/>
-                        </wps:bodyPr>
-                      </wps:wsp>
-                      <wps:wsp>
-                        <wps:cNvPr id="374" name="Rectangle 374"/>
-                        <wps:cNvSpPr/>
-                        <wps:spPr>
-                          <a:xfrm>
-                            <a:off x="1468858" y="59762"/>
-                            <a:ext cx="497799" cy="119399"/>
-                          </a:xfrm>
-                          <a:prstGeom prst="rect">
-                            <a:avLst/>
-                          </a:prstGeom>
-                          <a:ln>
-                            <a:noFill/>
-                          </a:ln>
-                        </wps:spPr>
-                        <wps:txbx>
-                          <w:txbxContent>
-                            <w:p>
-                              <w:proofErr w:type="spellStart"/>
-                              <w:r>
-                                <w:rPr>
-                                  <w:b/>
-                                  <w:color w:val="FFFFFF"/>
-                                  <w:w w:val="141"/>
-                                  <w:sz w:val="14"/>
-                                </w:rPr>
-                                <w:t>Default</w:t>
-                              </w:r>
-                              <w:proofErr w:type="spellEnd"/>
-                            </w:p>
-                          </w:txbxContent>
-                        </wps:txbx>
-                        <wps:bodyPr horzOverflow="overflow" vert="horz" lIns="0" tIns="0" rIns="0" bIns="0" rtlCol="0">
-                          <a:noAutofit/>
-                        </wps:bodyPr>
-                      </wps:wsp>
-                      <wps:wsp>
-                        <wps:cNvPr id="375" name="Rectangle 375"/>
-                        <wps:cNvSpPr/>
-                        <wps:spPr>
-                          <a:xfrm>
-                            <a:off x="2335805" y="59762"/>
-                            <a:ext cx="920878" cy="119399"/>
-                          </a:xfrm>
-                          <a:prstGeom prst="rect">
-                            <a:avLst/>
-                          </a:prstGeom>
-                          <a:ln>
-                            <a:noFill/>
-                          </a:ln>
-                        </wps:spPr>
-                        <wps:txbx>
-                          <w:txbxContent>
-                            <w:p>
-                              <w:proofErr w:type="spellStart"/>
-                              <w:r>
-                                <w:rPr>
-                                  <w:b/>
-                                  <w:color w:val="FFFFFF"/>
-                                  <w:w w:val="137"/>
-                                  <w:sz w:val="14"/>
-                                </w:rPr>
-                                <w:t>Hover</w:t>
-                              </w:r>
-                              <w:proofErr w:type="spellEnd"/>
-                              <w:r>
-                                <w:rPr>
-                                  <w:b/>
-                                  <w:color w:val="FFFFFF"/>
-                                  <w:spacing w:val="17"/>
-                                  <w:w w:val="137"/>
-                                  <w:sz w:val="14"/>
-                                </w:rPr>
-                                <w:t xml:space="preserve"> </w:t>
-                              </w:r>
-                              <w:r>
-                                <w:rPr>
-                                  <w:b/>
-                                  <w:color w:val="FFFFFF"/>
-                                  <w:w w:val="137"/>
-                                  <w:sz w:val="14"/>
-                                </w:rPr>
-                                <w:t>/</w:t>
-                              </w:r>
-                              <w:r>
-                                <w:rPr>
-                                  <w:b/>
-                                  <w:color w:val="FFFFFF"/>
-                                  <w:spacing w:val="17"/>
-                                  <w:w w:val="137"/>
-                                  <w:sz w:val="14"/>
-                                </w:rPr>
-                                <w:t xml:space="preserve"> </w:t>
-                              </w:r>
-                              <w:r>
-                                <w:rPr>
-                                  <w:b/>
-                                  <w:color w:val="FFFFFF"/>
-                                  <w:w w:val="137"/>
-                                  <w:sz w:val="14"/>
-                                </w:rPr>
-                                <w:t>Focus</w:t>
-                              </w:r>
-                            </w:p>
-                          </w:txbxContent>
-                        </wps:txbx>
-                        <wps:bodyPr horzOverflow="overflow" vert="horz" lIns="0" tIns="0" rIns="0" bIns="0" rtlCol="0">
-                          <a:noAutofit/>
-                        </wps:bodyPr>
-                      </wps:wsp>
-                      <wps:wsp>
-                        <wps:cNvPr id="376" name="Rectangle 376"/>
-                        <wps:cNvSpPr/>
-                        <wps:spPr>
-                          <a:xfrm>
-                            <a:off x="3407344" y="59762"/>
-                            <a:ext cx="1134906" cy="119399"/>
-                          </a:xfrm>
-                          <a:prstGeom prst="rect">
-                            <a:avLst/>
-                          </a:prstGeom>
-                          <a:ln>
-                            <a:noFill/>
-                          </a:ln>
-                        </wps:spPr>
-                        <wps:txbx>
-                          <w:txbxContent>
-                            <w:p>
-                              <w:r>
-                                <w:rPr>
-                                  <w:b/>
-                                  <w:color w:val="FFFFFF"/>
-                                  <w:w w:val="139"/>
-                                  <w:sz w:val="14"/>
-                                </w:rPr>
-                                <w:t>Active</w:t>
-                              </w:r>
-                              <w:r>
-                                <w:rPr>
-                                  <w:b/>
-                                  <w:color w:val="FFFFFF"/>
-                                  <w:spacing w:val="17"/>
-                                  <w:w w:val="139"/>
-                                  <w:sz w:val="14"/>
-                                </w:rPr>
-                                <w:t xml:space="preserve"> </w:t>
-                              </w:r>
-                              <w:r>
-                                <w:rPr>
-                                  <w:b/>
-                                  <w:color w:val="FFFFFF"/>
-                                  <w:w w:val="139"/>
-                                  <w:sz w:val="14"/>
-                                </w:rPr>
-                                <w:t>/</w:t>
-                              </w:r>
-                              <w:r>
-                                <w:rPr>
-                                  <w:b/>
-                                  <w:color w:val="FFFFFF"/>
-                                  <w:spacing w:val="17"/>
-                                  <w:w w:val="139"/>
-                                  <w:sz w:val="14"/>
-                                </w:rPr>
-                                <w:t xml:space="preserve"> </w:t>
-                              </w:r>
-                              <w:proofErr w:type="spellStart"/>
-                              <w:r>
-                                <w:rPr>
-                                  <w:b/>
-                                  <w:color w:val="FFFFFF"/>
-                                  <w:w w:val="139"/>
-                                  <w:sz w:val="14"/>
-                                </w:rPr>
-                                <w:t>Selected</w:t>
-                              </w:r>
-                              <w:proofErr w:type="spellEnd"/>
-                            </w:p>
-                          </w:txbxContent>
-                        </wps:txbx>
-                        <wps:bodyPr horzOverflow="overflow" vert="horz" lIns="0" tIns="0" rIns="0" bIns="0" rtlCol="0">
-                          <a:noAutofit/>
-                        </wps:bodyPr>
-                      </wps:wsp>
-                      <wps:wsp>
-                        <wps:cNvPr id="377" name="Rectangle 377"/>
-                        <wps:cNvSpPr/>
-                        <wps:spPr>
-                          <a:xfrm>
-                            <a:off x="4479206" y="59762"/>
-                            <a:ext cx="1252315" cy="119399"/>
-                          </a:xfrm>
-                          <a:prstGeom prst="rect">
-                            <a:avLst/>
-                          </a:prstGeom>
-                          <a:ln>
-                            <a:noFill/>
-                          </a:ln>
-                        </wps:spPr>
-                        <wps:txbx>
-                          <w:txbxContent>
-                            <w:p>
-                              <w:proofErr w:type="spellStart"/>
-                              <w:r>
-                                <w:rPr>
-                                  <w:b/>
-                                  <w:color w:val="FFFFFF"/>
-                                  <w:w w:val="140"/>
-                                  <w:sz w:val="14"/>
-                                </w:rPr>
-                                <w:t>Loading</w:t>
-                              </w:r>
-                              <w:proofErr w:type="spellEnd"/>
-                              <w:r>
-                                <w:rPr>
-                                  <w:b/>
-                                  <w:color w:val="FFFFFF"/>
-                                  <w:spacing w:val="17"/>
-                                  <w:w w:val="140"/>
-                                  <w:sz w:val="14"/>
-                                </w:rPr>
-                                <w:t xml:space="preserve"> </w:t>
-                              </w:r>
-                              <w:r>
-                                <w:rPr>
-                                  <w:b/>
-                                  <w:color w:val="FFFFFF"/>
-                                  <w:w w:val="140"/>
-                                  <w:sz w:val="14"/>
-                                </w:rPr>
-                                <w:t>/</w:t>
-                              </w:r>
-                              <w:r>
-                                <w:rPr>
-                                  <w:b/>
-                                  <w:color w:val="FFFFFF"/>
-                                  <w:spacing w:val="17"/>
-                                  <w:w w:val="140"/>
-                                  <w:sz w:val="14"/>
-                                </w:rPr>
-                                <w:t xml:space="preserve"> </w:t>
-                              </w:r>
-                              <w:proofErr w:type="spellStart"/>
-                              <w:r>
-                                <w:rPr>
-                                  <w:b/>
-                                  <w:color w:val="FFFFFF"/>
-                                  <w:w w:val="140"/>
-                                  <w:sz w:val="14"/>
-                                </w:rPr>
-                                <w:t>Disabled</w:t>
-                              </w:r>
-                              <w:proofErr w:type="spellEnd"/>
-                            </w:p>
-                          </w:txbxContent>
-                        </wps:txbx>
-                        <wps:bodyPr horzOverflow="overflow" vert="horz" lIns="0" tIns="0" rIns="0" bIns="0" rtlCol="0">
-                          <a:noAutofit/>
-                        </wps:bodyPr>
-                      </wps:wsp>
-                      <wps:wsp>
-                        <wps:cNvPr id="378" name="Rectangle 378"/>
-                        <wps:cNvSpPr/>
-                        <wps:spPr>
-                          <a:xfrm>
-                            <a:off x="5655238" y="59762"/>
-                            <a:ext cx="1092628" cy="119399"/>
-                          </a:xfrm>
-                          <a:prstGeom prst="rect">
-                            <a:avLst/>
-                          </a:prstGeom>
-                          <a:ln>
-                            <a:noFill/>
-                          </a:ln>
-                        </wps:spPr>
-                        <wps:txbx>
-                          <w:txbxContent>
-                            <w:p>
-                              <w:proofErr w:type="spellStart"/>
-                              <w:r>
-                                <w:rPr>
-                                  <w:b/>
-                                  <w:color w:val="FFFFFF"/>
-                                  <w:w w:val="137"/>
-                                  <w:sz w:val="14"/>
-                                </w:rPr>
-                                <w:t>Error</w:t>
-                              </w:r>
-                              <w:proofErr w:type="spellEnd"/>
-                              <w:r>
-                                <w:rPr>
-                                  <w:b/>
-                                  <w:color w:val="FFFFFF"/>
-                                  <w:spacing w:val="17"/>
-                                  <w:w w:val="137"/>
-                                  <w:sz w:val="14"/>
-                                </w:rPr>
-                                <w:t xml:space="preserve"> </w:t>
-                              </w:r>
-                              <w:r>
-                                <w:rPr>
-                                  <w:b/>
-                                  <w:color w:val="FFFFFF"/>
-                                  <w:w w:val="137"/>
-                                  <w:sz w:val="14"/>
-                                </w:rPr>
-                                <w:t>/</w:t>
-                              </w:r>
-                              <w:r>
-                                <w:rPr>
-                                  <w:b/>
-                                  <w:color w:val="FFFFFF"/>
-                                  <w:spacing w:val="17"/>
-                                  <w:w w:val="137"/>
-                                  <w:sz w:val="14"/>
-                                </w:rPr>
-                                <w:t xml:space="preserve"> </w:t>
-                              </w:r>
-                              <w:proofErr w:type="spellStart"/>
-                              <w:r>
-                                <w:rPr>
-                                  <w:b/>
-                                  <w:color w:val="FFFFFF"/>
-                                  <w:w w:val="137"/>
-                                  <w:sz w:val="14"/>
-                                </w:rPr>
-                                <w:t>Success</w:t>
-                              </w:r>
-                              <w:proofErr w:type="spellEnd"/>
-                              <w:r>
-                                <w:rPr>
-                                  <w:b/>
-                                  <w:color w:val="FFFFFF"/>
-                                  <w:spacing w:val="17"/>
-                                  <w:w w:val="137"/>
-                                  <w:sz w:val="14"/>
-                                </w:rPr>
-                                <w:t xml:space="preserve"> </w:t>
-                              </w:r>
-                              <w:r>
-                                <w:rPr>
-                                  <w:b/>
-                                  <w:color w:val="FFFFFF"/>
-                                  <w:w w:val="137"/>
-                                  <w:sz w:val="14"/>
-                                </w:rPr>
-                                <w:t>/</w:t>
-                              </w:r>
-                            </w:p>
-                          </w:txbxContent>
-                        </wps:txbx>
-                        <wps:bodyPr horzOverflow="overflow" vert="horz" lIns="0" tIns="0" rIns="0" bIns="0" rtlCol="0">
-                          <a:noAutofit/>
-                        </wps:bodyPr>
-                      </wps:wsp>
-                      <wps:wsp>
-                        <wps:cNvPr id="379" name="Rectangle 379"/>
-                        <wps:cNvSpPr/>
-                        <wps:spPr>
-                          <a:xfrm>
-                            <a:off x="5905011" y="167712"/>
-                            <a:ext cx="428232" cy="119399"/>
-                          </a:xfrm>
-                          <a:prstGeom prst="rect">
-                            <a:avLst/>
-                          </a:prstGeom>
-                          <a:ln>
-                            <a:noFill/>
-                          </a:ln>
-                        </wps:spPr>
-                        <wps:txbx>
-                          <w:txbxContent>
-                            <w:p>
-                              <w:proofErr w:type="spellStart"/>
-                              <w:r>
-                                <w:rPr>
-                                  <w:b/>
-                                  <w:color w:val="FFFFFF"/>
-                                  <w:w w:val="139"/>
-                                  <w:sz w:val="14"/>
-                                </w:rPr>
-                                <w:t>Empty</w:t>
-                              </w:r>
-                              <w:proofErr w:type="spellEnd"/>
-                            </w:p>
-                          </w:txbxContent>
-                        </wps:txbx>
-                        <wps:bodyPr horzOverflow="overflow" vert="horz" lIns="0" tIns="0" rIns="0" bIns="0" rtlCol="0">
-                          <a:noAutofit/>
-                        </wps:bodyPr>
-                      </wps:wsp>
-                      <wps:wsp>
-                        <wps:cNvPr id="380" name="Rectangle 380"/>
-                        <wps:cNvSpPr/>
-                        <wps:spPr>
-                          <a:xfrm>
-                            <a:off x="44450" y="372418"/>
-                            <a:ext cx="1146140" cy="121081"/>
-                          </a:xfrm>
-                          <a:prstGeom prst="rect">
-                            <a:avLst/>
-                          </a:prstGeom>
-                          <a:ln>
-                            <a:noFill/>
-                          </a:ln>
-                        </wps:spPr>
-                        <wps:txbx>
-                          <w:txbxContent>
-                            <w:p>
-                              <w:r>
-                                <w:rPr>
-                                  <w:color w:val="9AA6B2"/>
-                                  <w:w w:val="125"/>
-                                  <w:sz w:val="14"/>
-                                </w:rPr>
-                                <w:t>Кнопка</w:t>
-                              </w:r>
-                              <w:r>
-                                <w:rPr>
-                                  <w:color w:val="9AA6B2"/>
-                                  <w:spacing w:val="13"/>
-                                  <w:w w:val="125"/>
-                                  <w:sz w:val="14"/>
-                                </w:rPr>
-                                <w:t xml:space="preserve"> </w:t>
-                              </w:r>
-                              <w:r>
-                                <w:rPr>
-                                  <w:color w:val="9AA6B2"/>
-                                  <w:w w:val="125"/>
-                                  <w:sz w:val="14"/>
-                                </w:rPr>
-                                <w:t>/</w:t>
-                              </w:r>
-                              <w:r>
-                                <w:rPr>
-                                  <w:color w:val="9AA6B2"/>
-                                  <w:spacing w:val="13"/>
-                                  <w:w w:val="125"/>
-                                  <w:sz w:val="14"/>
-                                </w:rPr>
-                                <w:t xml:space="preserve"> </w:t>
-                              </w:r>
-                              <w:r>
-                                <w:rPr>
-                                  <w:color w:val="9AA6B2"/>
-                                  <w:w w:val="125"/>
-                                  <w:sz w:val="14"/>
-                                </w:rPr>
-                                <w:t>фильтр</w:t>
-                              </w:r>
-                              <w:r>
-                                <w:rPr>
-                                  <w:color w:val="9AA6B2"/>
-                                  <w:spacing w:val="13"/>
-                                  <w:w w:val="125"/>
-                                  <w:sz w:val="14"/>
-                                </w:rPr>
-                                <w:t xml:space="preserve"> </w:t>
-                              </w:r>
-                              <w:r>
-                                <w:rPr>
-                                  <w:color w:val="9AA6B2"/>
-                                  <w:w w:val="125"/>
-                                  <w:sz w:val="14"/>
-                                </w:rPr>
-                                <w:t>/</w:t>
-                              </w:r>
-                            </w:p>
-                          </w:txbxContent>
-                        </wps:txbx>
-                        <wps:bodyPr horzOverflow="overflow" vert="horz" lIns="0" tIns="0" rIns="0" bIns="0" rtlCol="0">
-                          <a:noAutofit/>
-                        </wps:bodyPr>
-                      </wps:wsp>
-                      <wps:wsp>
-                        <wps:cNvPr id="381" name="Rectangle 381"/>
-                        <wps:cNvSpPr/>
-                        <wps:spPr>
-                          <a:xfrm>
-                            <a:off x="44450" y="486718"/>
-                            <a:ext cx="1185570" cy="121081"/>
-                          </a:xfrm>
-                          <a:prstGeom prst="rect">
-                            <a:avLst/>
-                          </a:prstGeom>
-                          <a:ln>
-                            <a:noFill/>
-                          </a:ln>
-                        </wps:spPr>
-                        <wps:txbx>
-                          <w:txbxContent>
-                            <w:p>
-                              <w:r>
-                                <w:rPr>
-                                  <w:color w:val="9AA6B2"/>
-                                  <w:w w:val="126"/>
-                                  <w:sz w:val="14"/>
-                                </w:rPr>
-                                <w:t>вкладка</w:t>
-                              </w:r>
-                              <w:r>
-                                <w:rPr>
-                                  <w:color w:val="9AA6B2"/>
-                                  <w:spacing w:val="13"/>
-                                  <w:w w:val="126"/>
-                                  <w:sz w:val="14"/>
-                                </w:rPr>
-                                <w:t xml:space="preserve"> </w:t>
-                              </w:r>
-                              <w:r>
-                                <w:rPr>
-                                  <w:color w:val="9AA6B2"/>
-                                  <w:w w:val="126"/>
-                                  <w:sz w:val="14"/>
-                                </w:rPr>
-                                <w:t>/</w:t>
-                              </w:r>
-                              <w:r>
-                                <w:rPr>
-                                  <w:color w:val="9AA6B2"/>
-                                  <w:spacing w:val="13"/>
-                                  <w:w w:val="126"/>
-                                  <w:sz w:val="14"/>
-                                </w:rPr>
-                                <w:t xml:space="preserve"> </w:t>
-                              </w:r>
-                              <w:r>
-                                <w:rPr>
-                                  <w:color w:val="9AA6B2"/>
-                                  <w:w w:val="126"/>
-                                  <w:sz w:val="14"/>
-                                </w:rPr>
-                                <w:t>форма...</w:t>
-                              </w:r>
-                            </w:p>
-                          </w:txbxContent>
-                        </wps:txbx>
-                        <wps:bodyPr horzOverflow="overflow" vert="horz" lIns="0" tIns="0" rIns="0" bIns="0" rtlCol="0">
-                          <a:noAutofit/>
-                        </wps:bodyPr>
-                      </wps:wsp>
-                      <wps:wsp>
-                        <wps:cNvPr id="382" name="Rectangle 382"/>
-                        <wps:cNvSpPr/>
-                        <wps:spPr>
-                          <a:xfrm>
-                            <a:off x="1268450" y="372418"/>
-                            <a:ext cx="115974" cy="121081"/>
-                          </a:xfrm>
-                          <a:prstGeom prst="rect">
-                            <a:avLst/>
-                          </a:prstGeom>
-                          <a:ln>
-                            <a:noFill/>
-                          </a:ln>
-                        </wps:spPr>
-                        <wps:txbx>
-                          <w:txbxContent>
-                            <w:p>
-                              <w:r>
-                                <w:rPr>
-                                  <w:color w:val="9AA6B2"/>
-                                  <w:w w:val="129"/>
-                                  <w:sz w:val="14"/>
-                                </w:rPr>
-                                <w:t>...</w:t>
-                              </w:r>
-                            </w:p>
-                          </w:txbxContent>
-                        </wps:txbx>
-                        <wps:bodyPr horzOverflow="overflow" vert="horz" lIns="0" tIns="0" rIns="0" bIns="0" rtlCol="0">
-                          <a:noAutofit/>
-                        </wps:bodyPr>
-                      </wps:wsp>
-                      <wps:wsp>
-                        <wps:cNvPr id="383" name="Rectangle 383"/>
-                        <wps:cNvSpPr/>
-                        <wps:spPr>
-                          <a:xfrm>
-                            <a:off x="2132449" y="372418"/>
-                            <a:ext cx="115974" cy="121081"/>
-                          </a:xfrm>
-                          <a:prstGeom prst="rect">
-                            <a:avLst/>
-                          </a:prstGeom>
-                          <a:ln>
-                            <a:noFill/>
-                          </a:ln>
-                        </wps:spPr>
-                        <wps:txbx>
-                          <w:txbxContent>
-                            <w:p>
-                              <w:r>
-                                <w:rPr>
-                                  <w:color w:val="9AA6B2"/>
-                                  <w:w w:val="129"/>
-                                  <w:sz w:val="14"/>
-                                </w:rPr>
-                                <w:t>...</w:t>
-                              </w:r>
-                            </w:p>
-                          </w:txbxContent>
-                        </wps:txbx>
-                        <wps:bodyPr horzOverflow="overflow" vert="horz" lIns="0" tIns="0" rIns="0" bIns="0" rtlCol="0">
-                          <a:noAutofit/>
-                        </wps:bodyPr>
-                      </wps:wsp>
-                      <wps:wsp>
-                        <wps:cNvPr id="384" name="Rectangle 384"/>
-                        <wps:cNvSpPr/>
-                        <wps:spPr>
-                          <a:xfrm>
-                            <a:off x="3320451" y="372418"/>
-                            <a:ext cx="115974" cy="121081"/>
-                          </a:xfrm>
-                          <a:prstGeom prst="rect">
-                            <a:avLst/>
-                          </a:prstGeom>
-                          <a:ln>
-                            <a:noFill/>
-                          </a:ln>
-                        </wps:spPr>
-                        <wps:txbx>
-                          <w:txbxContent>
-                            <w:p>
-                              <w:r>
-                                <w:rPr>
-                                  <w:color w:val="9AA6B2"/>
-                                  <w:w w:val="129"/>
-                                  <w:sz w:val="14"/>
-                                </w:rPr>
-                                <w:t>...</w:t>
-                              </w:r>
-                            </w:p>
-                          </w:txbxContent>
-                        </wps:txbx>
-                        <wps:bodyPr horzOverflow="overflow" vert="horz" lIns="0" tIns="0" rIns="0" bIns="0" rtlCol="0">
-                          <a:noAutofit/>
-                        </wps:bodyPr>
-                      </wps:wsp>
-                      <wps:wsp>
-                        <wps:cNvPr id="385" name="Rectangle 385"/>
-                        <wps:cNvSpPr/>
-                        <wps:spPr>
-                          <a:xfrm>
-                            <a:off x="4436451" y="372418"/>
-                            <a:ext cx="115974" cy="121081"/>
-                          </a:xfrm>
-                          <a:prstGeom prst="rect">
-                            <a:avLst/>
-                          </a:prstGeom>
-                          <a:ln>
-                            <a:noFill/>
-                          </a:ln>
-                        </wps:spPr>
-                        <wps:txbx>
-                          <w:txbxContent>
-                            <w:p>
-                              <w:r>
-                                <w:rPr>
-                                  <w:color w:val="9AA6B2"/>
-                                  <w:w w:val="129"/>
-                                  <w:sz w:val="14"/>
-                                </w:rPr>
-                                <w:t>...</w:t>
-                              </w:r>
-                            </w:p>
-                          </w:txbxContent>
-                        </wps:txbx>
-                        <wps:bodyPr horzOverflow="overflow" vert="horz" lIns="0" tIns="0" rIns="0" bIns="0" rtlCol="0">
-                          <a:noAutofit/>
-                        </wps:bodyPr>
-                      </wps:wsp>
-                      <wps:wsp>
-                        <wps:cNvPr id="386" name="Rectangle 386"/>
-                        <wps:cNvSpPr/>
-                        <wps:spPr>
-                          <a:xfrm>
-                            <a:off x="5552450" y="372418"/>
-                            <a:ext cx="115974" cy="121081"/>
-                          </a:xfrm>
-                          <a:prstGeom prst="rect">
-                            <a:avLst/>
-                          </a:prstGeom>
-                          <a:ln>
-                            <a:noFill/>
-                          </a:ln>
-                        </wps:spPr>
-                        <wps:txbx>
-                          <w:txbxContent>
-                            <w:p>
-                              <w:r>
-                                <w:rPr>
-                                  <w:color w:val="9AA6B2"/>
-                                  <w:w w:val="129"/>
-                                  <w:sz w:val="14"/>
-                                </w:rPr>
-                                <w:t>...</w:t>
-                              </w:r>
-                            </w:p>
-                          </w:txbxContent>
-                        </wps:txbx>
-                        <wps:bodyPr horzOverflow="overflow" vert="horz" lIns="0" tIns="0" rIns="0" bIns="0" rtlCol="0">
-                          <a:noAutofit/>
-                        </wps:bodyPr>
-                      </wps:wsp>
-                      <wps:wsp>
-                        <wps:cNvPr id="387" name="Shape 387"/>
-                        <wps:cNvSpPr/>
-                        <wps:spPr>
-                          <a:xfrm>
-                            <a:off x="0" y="0"/>
-                            <a:ext cx="6624001" cy="0"/>
-                          </a:xfrm>
-                          <a:custGeom>
-                            <a:avLst/>
-                            <a:gdLst/>
-                            <a:ahLst/>
-                            <a:cxnLst/>
-                            <a:rect l="0" t="0" r="0" b="0"/>
-                            <a:pathLst>
-                              <a:path w="6624001">
-                                <a:moveTo>
-                                  <a:pt x="0" y="0"/>
-                                </a:moveTo>
-                                <a:lnTo>
-                                  <a:pt x="6624001" y="0"/>
-                                </a:lnTo>
-                              </a:path>
-                            </a:pathLst>
-                          </a:custGeom>
-                          <a:ln w="6985" cap="rnd">
-                            <a:round/>
-                          </a:ln>
-                        </wps:spPr>
-                        <wps:style>
-                          <a:lnRef idx="1">
-                            <a:srgbClr val="C9D3E0"/>
-                          </a:lnRef>
-                          <a:fillRef idx="0">
-                            <a:srgbClr val="000000">
-                              <a:alpha val="0"/>
-                            </a:srgbClr>
-                          </a:fillRef>
-                          <a:effectRef idx="0">
-                            <a:scrgbClr r="0" g="0" b="0"/>
-                          </a:effectRef>
-                          <a:fontRef idx="none"/>
-                        </wps:style>
-                        <wps:bodyPr/>
-                      </wps:wsp>
-                      <wps:wsp>
-                        <wps:cNvPr id="388" name="Shape 388"/>
-                        <wps:cNvSpPr/>
-                        <wps:spPr>
-                          <a:xfrm>
-                            <a:off x="0" y="3618000"/>
-                            <a:ext cx="6624001" cy="0"/>
-                          </a:xfrm>
-                          <a:custGeom>
-                            <a:avLst/>
-                            <a:gdLst/>
-                            <a:ahLst/>
-                            <a:cxnLst/>
-                            <a:rect l="0" t="0" r="0" b="0"/>
-                            <a:pathLst>
-                              <a:path w="6624001">
-                                <a:moveTo>
-                                  <a:pt x="0" y="0"/>
-                                </a:moveTo>
-                                <a:lnTo>
-                                  <a:pt x="6624001" y="0"/>
-                                </a:lnTo>
-                              </a:path>
-                            </a:pathLst>
-                          </a:custGeom>
-                          <a:ln w="6985" cap="rnd">
-                            <a:round/>
-                          </a:ln>
-                        </wps:spPr>
-                        <wps:style>
-                          <a:lnRef idx="1">
-                            <a:srgbClr val="C9D3E0"/>
-                          </a:lnRef>
-                          <a:fillRef idx="0">
-                            <a:srgbClr val="000000">
-                              <a:alpha val="0"/>
-                            </a:srgbClr>
-                          </a:fillRef>
-                          <a:effectRef idx="0">
-                            <a:scrgbClr r="0" g="0" b="0"/>
-                          </a:effectRef>
-                          <a:fontRef idx="none"/>
-                        </wps:style>
-                        <wps:bodyPr/>
-                      </wps:wsp>
-                      <wps:wsp>
-                        <wps:cNvPr id="389" name="Shape 389"/>
-                        <wps:cNvSpPr/>
-                        <wps:spPr>
-                          <a:xfrm>
-                            <a:off x="0" y="0"/>
-                            <a:ext cx="0" cy="3618000"/>
-                          </a:xfrm>
-                          <a:custGeom>
-                            <a:avLst/>
-                            <a:gdLst/>
-                            <a:ahLst/>
-                            <a:cxnLst/>
-                            <a:rect l="0" t="0" r="0" b="0"/>
-                            <a:pathLst>
-                              <a:path h="3618000">
-                                <a:moveTo>
-                                  <a:pt x="0" y="3618000"/>
-                                </a:moveTo>
-                                <a:lnTo>
-                                  <a:pt x="0" y="0"/>
-                                </a:lnTo>
-                              </a:path>
-                            </a:pathLst>
-                          </a:custGeom>
-                          <a:ln w="6985" cap="rnd">
-                            <a:round/>
-                          </a:ln>
-                        </wps:spPr>
-                        <wps:style>
-                          <a:lnRef idx="1">
-                            <a:srgbClr val="C9D3E0"/>
-                          </a:lnRef>
-                          <a:fillRef idx="0">
-                            <a:srgbClr val="000000">
-                              <a:alpha val="0"/>
-                            </a:srgbClr>
-                          </a:fillRef>
-                          <a:effectRef idx="0">
-                            <a:scrgbClr r="0" g="0" b="0"/>
-                          </a:effectRef>
-                          <a:fontRef idx="none"/>
-                        </wps:style>
-                        <wps:bodyPr/>
-                      </wps:wsp>
-                      <wps:wsp>
-                        <wps:cNvPr id="390" name="Shape 390"/>
-                        <wps:cNvSpPr/>
-                        <wps:spPr>
-                          <a:xfrm>
-                            <a:off x="6624001" y="0"/>
-                            <a:ext cx="0" cy="3618000"/>
-                          </a:xfrm>
-                          <a:custGeom>
-                            <a:avLst/>
-                            <a:gdLst/>
-                            <a:ahLst/>
-                            <a:cxnLst/>
-                            <a:rect l="0" t="0" r="0" b="0"/>
-                            <a:pathLst>
-                              <a:path h="3618000">
-                                <a:moveTo>
-                                  <a:pt x="0" y="3618000"/>
-                                </a:moveTo>
-                                <a:lnTo>
-                                  <a:pt x="0" y="0"/>
-                                </a:lnTo>
-                              </a:path>
-                            </a:pathLst>
-                          </a:custGeom>
-                          <a:ln w="6985" cap="rnd">
-                            <a:round/>
-                          </a:ln>
-                        </wps:spPr>
-                        <wps:style>
-                          <a:lnRef idx="1">
-                            <a:srgbClr val="C9D3E0"/>
-                          </a:lnRef>
-                          <a:fillRef idx="0">
-                            <a:srgbClr val="000000">
-                              <a:alpha val="0"/>
-                            </a:srgbClr>
-                          </a:fillRef>
-                          <a:effectRef idx="0">
-                            <a:scrgbClr r="0" g="0" b="0"/>
-                          </a:effectRef>
-                          <a:fontRef idx="none"/>
-                        </wps:style>
-                        <wps:bodyPr/>
-                      </wps:wsp>
-                      <wps:wsp>
-                        <wps:cNvPr id="391" name="Shape 391"/>
-                        <wps:cNvSpPr/>
-                        <wps:spPr>
-                          <a:xfrm>
-                            <a:off x="0" y="306000"/>
-                            <a:ext cx="6624001" cy="0"/>
-                          </a:xfrm>
-                          <a:custGeom>
-                            <a:avLst/>
-                            <a:gdLst/>
-                            <a:ahLst/>
-                            <a:cxnLst/>
-                            <a:rect l="0" t="0" r="0" b="0"/>
-                            <a:pathLst>
-                              <a:path w="6624001">
-                                <a:moveTo>
-                                  <a:pt x="0" y="0"/>
-                                </a:moveTo>
-                                <a:lnTo>
-                                  <a:pt x="6624001" y="0"/>
-                                </a:lnTo>
-                              </a:path>
-                            </a:pathLst>
-                          </a:custGeom>
-                          <a:ln w="6985" cap="rnd">
-                            <a:round/>
-                          </a:ln>
-                        </wps:spPr>
-                        <wps:style>
-                          <a:lnRef idx="1">
-                            <a:srgbClr val="C9D3E0"/>
-                          </a:lnRef>
-                          <a:fillRef idx="0">
-                            <a:srgbClr val="000000">
-                              <a:alpha val="0"/>
-                            </a:srgbClr>
-                          </a:fillRef>
-                          <a:effectRef idx="0">
-                            <a:scrgbClr r="0" g="0" b="0"/>
-                          </a:effectRef>
-                          <a:fontRef idx="none"/>
-                        </wps:style>
-                        <wps:bodyPr/>
-                      </wps:wsp>
-                      <wps:wsp>
-                        <wps:cNvPr id="392" name="Shape 392"/>
-                        <wps:cNvSpPr/>
-                        <wps:spPr>
-                          <a:xfrm>
-                            <a:off x="0" y="720000"/>
-                            <a:ext cx="6624001" cy="0"/>
-                          </a:xfrm>
-                          <a:custGeom>
-                            <a:avLst/>
-                            <a:gdLst/>
-                            <a:ahLst/>
-                            <a:cxnLst/>
-                            <a:rect l="0" t="0" r="0" b="0"/>
-                            <a:pathLst>
-                              <a:path w="6624001">
-                                <a:moveTo>
-                                  <a:pt x="0" y="0"/>
-                                </a:moveTo>
-                                <a:lnTo>
-                                  <a:pt x="6624001" y="0"/>
-                                </a:lnTo>
-                              </a:path>
-                            </a:pathLst>
-                          </a:custGeom>
-                          <a:ln w="6985" cap="rnd">
-                            <a:round/>
-                          </a:ln>
-                        </wps:spPr>
-                        <wps:style>
-                          <a:lnRef idx="1">
-                            <a:srgbClr val="C9D3E0"/>
-                          </a:lnRef>
-                          <a:fillRef idx="0">
-                            <a:srgbClr val="000000">
-                              <a:alpha val="0"/>
-                            </a:srgbClr>
-                          </a:fillRef>
-                          <a:effectRef idx="0">
-                            <a:scrgbClr r="0" g="0" b="0"/>
-                          </a:effectRef>
-                          <a:fontRef idx="none"/>
-                        </wps:style>
-                        <wps:bodyPr/>
-                      </wps:wsp>
-                      <wps:wsp>
-                        <wps:cNvPr id="393" name="Shape 393"/>
-                        <wps:cNvSpPr/>
-                        <wps:spPr>
-                          <a:xfrm>
-                            <a:off x="0" y="1133999"/>
-                            <a:ext cx="6624001" cy="0"/>
-                          </a:xfrm>
-                          <a:custGeom>
-                            <a:avLst/>
-                            <a:gdLst/>
-                            <a:ahLst/>
-                            <a:cxnLst/>
-                            <a:rect l="0" t="0" r="0" b="0"/>
-                            <a:pathLst>
-                              <a:path w="6624001">
-                                <a:moveTo>
-                                  <a:pt x="0" y="0"/>
-                                </a:moveTo>
-                                <a:lnTo>
-                                  <a:pt x="6624001" y="0"/>
-                                </a:lnTo>
-                              </a:path>
-                            </a:pathLst>
-                          </a:custGeom>
-                          <a:ln w="6985" cap="rnd">
-                            <a:round/>
-                          </a:ln>
-                        </wps:spPr>
-                        <wps:style>
-                          <a:lnRef idx="1">
-                            <a:srgbClr val="C9D3E0"/>
-                          </a:lnRef>
-                          <a:fillRef idx="0">
-                            <a:srgbClr val="000000">
-                              <a:alpha val="0"/>
-                            </a:srgbClr>
-                          </a:fillRef>
-                          <a:effectRef idx="0">
-                            <a:scrgbClr r="0" g="0" b="0"/>
-                          </a:effectRef>
-                          <a:fontRef idx="none"/>
-                        </wps:style>
-                        <wps:bodyPr/>
-                      </wps:wsp>
-                      <wps:wsp>
-                        <wps:cNvPr id="394" name="Shape 394"/>
-                        <wps:cNvSpPr/>
-                        <wps:spPr>
-                          <a:xfrm>
-                            <a:off x="0" y="1548001"/>
-                            <a:ext cx="6624001" cy="0"/>
-                          </a:xfrm>
-                          <a:custGeom>
-                            <a:avLst/>
-                            <a:gdLst/>
-                            <a:ahLst/>
-                            <a:cxnLst/>
-                            <a:rect l="0" t="0" r="0" b="0"/>
-                            <a:pathLst>
-                              <a:path w="6624001">
-                                <a:moveTo>
-                                  <a:pt x="0" y="0"/>
-                                </a:moveTo>
-                                <a:lnTo>
-                                  <a:pt x="6624001" y="0"/>
-                                </a:lnTo>
-                              </a:path>
-                            </a:pathLst>
-                          </a:custGeom>
-                          <a:ln w="6985" cap="rnd">
-                            <a:round/>
-                          </a:ln>
-                        </wps:spPr>
-                        <wps:style>
-                          <a:lnRef idx="1">
-                            <a:srgbClr val="C9D3E0"/>
-                          </a:lnRef>
-                          <a:fillRef idx="0">
-                            <a:srgbClr val="000000">
-                              <a:alpha val="0"/>
-                            </a:srgbClr>
-                          </a:fillRef>
-                          <a:effectRef idx="0">
-                            <a:scrgbClr r="0" g="0" b="0"/>
-                          </a:effectRef>
-                          <a:fontRef idx="none"/>
-                        </wps:style>
-                        <wps:bodyPr/>
-                      </wps:wsp>
-                      <wps:wsp>
-                        <wps:cNvPr id="395" name="Shape 395"/>
-                        <wps:cNvSpPr/>
-                        <wps:spPr>
-                          <a:xfrm>
-                            <a:off x="0" y="1962000"/>
-                            <a:ext cx="6624001" cy="0"/>
-                          </a:xfrm>
-                          <a:custGeom>
-                            <a:avLst/>
-                            <a:gdLst/>
-                            <a:ahLst/>
-                            <a:cxnLst/>
-                            <a:rect l="0" t="0" r="0" b="0"/>
-                            <a:pathLst>
-                              <a:path w="6624001">
-                                <a:moveTo>
-                                  <a:pt x="0" y="0"/>
-                                </a:moveTo>
-                                <a:lnTo>
-                                  <a:pt x="6624001" y="0"/>
-                                </a:lnTo>
-                              </a:path>
-                            </a:pathLst>
-                          </a:custGeom>
-                          <a:ln w="6985" cap="rnd">
-                            <a:round/>
-                          </a:ln>
-                        </wps:spPr>
-                        <wps:style>
-                          <a:lnRef idx="1">
-                            <a:srgbClr val="C9D3E0"/>
-                          </a:lnRef>
-                          <a:fillRef idx="0">
-                            <a:srgbClr val="000000">
-                              <a:alpha val="0"/>
-                            </a:srgbClr>
-                          </a:fillRef>
-                          <a:effectRef idx="0">
-                            <a:scrgbClr r="0" g="0" b="0"/>
-                          </a:effectRef>
-                          <a:fontRef idx="none"/>
-                        </wps:style>
-                        <wps:bodyPr/>
-                      </wps:wsp>
-                      <wps:wsp>
-                        <wps:cNvPr id="396" name="Shape 396"/>
-                        <wps:cNvSpPr/>
-                        <wps:spPr>
-                          <a:xfrm>
-                            <a:off x="0" y="2376000"/>
-                            <a:ext cx="6624001" cy="0"/>
-                          </a:xfrm>
-                          <a:custGeom>
-                            <a:avLst/>
-                            <a:gdLst/>
-                            <a:ahLst/>
-                            <a:cxnLst/>
-                            <a:rect l="0" t="0" r="0" b="0"/>
-                            <a:pathLst>
-                              <a:path w="6624001">
-                                <a:moveTo>
-                                  <a:pt x="0" y="0"/>
-                                </a:moveTo>
-                                <a:lnTo>
-                                  <a:pt x="6624001" y="0"/>
-                                </a:lnTo>
-                              </a:path>
-                            </a:pathLst>
-                          </a:custGeom>
-                          <a:ln w="6985" cap="rnd">
-                            <a:round/>
-                          </a:ln>
-                        </wps:spPr>
-                        <wps:style>
-                          <a:lnRef idx="1">
-                            <a:srgbClr val="C9D3E0"/>
-                          </a:lnRef>
-                          <a:fillRef idx="0">
-                            <a:srgbClr val="000000">
-                              <a:alpha val="0"/>
-                            </a:srgbClr>
-                          </a:fillRef>
-                          <a:effectRef idx="0">
-                            <a:scrgbClr r="0" g="0" b="0"/>
-                          </a:effectRef>
-                          <a:fontRef idx="none"/>
-                        </wps:style>
-                        <wps:bodyPr/>
-                      </wps:wsp>
-                      <wps:wsp>
-                        <wps:cNvPr id="397" name="Shape 397"/>
-                        <wps:cNvSpPr/>
-                        <wps:spPr>
-                          <a:xfrm>
-                            <a:off x="0" y="2790000"/>
-                            <a:ext cx="6624001" cy="0"/>
-                          </a:xfrm>
-                          <a:custGeom>
-                            <a:avLst/>
-                            <a:gdLst/>
-                            <a:ahLst/>
-                            <a:cxnLst/>
-                            <a:rect l="0" t="0" r="0" b="0"/>
-                            <a:pathLst>
-                              <a:path w="6624001">
-                                <a:moveTo>
-                                  <a:pt x="0" y="0"/>
-                                </a:moveTo>
-                                <a:lnTo>
-                                  <a:pt x="6624001" y="0"/>
-                                </a:lnTo>
-                              </a:path>
-                            </a:pathLst>
-                          </a:custGeom>
-                          <a:ln w="6985" cap="rnd">
-                            <a:round/>
-                          </a:ln>
-                        </wps:spPr>
-                        <wps:style>
-                          <a:lnRef idx="1">
-                            <a:srgbClr val="C9D3E0"/>
-                          </a:lnRef>
-                          <a:fillRef idx="0">
-                            <a:srgbClr val="000000">
-                              <a:alpha val="0"/>
-                            </a:srgbClr>
-                          </a:fillRef>
-                          <a:effectRef idx="0">
-                            <a:scrgbClr r="0" g="0" b="0"/>
-                          </a:effectRef>
-                          <a:fontRef idx="none"/>
-                        </wps:style>
-                        <wps:bodyPr/>
-                      </wps:wsp>
-                      <wps:wsp>
-                        <wps:cNvPr id="398" name="Shape 398"/>
-                        <wps:cNvSpPr/>
-                        <wps:spPr>
-                          <a:xfrm>
-                            <a:off x="0" y="3204000"/>
-                            <a:ext cx="6624001" cy="0"/>
-                          </a:xfrm>
-                          <a:custGeom>
-                            <a:avLst/>
-                            <a:gdLst/>
-                            <a:ahLst/>
-                            <a:cxnLst/>
-                            <a:rect l="0" t="0" r="0" b="0"/>
-                            <a:pathLst>
-                              <a:path w="6624001">
-                                <a:moveTo>
-                                  <a:pt x="0" y="0"/>
-                                </a:moveTo>
-                                <a:lnTo>
-                                  <a:pt x="6624001" y="0"/>
-                                </a:lnTo>
-                              </a:path>
-                            </a:pathLst>
-                          </a:custGeom>
-                          <a:ln w="6985" cap="rnd">
-                            <a:round/>
-                          </a:ln>
-                        </wps:spPr>
-                        <wps:style>
-                          <a:lnRef idx="1">
-                            <a:srgbClr val="C9D3E0"/>
-                          </a:lnRef>
-                          <a:fillRef idx="0">
-                            <a:srgbClr val="000000">
-                              <a:alpha val="0"/>
-                            </a:srgbClr>
-                          </a:fillRef>
-                          <a:effectRef idx="0">
-                            <a:scrgbClr r="0" g="0" b="0"/>
-                          </a:effectRef>
-                          <a:fontRef idx="none"/>
-                        </wps:style>
-                        <wps:bodyPr/>
-                      </wps:wsp>
-                      <wps:wsp>
-                        <wps:cNvPr id="399" name="Shape 399"/>
-                        <wps:cNvSpPr/>
-                        <wps:spPr>
-                          <a:xfrm>
-                            <a:off x="1224000" y="0"/>
-                            <a:ext cx="0" cy="3618000"/>
-                          </a:xfrm>
-                          <a:custGeom>
-                            <a:avLst/>
-                            <a:gdLst/>
-                            <a:ahLst/>
-                            <a:cxnLst/>
-                            <a:rect l="0" t="0" r="0" b="0"/>
-                            <a:pathLst>
-                              <a:path h="3618000">
-                                <a:moveTo>
-                                  <a:pt x="0" y="3618000"/>
-                                </a:moveTo>
-                                <a:lnTo>
-                                  <a:pt x="0" y="0"/>
-                                </a:lnTo>
-                              </a:path>
-                            </a:pathLst>
-                          </a:custGeom>
-                          <a:ln w="6985" cap="rnd">
-                            <a:round/>
-                          </a:ln>
-                        </wps:spPr>
-                        <wps:style>
-                          <a:lnRef idx="1">
-                            <a:srgbClr val="C9D3E0"/>
-                          </a:lnRef>
-                          <a:fillRef idx="0">
-                            <a:srgbClr val="000000">
-                              <a:alpha val="0"/>
-                            </a:srgbClr>
-                          </a:fillRef>
-                          <a:effectRef idx="0">
-                            <a:scrgbClr r="0" g="0" b="0"/>
-                          </a:effectRef>
-                          <a:fontRef idx="none"/>
-                        </wps:style>
-                        <wps:bodyPr/>
-                      </wps:wsp>
-                      <wps:wsp>
-                        <wps:cNvPr id="400" name="Shape 400"/>
-                        <wps:cNvSpPr/>
-                        <wps:spPr>
-                          <a:xfrm>
-                            <a:off x="2087999" y="0"/>
-                            <a:ext cx="0" cy="3618000"/>
-                          </a:xfrm>
-                          <a:custGeom>
-                            <a:avLst/>
-                            <a:gdLst/>
-                            <a:ahLst/>
-                            <a:cxnLst/>
-                            <a:rect l="0" t="0" r="0" b="0"/>
-                            <a:pathLst>
-                              <a:path h="3618000">
-                                <a:moveTo>
-                                  <a:pt x="0" y="3618000"/>
-                                </a:moveTo>
-                                <a:lnTo>
-                                  <a:pt x="0" y="0"/>
-                                </a:lnTo>
-                              </a:path>
-                            </a:pathLst>
-                          </a:custGeom>
-                          <a:ln w="6985" cap="rnd">
-                            <a:round/>
-                          </a:ln>
-                        </wps:spPr>
-                        <wps:style>
-                          <a:lnRef idx="1">
-                            <a:srgbClr val="C9D3E0"/>
-                          </a:lnRef>
-                          <a:fillRef idx="0">
-                            <a:srgbClr val="000000">
-                              <a:alpha val="0"/>
-                            </a:srgbClr>
-                          </a:fillRef>
-                          <a:effectRef idx="0">
-                            <a:scrgbClr r="0" g="0" b="0"/>
-                          </a:effectRef>
-                          <a:fontRef idx="none"/>
-                        </wps:style>
-                        <wps:bodyPr/>
-                      </wps:wsp>
-                      <wps:wsp>
-                        <wps:cNvPr id="401" name="Shape 401"/>
-                        <wps:cNvSpPr/>
-                        <wps:spPr>
-                          <a:xfrm>
-                            <a:off x="3276001" y="0"/>
-                            <a:ext cx="0" cy="3618000"/>
-                          </a:xfrm>
-                          <a:custGeom>
-                            <a:avLst/>
-                            <a:gdLst/>
-                            <a:ahLst/>
-                            <a:cxnLst/>
-                            <a:rect l="0" t="0" r="0" b="0"/>
-                            <a:pathLst>
-                              <a:path h="3618000">
-                                <a:moveTo>
-                                  <a:pt x="0" y="3618000"/>
-                                </a:moveTo>
-                                <a:lnTo>
-                                  <a:pt x="0" y="0"/>
-                                </a:lnTo>
-                              </a:path>
-                            </a:pathLst>
-                          </a:custGeom>
-                          <a:ln w="6985" cap="rnd">
-                            <a:round/>
-                          </a:ln>
-                        </wps:spPr>
-                        <wps:style>
-                          <a:lnRef idx="1">
-                            <a:srgbClr val="C9D3E0"/>
-                          </a:lnRef>
-                          <a:fillRef idx="0">
-                            <a:srgbClr val="000000">
-                              <a:alpha val="0"/>
-                            </a:srgbClr>
-                          </a:fillRef>
-                          <a:effectRef idx="0">
-                            <a:scrgbClr r="0" g="0" b="0"/>
-                          </a:effectRef>
-                          <a:fontRef idx="none"/>
-                        </wps:style>
-                        <wps:bodyPr/>
-                      </wps:wsp>
-                      <wps:wsp>
-                        <wps:cNvPr id="402" name="Shape 402"/>
-                        <wps:cNvSpPr/>
-                        <wps:spPr>
-                          <a:xfrm>
-                            <a:off x="4392001" y="0"/>
-                            <a:ext cx="0" cy="3618000"/>
-                          </a:xfrm>
-                          <a:custGeom>
-                            <a:avLst/>
-                            <a:gdLst/>
-                            <a:ahLst/>
-                            <a:cxnLst/>
-                            <a:rect l="0" t="0" r="0" b="0"/>
-                            <a:pathLst>
-                              <a:path h="3618000">
-                                <a:moveTo>
-                                  <a:pt x="0" y="3618000"/>
-                                </a:moveTo>
-                                <a:lnTo>
-                                  <a:pt x="0" y="0"/>
-                                </a:lnTo>
-                              </a:path>
-                            </a:pathLst>
-                          </a:custGeom>
-                          <a:ln w="6985" cap="rnd">
-                            <a:round/>
-                          </a:ln>
-                        </wps:spPr>
-                        <wps:style>
-                          <a:lnRef idx="1">
-                            <a:srgbClr val="C9D3E0"/>
-                          </a:lnRef>
-                          <a:fillRef idx="0">
-                            <a:srgbClr val="000000">
-                              <a:alpha val="0"/>
-                            </a:srgbClr>
-                          </a:fillRef>
-                          <a:effectRef idx="0">
-                            <a:scrgbClr r="0" g="0" b="0"/>
-                          </a:effectRef>
-                          <a:fontRef idx="none"/>
-                        </wps:style>
-                        <wps:bodyPr/>
-                      </wps:wsp>
-                      <wps:wsp>
-                        <wps:cNvPr id="403" name="Shape 403"/>
-                        <wps:cNvSpPr/>
-                        <wps:spPr>
-                          <a:xfrm>
-                            <a:off x="5508000" y="0"/>
-                            <a:ext cx="0" cy="3618000"/>
-                          </a:xfrm>
-                          <a:custGeom>
-                            <a:avLst/>
-                            <a:gdLst/>
-                            <a:ahLst/>
-                            <a:cxnLst/>
-                            <a:rect l="0" t="0" r="0" b="0"/>
-                            <a:pathLst>
-                              <a:path h="3618000">
-                                <a:moveTo>
-                                  <a:pt x="0" y="3618000"/>
-                                </a:moveTo>
-                                <a:lnTo>
-                                  <a:pt x="0" y="0"/>
-                                </a:lnTo>
-                              </a:path>
-                            </a:pathLst>
-                          </a:custGeom>
-                          <a:ln w="6985" cap="rnd">
-                            <a:round/>
-                          </a:ln>
-                        </wps:spPr>
-                        <wps:style>
-                          <a:lnRef idx="1">
-                            <a:srgbClr val="C9D3E0"/>
-                          </a:lnRef>
-                          <a:fillRef idx="0">
-                            <a:srgbClr val="000000">
-                              <a:alpha val="0"/>
-                            </a:srgbClr>
-                          </a:fillRef>
-                          <a:effectRef idx="0">
-                            <a:scrgbClr r="0" g="0" b="0"/>
-                          </a:effectRef>
-                          <a:fontRef idx="none"/>
-                        </wps:style>
-                        <wps:bodyPr/>
-                      </wps:wsp>
-                    </wpg:wgp>
-                  </a:graphicData>
-                </a:graphic>
-              </wp:inline>
-            </w:drawing>
-          </mc:Choice>
-          <mc:Fallback>
-            <w:pict>
-              <v:group w14:anchorId="5E0F452E" id="Group 13260" o:spid="_x0000_s1118" style="width:521.55pt;height:284.9pt;mso-position-horizontal-relative:char;mso-position-vertical-relative:line" coordsize="66240,36180" o:gfxdata="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">
-                <v:shape id="Shape 15322" o:spid="_x0000_s1119" style="position:absolute;width:66240;height:3060;visibility:visible;mso-wrap-style:square;v-text-anchor:top" coordsize="6624001,306000" o:gfxdata="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" path="m,l6624001,r,306000l,306000,,e" fillcolor="#17324d" stroked="f" strokeweight="0">
-                  <v:stroke miterlimit="83231f" joinstyle="miter"/>
-                  <v:path arrowok="t" textboxrect="0,0,6624001,306000"/>
-                </v:shape>
-                <v:rect id="Rectangle 373" o:spid="_x0000_s1120" style="position:absolute;left:3906;top:597;width:5889;height:1194;visibility:visible;mso-wrap-style:square;v-text-anchor:top" o:gfxdata="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" filled="f" stroked="f">
-                  <v:textbox inset="0,0,0,0">
-                    <w:txbxContent>
-                      <w:p>
-                        <w:r>
-                          <w:rPr>
-                            <w:b/>
-                            <w:color w:val="FFFFFF"/>
-                            <w:w w:val="135"/>
-                            <w:sz w:val="14"/>
-                          </w:rPr>
-                          <w:t>Элемент</w:t>
-                        </w:r>
-                      </w:p>
-                    </w:txbxContent>
-                  </v:textbox>
-                </v:rect>
-                <v:rect id="Rectangle 374" o:spid="_x0000_s1121" style="position:absolute;left:14688;top:597;width:4978;height:1194;visibility:visible;mso-wrap-style:square;v-text-anchor:top" o:gfxdata="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" filled="f" stroked="f">
-                  <v:textbox inset="0,0,0,0">
-                    <w:txbxContent>
-                      <w:p>
-                        <w:proofErr w:type="spellStart"/>
-                        <w:r>
-                          <w:rPr>
-                            <w:b/>
-                            <w:color w:val="FFFFFF"/>
-                            <w:w w:val="141"/>
-                            <w:sz w:val="14"/>
-                          </w:rPr>
-                          <w:t>Default</w:t>
-                        </w:r>
-                        <w:proofErr w:type="spellEnd"/>
-                      </w:p>
-                    </w:txbxContent>
-                  </v:textbox>
-                </v:rect>
-                <v:rect id="Rectangle 375" o:spid="_x0000_s1122" style="position:absolute;left:23358;top:597;width:9208;height:1194;visibility:visible;mso-wrap-style:square;v-text-anchor:top" o:gfxdata="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" filled="f" stroked="f">
-                  <v:textbox inset="0,0,0,0">
-                    <w:txbxContent>
-                      <w:p>
-                        <w:proofErr w:type="spellStart"/>
-                        <w:r>
-                          <w:rPr>
-                            <w:b/>
-                            <w:color w:val="FFFFFF"/>
-                            <w:w w:val="137"/>
-                            <w:sz w:val="14"/>
-                          </w:rPr>
-                          <w:t>Hover</w:t>
-                        </w:r>
-                        <w:proofErr w:type="spellEnd"/>
-                        <w:r>
-                          <w:rPr>
-                            <w:b/>
-                            <w:color w:val="FFFFFF"/>
-                            <w:spacing w:val="17"/>
-                            <w:w w:val="137"/>
-                            <w:sz w:val="14"/>
-                          </w:rPr>
-                          <w:t xml:space="preserve"> </w:t>
-                        </w:r>
-                        <w:r>
-                          <w:rPr>
-                            <w:b/>
-                            <w:color w:val="FFFFFF"/>
-                            <w:w w:val="137"/>
-                            <w:sz w:val="14"/>
-                          </w:rPr>
-                          <w:t>/</w:t>
-                        </w:r>
-                        <w:r>
-                          <w:rPr>
-                            <w:b/>
-                            <w:color w:val="FFFFFF"/>
-                            <w:spacing w:val="17"/>
-                            <w:w w:val="137"/>
-                            <w:sz w:val="14"/>
-                          </w:rPr>
-                          <w:t xml:space="preserve"> </w:t>
-                        </w:r>
-                        <w:r>
-                          <w:rPr>
-                            <w:b/>
-                            <w:color w:val="FFFFFF"/>
-                            <w:w w:val="137"/>
-                            <w:sz w:val="14"/>
-                          </w:rPr>
-                          <w:t>Focus</w:t>
-                        </w:r>
-                      </w:p>
-                    </w:txbxContent>
-                  </v:textbox>
-                </v:rect>
-                <v:rect id="Rectangle 376" o:spid="_x0000_s1123" style="position:absolute;left:34073;top:597;width:11349;height:1194;visibility:visible;mso-wrap-style:square;v-text-anchor:top" o:gfxdata="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" filled="f" stroked="f">
-                  <v:textbox inset="0,0,0,0">
-                    <w:txbxContent>
-                      <w:p>
-                        <w:r>
-                          <w:rPr>
-                            <w:b/>
-                            <w:color w:val="FFFFFF"/>
-                            <w:w w:val="139"/>
-                            <w:sz w:val="14"/>
-                          </w:rPr>
-                          <w:t>Active</w:t>
-                        </w:r>
-                        <w:r>
-                          <w:rPr>
-                            <w:b/>
-                            <w:color w:val="FFFFFF"/>
-                            <w:spacing w:val="17"/>
-                            <w:w w:val="139"/>
-                            <w:sz w:val="14"/>
-                          </w:rPr>
-                          <w:t xml:space="preserve"> </w:t>
-                        </w:r>
-                        <w:r>
-                          <w:rPr>
-                            <w:b/>
-                            <w:color w:val="FFFFFF"/>
-                            <w:w w:val="139"/>
-                            <w:sz w:val="14"/>
-                          </w:rPr>
-                          <w:t>/</w:t>
-                        </w:r>
-                        <w:r>
-                          <w:rPr>
-                            <w:b/>
-                            <w:color w:val="FFFFFF"/>
-                            <w:spacing w:val="17"/>
-                            <w:w w:val="139"/>
-                            <w:sz w:val="14"/>
-                          </w:rPr>
-                          <w:t xml:space="preserve"> </w:t>
-                        </w:r>
-                        <w:proofErr w:type="spellStart"/>
-                        <w:r>
-                          <w:rPr>
-                            <w:b/>
-                            <w:color w:val="FFFFFF"/>
-                            <w:w w:val="139"/>
-                            <w:sz w:val="14"/>
-                          </w:rPr>
-                          <w:t>Selected</w:t>
-                        </w:r>
-                        <w:proofErr w:type="spellEnd"/>
-                      </w:p>
-                    </w:txbxContent>
-                  </v:textbox>
-                </v:rect>
-                <v:rect id="Rectangle 377" o:spid="_x0000_s1124" style="position:absolute;left:44792;top:597;width:12523;height:1194;visibility:visible;mso-wrap-style:square;v-text-anchor:top" o:gfxdata="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" filled="f" stroked="f">
-                  <v:textbox inset="0,0,0,0">
-                    <w:txbxContent>
-                      <w:p>
-                        <w:proofErr w:type="spellStart"/>
-                        <w:r>
-                          <w:rPr>
-                            <w:b/>
-                            <w:color w:val="FFFFFF"/>
-                            <w:w w:val="140"/>
-                            <w:sz w:val="14"/>
-                          </w:rPr>
-                          <w:t>Loading</w:t>
-                        </w:r>
-                        <w:proofErr w:type="spellEnd"/>
-                        <w:r>
-                          <w:rPr>
-                            <w:b/>
-                            <w:color w:val="FFFFFF"/>
-                            <w:spacing w:val="17"/>
-                            <w:w w:val="140"/>
-                            <w:sz w:val="14"/>
-                          </w:rPr>
-                          <w:t xml:space="preserve"> </w:t>
-                        </w:r>
-                        <w:r>
-                          <w:rPr>
-                            <w:b/>
-                            <w:color w:val="FFFFFF"/>
-                            <w:w w:val="140"/>
-                            <w:sz w:val="14"/>
-                          </w:rPr>
-                          <w:t>/</w:t>
-                        </w:r>
-                        <w:r>
-                          <w:rPr>
-                            <w:b/>
-                            <w:color w:val="FFFFFF"/>
-                            <w:spacing w:val="17"/>
-                            <w:w w:val="140"/>
-                            <w:sz w:val="14"/>
-                          </w:rPr>
-                          <w:t xml:space="preserve"> </w:t>
-                        </w:r>
-                        <w:proofErr w:type="spellStart"/>
-                        <w:r>
-                          <w:rPr>
-                            <w:b/>
-                            <w:color w:val="FFFFFF"/>
-                            <w:w w:val="140"/>
-                            <w:sz w:val="14"/>
-                          </w:rPr>
-                          <w:t>Disabled</w:t>
-                        </w:r>
-                        <w:proofErr w:type="spellEnd"/>
-                      </w:p>
-                    </w:txbxContent>
-                  </v:textbox>
-                </v:rect>
-                <v:rect id="Rectangle 378" o:spid="_x0000_s1125" style="position:absolute;left:56552;top:597;width:10926;height:1194;visibility:visible;mso-wrap-style:square;v-text-anchor:top" o:gfxdata="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" filled="f" stroked="f">
-                  <v:textbox inset="0,0,0,0">
-                    <w:txbxContent>
-                      <w:p>
-                        <w:proofErr w:type="spellStart"/>
-                        <w:r>
-                          <w:rPr>
-                            <w:b/>
-                            <w:color w:val="FFFFFF"/>
-                            <w:w w:val="137"/>
-                            <w:sz w:val="14"/>
-                          </w:rPr>
-                          <w:t>Error</w:t>
-                        </w:r>
-                        <w:proofErr w:type="spellEnd"/>
-                        <w:r>
-                          <w:rPr>
-                            <w:b/>
-                            <w:color w:val="FFFFFF"/>
-                            <w:spacing w:val="17"/>
-                            <w:w w:val="137"/>
-                            <w:sz w:val="14"/>
-                          </w:rPr>
-                          <w:t xml:space="preserve"> </w:t>
-                        </w:r>
-                        <w:r>
-                          <w:rPr>
-                            <w:b/>
-                            <w:color w:val="FFFFFF"/>
-                            <w:w w:val="137"/>
-                            <w:sz w:val="14"/>
-                          </w:rPr>
-                          <w:t>/</w:t>
-                        </w:r>
-                        <w:r>
-                          <w:rPr>
-                            <w:b/>
-                            <w:color w:val="FFFFFF"/>
-                            <w:spacing w:val="17"/>
-                            <w:w w:val="137"/>
-                            <w:sz w:val="14"/>
-                          </w:rPr>
-                          <w:t xml:space="preserve"> </w:t>
-                        </w:r>
-                        <w:proofErr w:type="spellStart"/>
-                        <w:r>
-                          <w:rPr>
-                            <w:b/>
-                            <w:color w:val="FFFFFF"/>
-                            <w:w w:val="137"/>
-                            <w:sz w:val="14"/>
-                          </w:rPr>
-                          <w:t>Success</w:t>
-                        </w:r>
-                        <w:proofErr w:type="spellEnd"/>
-                        <w:r>
-                          <w:rPr>
-                            <w:b/>
-                            <w:color w:val="FFFFFF"/>
-                            <w:spacing w:val="17"/>
-                            <w:w w:val="137"/>
-                            <w:sz w:val="14"/>
-                          </w:rPr>
-                          <w:t xml:space="preserve"> </w:t>
-                        </w:r>
-                        <w:r>
-                          <w:rPr>
-                            <w:b/>
-                            <w:color w:val="FFFFFF"/>
-                            <w:w w:val="137"/>
-                            <w:sz w:val="14"/>
-                          </w:rPr>
-                          <w:t>/</w:t>
-                        </w:r>
-                      </w:p>
-                    </w:txbxContent>
-                  </v:textbox>
-                </v:rect>
-                <v:rect id="Rectangle 379" o:spid="_x0000_s1126" style="position:absolute;left:59050;top:1677;width:4282;height:1194;visibility:visible;mso-wrap-style:square;v-text-anchor:top" o:gfxdata="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" filled="f" stroked="f">
-                  <v:textbox inset="0,0,0,0">
-                    <w:txbxContent>
-                      <w:p>
-                        <w:proofErr w:type="spellStart"/>
-                        <w:r>
-                          <w:rPr>
-                            <w:b/>
-                            <w:color w:val="FFFFFF"/>
-                            <w:w w:val="139"/>
-                            <w:sz w:val="14"/>
-                          </w:rPr>
-                          <w:t>Empty</w:t>
-                        </w:r>
-                        <w:proofErr w:type="spellEnd"/>
-                      </w:p>
-                    </w:txbxContent>
-                  </v:textbox>
-                </v:rect>
-                <v:rect id="Rectangle 380" o:spid="_x0000_s1127" style="position:absolute;left:444;top:3724;width:11461;height:1210;visibility:visible;mso-wrap-style:square;v-text-anchor:top" o:gfxdata="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" filled="f" stroked="f">
-                  <v:textbox inset="0,0,0,0">
-                    <w:txbxContent>
-                      <w:p>
-                        <w:r>
-                          <w:rPr>
-                            <w:color w:val="9AA6B2"/>
-                            <w:w w:val="125"/>
-                            <w:sz w:val="14"/>
-                          </w:rPr>
-                          <w:t>Кнопка</w:t>
-                        </w:r>
-                        <w:r>
-                          <w:rPr>
-                            <w:color w:val="9AA6B2"/>
-                            <w:spacing w:val="13"/>
-                            <w:w w:val="125"/>
-                            <w:sz w:val="14"/>
-                          </w:rPr>
-                          <w:t xml:space="preserve"> </w:t>
-                        </w:r>
-                        <w:r>
-                          <w:rPr>
-                            <w:color w:val="9AA6B2"/>
-                            <w:w w:val="125"/>
-                            <w:sz w:val="14"/>
-                          </w:rPr>
-                          <w:t>/</w:t>
-                        </w:r>
-                        <w:r>
-                          <w:rPr>
-                            <w:color w:val="9AA6B2"/>
-                            <w:spacing w:val="13"/>
-                            <w:w w:val="125"/>
-                            <w:sz w:val="14"/>
-                          </w:rPr>
-                          <w:t xml:space="preserve"> </w:t>
-                        </w:r>
-                        <w:r>
-                          <w:rPr>
-                            <w:color w:val="9AA6B2"/>
-                            <w:w w:val="125"/>
-                            <w:sz w:val="14"/>
-                          </w:rPr>
-                          <w:t>фильтр</w:t>
-                        </w:r>
-                        <w:r>
-                          <w:rPr>
-                            <w:color w:val="9AA6B2"/>
-                            <w:spacing w:val="13"/>
-                            <w:w w:val="125"/>
-                            <w:sz w:val="14"/>
-                          </w:rPr>
-                          <w:t xml:space="preserve"> </w:t>
-                        </w:r>
-                        <w:r>
-                          <w:rPr>
-                            <w:color w:val="9AA6B2"/>
-                            <w:w w:val="125"/>
-                            <w:sz w:val="14"/>
-                          </w:rPr>
-                          <w:t>/</w:t>
-                        </w:r>
-                      </w:p>
-                    </w:txbxContent>
-                  </v:textbox>
-                </v:rect>
-                <v:rect id="Rectangle 381" o:spid="_x0000_s1128" style="position:absolute;left:444;top:4867;width:11856;height:1210;visibility:visible;mso-wrap-style:square;v-text-anchor:top" o:gfxdata="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" filled="f" stroked="f">
-                  <v:textbox inset="0,0,0,0">
-                    <w:txbxContent>
-                      <w:p>
-                        <w:r>
-                          <w:rPr>
-                            <w:color w:val="9AA6B2"/>
-                            <w:w w:val="126"/>
-                            <w:sz w:val="14"/>
-                          </w:rPr>
-                          <w:t>вкладка</w:t>
-                        </w:r>
-                        <w:r>
-                          <w:rPr>
-                            <w:color w:val="9AA6B2"/>
-                            <w:spacing w:val="13"/>
-                            <w:w w:val="126"/>
-                            <w:sz w:val="14"/>
-                          </w:rPr>
-                          <w:t xml:space="preserve"> </w:t>
-                        </w:r>
-                        <w:r>
-                          <w:rPr>
-                            <w:color w:val="9AA6B2"/>
-                            <w:w w:val="126"/>
-                            <w:sz w:val="14"/>
-                          </w:rPr>
-                          <w:t>/</w:t>
-                        </w:r>
-                        <w:r>
-                          <w:rPr>
-                            <w:color w:val="9AA6B2"/>
-                            <w:spacing w:val="13"/>
-                            <w:w w:val="126"/>
-                            <w:sz w:val="14"/>
-                          </w:rPr>
-                          <w:t xml:space="preserve"> </w:t>
-                        </w:r>
-                        <w:r>
-                          <w:rPr>
-                            <w:color w:val="9AA6B2"/>
-                            <w:w w:val="126"/>
-                            <w:sz w:val="14"/>
-                          </w:rPr>
-                          <w:t>форма...</w:t>
-                        </w:r>
-                      </w:p>
-                    </w:txbxContent>
-                  </v:textbox>
-                </v:rect>
-                <v:rect id="Rectangle 382" o:spid="_x0000_s1129" style="position:absolute;left:12684;top:3724;width:1160;height:1210;visibility:visible;mso-wrap-style:square;v-text-anchor:top" o:gfxdata="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" filled="f" stroked="f">
-                  <v:textbox inset="0,0,0,0">
-                    <w:txbxContent>
-                      <w:p>
-                        <w:r>
-                          <w:rPr>
-                            <w:color w:val="9AA6B2"/>
-                            <w:w w:val="129"/>
-                            <w:sz w:val="14"/>
-                          </w:rPr>
-                          <w:t>...</w:t>
-                        </w:r>
-                      </w:p>
-                    </w:txbxContent>
-                  </v:textbox>
-                </v:rect>
-                <v:rect id="Rectangle 383" o:spid="_x0000_s1130" style="position:absolute;left:21324;top:3724;width:1160;height:1210;visibility:visible;mso-wrap-style:square;v-text-anchor:top" o:gfxdata="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" filled="f" stroked="f">
-                  <v:textbox inset="0,0,0,0">
-                    <w:txbxContent>
-                      <w:p>
-                        <w:r>
-                          <w:rPr>
-                            <w:color w:val="9AA6B2"/>
-                            <w:w w:val="129"/>
-                            <w:sz w:val="14"/>
-                          </w:rPr>
-                          <w:t>...</w:t>
-                        </w:r>
-                      </w:p>
-                    </w:txbxContent>
-                  </v:textbox>
-                </v:rect>
-                <v:rect id="Rectangle 384" o:spid="_x0000_s1131" style="position:absolute;left:33204;top:3724;width:1160;height:1210;visibility:visible;mso-wrap-style:square;v-text-anchor:top" o:gfxdata="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" filled="f" stroked="f">
-                  <v:textbox inset="0,0,0,0">
-                    <w:txbxContent>
-                      <w:p>
-                        <w:r>
-                          <w:rPr>
-                            <w:color w:val="9AA6B2"/>
-                            <w:w w:val="129"/>
-                            <w:sz w:val="14"/>
-                          </w:rPr>
-                          <w:t>...</w:t>
-                        </w:r>
-                      </w:p>
-                    </w:txbxContent>
-                  </v:textbox>
-                </v:rect>
-                <v:rect id="Rectangle 385" o:spid="_x0000_s1132" style="position:absolute;left:44364;top:3724;width:1160;height:1210;visibility:visible;mso-wrap-style:square;v-text-anchor:top" o:gfxdata="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" filled="f" stroked="f">
-                  <v:textbox inset="0,0,0,0">
-                    <w:txbxContent>
-                      <w:p>
-                        <w:r>
-                          <w:rPr>
-                            <w:color w:val="9AA6B2"/>
-                            <w:w w:val="129"/>
-                            <w:sz w:val="14"/>
-                          </w:rPr>
-                          <w:t>...</w:t>
-                        </w:r>
-                      </w:p>
-                    </w:txbxContent>
-                  </v:textbox>
-                </v:rect>
-                <v:rect id="Rectangle 386" o:spid="_x0000_s1133" style="position:absolute;left:55524;top:3724;width:1160;height:1210;visibility:visible;mso-wrap-style:square;v-text-anchor:top" o:gfxdata="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" filled="f" stroked="f">
-                  <v:textbox inset="0,0,0,0">
-                    <w:txbxContent>
-                      <w:p>
-                        <w:r>
-                          <w:rPr>
-                            <w:color w:val="9AA6B2"/>
-                            <w:w w:val="129"/>
-                            <w:sz w:val="14"/>
-                          </w:rPr>
-                          <w:t>...</w:t>
-                        </w:r>
-                      </w:p>
-                    </w:txbxContent>
-                  </v:textbox>
-                </v:rect>
-                <v:shape id="Shape 387" o:spid="_x0000_s1134" style="position:absolute;width:66240;height:0;visibility:visible;mso-wrap-style:square;v-text-anchor:top" coordsize="6624001,0" o:gfxdata="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" path="m,l6624001,e" filled="f" strokecolor="#c9d3e0" strokeweight=".55pt">
-                  <v:stroke endcap="round"/>
-                  <v:path arrowok="t" textboxrect="0,0,6624001,0"/>
-                </v:shape>
-                <v:shape id="Shape 388" o:spid="_x0000_s1135" style="position:absolute;top:36180;width:66240;height:0;visibility:visible;mso-wrap-style:square;v-text-anchor:top" coordsize="6624001,0" o:gfxdata="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" path="m,l6624001,e" filled="f" strokecolor="#c9d3e0" strokeweight=".55pt">
-                  <v:stroke endcap="round"/>
-                  <v:path arrowok="t" textboxrect="0,0,6624001,0"/>
-                </v:shape>
-                <v:shape id="Shape 389" o:spid="_x0000_s1136" style="position:absolute;width:0;height:36180;visibility:visible;mso-wrap-style:square;v-text-anchor:top" coordsize="0,3618000" o:gfxdata="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" path="m,3618000l,e" filled="f" strokecolor="#c9d3e0" strokeweight=".55pt">
-                  <v:stroke endcap="round"/>
-                  <v:path arrowok="t" textboxrect="0,0,0,3618000"/>
-                </v:shape>
-                <v:shape id="Shape 390" o:spid="_x0000_s1137" style="position:absolute;left:66240;width:0;height:36180;visibility:visible;mso-wrap-style:square;v-text-anchor:top" coordsize="0,3618000" o:gfxdata="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" path="m,3618000l,e" filled="f" strokecolor="#c9d3e0" strokeweight=".55pt">
-                  <v:stroke endcap="round"/>
-                  <v:path arrowok="t" textboxrect="0,0,0,3618000"/>
-                </v:shape>
-                <v:shape id="Shape 391" o:spid="_x0000_s1138" style="position:absolute;top:3060;width:66240;height:0;visibility:visible;mso-wrap-style:square;v-text-anchor:top" coordsize="6624001,0" o:gfxdata="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" path="m,l6624001,e" filled="f" strokecolor="#c9d3e0" strokeweight=".55pt">
-                  <v:stroke endcap="round"/>
-                  <v:path arrowok="t" textboxrect="0,0,6624001,0"/>
-                </v:shape>
-                <v:shape id="Shape 392" o:spid="_x0000_s1139" style="position:absolute;top:7200;width:66240;height:0;visibility:visible;mso-wrap-style:square;v-text-anchor:top" coordsize="6624001,0" o:gfxdata="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" path="m,l6624001,e" filled="f" strokecolor="#c9d3e0" strokeweight=".55pt">
-                  <v:stroke endcap="round"/>
-                  <v:path arrowok="t" textboxrect="0,0,6624001,0"/>
-                </v:shape>
-                <v:shape id="Shape 393" o:spid="_x0000_s1140" style="position:absolute;top:11339;width:66240;height:0;visibility:visible;mso-wrap-style:square;v-text-anchor:top" coordsize="6624001,0" o:gfxdata="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" path="m,l6624001,e" filled="f" strokecolor="#c9d3e0" strokeweight=".55pt">
-                  <v:stroke endcap="round"/>
-                  <v:path arrowok="t" textboxrect="0,0,6624001,0"/>
-                </v:shape>
-                <v:shape id="Shape 394" o:spid="_x0000_s1141" style="position:absolute;top:15480;width:66240;height:0;visibility:visible;mso-wrap-style:square;v-text-anchor:top" coordsize="6624001,0" o:gfxdata="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" path="m,l6624001,e" filled="f" strokecolor="#c9d3e0" strokeweight=".55pt">
-                  <v:stroke endcap="round"/>
-                  <v:path arrowok="t" textboxrect="0,0,6624001,0"/>
-                </v:shape>
-                <v:shape id="Shape 395" o:spid="_x0000_s1142" style="position:absolute;top:19620;width:66240;height:0;visibility:visible;mso-wrap-style:square;v-text-anchor:top" coordsize="6624001,0" o:gfxdata="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" path="m,l6624001,e" filled="f" strokecolor="#c9d3e0" strokeweight=".55pt">
-                  <v:stroke endcap="round"/>
-                  <v:path arrowok="t" textboxrect="0,0,6624001,0"/>
-                </v:shape>
-                <v:shape id="Shape 396" o:spid="_x0000_s1143" style="position:absolute;top:23760;width:66240;height:0;visibility:visible;mso-wrap-style:square;v-text-anchor:top" coordsize="6624001,0" o:gfxdata="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" path="m,l6624001,e" filled="f" strokecolor="#c9d3e0" strokeweight=".55pt">
-                  <v:stroke endcap="round"/>
-                  <v:path arrowok="t" textboxrect="0,0,6624001,0"/>
-                </v:shape>
-                <v:shape id="Shape 397" o:spid="_x0000_s1144" style="position:absolute;top:27900;width:66240;height:0;visibility:visible;mso-wrap-style:square;v-text-anchor:top" coordsize="6624001,0" o:gfxdata="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" path="m,l6624001,e" filled="f" strokecolor="#c9d3e0" strokeweight=".55pt">
-                  <v:stroke endcap="round"/>
-                  <v:path arrowok="t" textboxrect="0,0,6624001,0"/>
-                </v:shape>
-                <v:shape id="Shape 398" o:spid="_x0000_s1145" style="position:absolute;top:32040;width:66240;height:0;visibility:visible;mso-wrap-style:square;v-text-anchor:top" coordsize="6624001,0" o:gfxdata="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" path="m,l6624001,e" filled="f" strokecolor="#c9d3e0" strokeweight=".55pt">
-                  <v:stroke endcap="round"/>
-                  <v:path arrowok="t" textboxrect="0,0,6624001,0"/>
-                </v:shape>
-                <v:shape id="Shape 399" o:spid="_x0000_s1146" style="position:absolute;left:12240;width:0;height:36180;visibility:visible;mso-wrap-style:square;v-text-anchor:top" coordsize="0,3618000" o:gfxdata="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" path="m,3618000l,e" filled="f" strokecolor="#c9d3e0" strokeweight=".55pt">
-                  <v:stroke endcap="round"/>
-                  <v:path arrowok="t" textboxrect="0,0,0,3618000"/>
-                </v:shape>
-                <v:shape id="Shape 400" o:spid="_x0000_s1147" style="position:absolute;left:20879;width:0;height:36180;visibility:visible;mso-wrap-style:square;v-text-anchor:top" coordsize="0,3618000" o:gfxdata="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" path="m,3618000l,e" filled="f" strokecolor="#c9d3e0" strokeweight=".55pt">
-                  <v:stroke endcap="round"/>
-                  <v:path arrowok="t" textboxrect="0,0,0,3618000"/>
-                </v:shape>
-                <v:shape id="Shape 401" o:spid="_x0000_s1148" style="position:absolute;left:32760;width:0;height:36180;visibility:visible;mso-wrap-style:square;v-text-anchor:top" coordsize="0,3618000" o:gfxdata="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" path="m,3618000l,e" filled="f" strokecolor="#c9d3e0" strokeweight=".55pt">
-                  <v:stroke endcap="round"/>
-                  <v:path arrowok="t" textboxrect="0,0,0,3618000"/>
-                </v:shape>
-                <v:shape id="Shape 402" o:spid="_x0000_s1149" style="position:absolute;left:43920;width:0;height:36180;visibility:visible;mso-wrap-style:square;v-text-anchor:top" coordsize="0,3618000" o:gfxdata="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" path="m,3618000l,e" filled="f" strokecolor="#c9d3e0" strokeweight=".55pt">
-                  <v:stroke endcap="round"/>
-                  <v:path arrowok="t" textboxrect="0,0,0,3618000"/>
-                </v:shape>
-                <v:shape id="Shape 403" o:spid="_x0000_s1150" style="position:absolute;left:55080;width:0;height:36180;visibility:visible;mso-wrap-style:square;v-text-anchor:top" coordsize="0,3618000" o:gfxdata="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" path="m,3618000l,e" filled="f" strokecolor="#c9d3e0" strokeweight=".55pt">
-                  <v:stroke endcap="round"/>
-                  <v:path arrowok="t" textboxrect="0,0,0,3618000"/>
-                </v:shape>
-                <w10:anchorlock/>
-              </v:group>
-            </w:pict>
-          </mc:Fallback>
-        </mc:AlternateContent>
-      </w:r>
     </w:p>
     <w:p>
       <w:pPr>
@@ -11317,11 +10681,11 @@
         <w:tblLook w:val="04A0" w:firstRow="1" w:lastRow="0" w:firstColumn="1" w:lastColumn="0" w:noHBand="0" w:noVBand="1"/>
       </w:tblPr>
       <w:tblGrid>
-        <w:gridCol w:w="2665"/>
-        <w:gridCol w:w="408"/>
-        <w:gridCol w:w="2313"/>
-        <w:gridCol w:w="2551"/>
-        <w:gridCol w:w="1928"/>
+        <w:gridCol w:w="2458"/>
+        <w:gridCol w:w="135"/>
+        <w:gridCol w:w="3261"/>
+        <w:gridCol w:w="2262"/>
+        <w:gridCol w:w="1749"/>
       </w:tblGrid>
       <w:tr>
         <w:trPr>
@@ -11329,7 +10693,7 @@
         </w:trPr>
         <w:tc>
           <w:tcPr>
-            <w:tcW w:w="2665" w:type="dxa"/>
+            <w:tcW w:w="2458" w:type="dxa"/>
             <w:tcBorders>
               <w:top w:val="single" w:sz="4" w:space="0" w:color="C9D3E0"/>
               <w:left w:val="single" w:sz="4" w:space="0" w:color="C9D3E0"/>
@@ -11355,7 +10719,7 @@
         </w:tc>
         <w:tc>
           <w:tcPr>
-            <w:tcW w:w="408" w:type="dxa"/>
+            <w:tcW w:w="135" w:type="dxa"/>
             <w:tcBorders>
               <w:top w:val="single" w:sz="4" w:space="0" w:color="C9D3E0"/>
               <w:left w:val="single" w:sz="4" w:space="0" w:color="C9D3E0"/>
@@ -11368,7 +10732,7 @@
         </w:tc>
         <w:tc>
           <w:tcPr>
-            <w:tcW w:w="2313" w:type="dxa"/>
+            <w:tcW w:w="3261" w:type="dxa"/>
             <w:tcBorders>
               <w:top w:val="single" w:sz="4" w:space="0" w:color="C9D3E0"/>
               <w:left w:val="nil"/>
@@ -11390,7 +10754,7 @@
         </w:tc>
         <w:tc>
           <w:tcPr>
-            <w:tcW w:w="2551" w:type="dxa"/>
+            <w:tcW w:w="2262" w:type="dxa"/>
             <w:tcBorders>
               <w:top w:val="single" w:sz="4" w:space="0" w:color="C9D3E0"/>
               <w:left w:val="single" w:sz="4" w:space="0" w:color="C9D3E0"/>
@@ -11416,7 +10780,7 @@
         </w:tc>
         <w:tc>
           <w:tcPr>
-            <w:tcW w:w="1928" w:type="dxa"/>
+            <w:tcW w:w="1749" w:type="dxa"/>
             <w:tcBorders>
               <w:top w:val="single" w:sz="4" w:space="0" w:color="C9D3E0"/>
               <w:left w:val="single" w:sz="4" w:space="0" w:color="C9D3E0"/>
@@ -11447,7 +10811,7 @@
         </w:trPr>
         <w:tc>
           <w:tcPr>
-            <w:tcW w:w="2665" w:type="dxa"/>
+            <w:tcW w:w="2458" w:type="dxa"/>
             <w:tcBorders>
               <w:top w:val="single" w:sz="4" w:space="0" w:color="C9D3E0"/>
               <w:left w:val="single" w:sz="4" w:space="0" w:color="C9D3E0"/>
@@ -11458,11 +10822,15 @@
           <w:p>
             <w:pPr>
               <w:ind w:left="70"/>
+              <w:rPr>
+                <w:color w:val="000000" w:themeColor="text1"/>
+                <w:sz w:val="24"/>
+              </w:rPr>
             </w:pPr>
             <w:r>
               <w:rPr>
-                <w:color w:val="9AA6B2"/>
-                <w:sz w:val="14"/>
+                <w:color w:val="000000" w:themeColor="text1"/>
+                <w:sz w:val="24"/>
               </w:rPr>
               <w:t>Нажал «Записаться»</w:t>
             </w:r>
@@ -11470,7 +10838,7 @@
         </w:tc>
         <w:tc>
           <w:tcPr>
-            <w:tcW w:w="408" w:type="dxa"/>
+            <w:tcW w:w="135" w:type="dxa"/>
             <w:tcBorders>
               <w:top w:val="single" w:sz="4" w:space="0" w:color="C9D3E0"/>
               <w:left w:val="single" w:sz="4" w:space="0" w:color="C9D3E0"/>
@@ -11481,31 +10849,42 @@
           <w:p>
             <w:pPr>
               <w:ind w:left="70"/>
+              <w:rPr>
+                <w:color w:val="000000" w:themeColor="text1"/>
+                <w:sz w:val="24"/>
+              </w:rPr>
             </w:pPr>
-            <w:r>
+          </w:p>
+        </w:tc>
+        <w:tc>
+          <w:tcPr>
+            <w:tcW w:w="3261" w:type="dxa"/>
+            <w:tcBorders>
+              <w:top w:val="single" w:sz="4" w:space="0" w:color="C9D3E0"/>
+              <w:left w:val="nil"/>
+              <w:bottom w:val="single" w:sz="4" w:space="0" w:color="C9D3E0"/>
+              <w:right w:val="single" w:sz="4" w:space="0" w:color="C9D3E0"/>
+            </w:tcBorders>
+          </w:tcPr>
+          <w:p>
+            <w:pPr>
               <w:rPr>
-                <w:color w:val="9AA6B2"/>
-                <w:sz w:val="14"/>
+                <w:color w:val="000000" w:themeColor="text1"/>
+                <w:sz w:val="24"/>
               </w:rPr>
-              <w:t>...</w:t>
+            </w:pPr>
+            <w:r>
+              <w:rPr>
+                <w:color w:val="000000" w:themeColor="text1"/>
+                <w:sz w:val="24"/>
+              </w:rPr>
+              <w:t>Открылась форма регистрации</w:t>
             </w:r>
           </w:p>
         </w:tc>
         <w:tc>
           <w:tcPr>
-            <w:tcW w:w="2313" w:type="dxa"/>
-            <w:tcBorders>
-              <w:top w:val="single" w:sz="4" w:space="0" w:color="C9D3E0"/>
-              <w:left w:val="nil"/>
-              <w:bottom w:val="single" w:sz="4" w:space="0" w:color="C9D3E0"/>
-              <w:right w:val="single" w:sz="4" w:space="0" w:color="C9D3E0"/>
-            </w:tcBorders>
-          </w:tcPr>
-          <w:p/>
-        </w:tc>
-        <w:tc>
-          <w:tcPr>
-            <w:tcW w:w="2551" w:type="dxa"/>
+            <w:tcW w:w="2262" w:type="dxa"/>
             <w:tcBorders>
               <w:top w:val="single" w:sz="4" w:space="0" w:color="C9D3E0"/>
               <w:left w:val="single" w:sz="4" w:space="0" w:color="C9D3E0"/>
@@ -11516,37 +10895,32 @@
           <w:p>
             <w:pPr>
               <w:ind w:left="70"/>
+              <w:rPr>
+                <w:color w:val="000000" w:themeColor="text1"/>
+                <w:sz w:val="24"/>
+              </w:rPr>
             </w:pPr>
             <w:proofErr w:type="spellStart"/>
             <w:r>
               <w:rPr>
-                <w:color w:val="9AA6B2"/>
-                <w:sz w:val="14"/>
+                <w:color w:val="000000" w:themeColor="text1"/>
+                <w:sz w:val="24"/>
               </w:rPr>
               <w:t>loading</w:t>
             </w:r>
             <w:proofErr w:type="spellEnd"/>
             <w:r>
               <w:rPr>
-                <w:color w:val="9AA6B2"/>
-                <w:sz w:val="14"/>
+                <w:color w:val="000000" w:themeColor="text1"/>
+                <w:sz w:val="24"/>
               </w:rPr>
-              <w:t xml:space="preserve"> / </w:t>
-            </w:r>
-            <w:proofErr w:type="spellStart"/>
-            <w:r>
-              <w:rPr>
-                <w:color w:val="9AA6B2"/>
-                <w:sz w:val="14"/>
-              </w:rPr>
-              <w:t>disabled</w:t>
-            </w:r>
-            <w:proofErr w:type="spellEnd"/>
+              <w:t xml:space="preserve"> </w:t>
+            </w:r>
           </w:p>
         </w:tc>
         <w:tc>
           <w:tcPr>
-            <w:tcW w:w="1928" w:type="dxa"/>
+            <w:tcW w:w="1749" w:type="dxa"/>
             <w:tcBorders>
               <w:top w:val="single" w:sz="4" w:space="0" w:color="C9D3E0"/>
               <w:left w:val="single" w:sz="4" w:space="0" w:color="C9D3E0"/>
@@ -11557,13 +10931,17 @@
           <w:p>
             <w:pPr>
               <w:ind w:left="70"/>
+              <w:rPr>
+                <w:color w:val="000000" w:themeColor="text1"/>
+                <w:sz w:val="24"/>
+              </w:rPr>
             </w:pPr>
             <w:r>
               <w:rPr>
-                <w:color w:val="9AA6B2"/>
-                <w:sz w:val="14"/>
+                <w:color w:val="000000" w:themeColor="text1"/>
+                <w:sz w:val="24"/>
               </w:rPr>
-              <w:t>ошибка + повтор</w:t>
+              <w:t>Показывается ошибка</w:t>
             </w:r>
           </w:p>
         </w:tc>
@@ -11574,19 +10952,23 @@
         </w:trPr>
         <w:tc>
           <w:tcPr>
-            <w:tcW w:w="2665" w:type="dxa"/>
-            <w:tcBorders>
-              <w:top w:val="single" w:sz="4" w:space="0" w:color="C9D3E0"/>
-              <w:left w:val="single" w:sz="4" w:space="0" w:color="C9D3E0"/>
-              <w:bottom w:val="single" w:sz="4" w:space="0" w:color="C9D3E0"/>
-              <w:right w:val="single" w:sz="4" w:space="0" w:color="C9D3E0"/>
-            </w:tcBorders>
-          </w:tcPr>
-          <w:p/>
-        </w:tc>
-        <w:tc>
-          <w:tcPr>
-            <w:tcW w:w="408" w:type="dxa"/>
+            <w:tcW w:w="2458" w:type="dxa"/>
+            <w:tcBorders>
+              <w:top w:val="single" w:sz="4" w:space="0" w:color="C9D3E0"/>
+              <w:left w:val="single" w:sz="4" w:space="0" w:color="C9D3E0"/>
+              <w:bottom w:val="single" w:sz="4" w:space="0" w:color="C9D3E0"/>
+              <w:right w:val="single" w:sz="4" w:space="0" w:color="C9D3E0"/>
+            </w:tcBorders>
+          </w:tcPr>
+          <w:p>
+            <w:r>
+              <w:t xml:space="preserve"> Записался после формы</w:t>
+            </w:r>
+          </w:p>
+        </w:tc>
+        <w:tc>
+          <w:tcPr>
+            <w:tcW w:w="135" w:type="dxa"/>
             <w:tcBorders>
               <w:top w:val="single" w:sz="4" w:space="0" w:color="C9D3E0"/>
               <w:left w:val="single" w:sz="4" w:space="0" w:color="C9D3E0"/>
@@ -11598,7 +10980,7 @@
         </w:tc>
         <w:tc>
           <w:tcPr>
-            <w:tcW w:w="2313" w:type="dxa"/>
+            <w:tcW w:w="3261" w:type="dxa"/>
             <w:tcBorders>
               <w:top w:val="single" w:sz="4" w:space="0" w:color="C9D3E0"/>
               <w:left w:val="nil"/>
@@ -11606,31 +10988,65 @@
               <w:right w:val="single" w:sz="4" w:space="0" w:color="C9D3E0"/>
             </w:tcBorders>
           </w:tcPr>
-          <w:p/>
-        </w:tc>
-        <w:tc>
-          <w:tcPr>
-            <w:tcW w:w="2551" w:type="dxa"/>
-            <w:tcBorders>
-              <w:top w:val="single" w:sz="4" w:space="0" w:color="C9D3E0"/>
-              <w:left w:val="single" w:sz="4" w:space="0" w:color="C9D3E0"/>
-              <w:bottom w:val="single" w:sz="4" w:space="0" w:color="C9D3E0"/>
-              <w:right w:val="single" w:sz="4" w:space="0" w:color="C9D3E0"/>
-            </w:tcBorders>
-          </w:tcPr>
-          <w:p/>
-        </w:tc>
-        <w:tc>
-          <w:tcPr>
-            <w:tcW w:w="1928" w:type="dxa"/>
-            <w:tcBorders>
-              <w:top w:val="single" w:sz="4" w:space="0" w:color="C9D3E0"/>
-              <w:left w:val="single" w:sz="4" w:space="0" w:color="C9D3E0"/>
-              <w:bottom w:val="single" w:sz="4" w:space="0" w:color="C9D3E0"/>
-              <w:right w:val="single" w:sz="4" w:space="0" w:color="C9D3E0"/>
-            </w:tcBorders>
-          </w:tcPr>
-          <w:p/>
+          <w:p>
+            <w:proofErr w:type="spellStart"/>
+            <w:r>
+              <w:t>Уведа</w:t>
+            </w:r>
+            <w:proofErr w:type="spellEnd"/>
+            <w:r>
+              <w:t xml:space="preserve"> об успешной или нет регистрации</w:t>
+            </w:r>
+          </w:p>
+        </w:tc>
+        <w:tc>
+          <w:tcPr>
+            <w:tcW w:w="2262" w:type="dxa"/>
+            <w:tcBorders>
+              <w:top w:val="single" w:sz="4" w:space="0" w:color="C9D3E0"/>
+              <w:left w:val="single" w:sz="4" w:space="0" w:color="C9D3E0"/>
+              <w:bottom w:val="single" w:sz="4" w:space="0" w:color="C9D3E0"/>
+              <w:right w:val="single" w:sz="4" w:space="0" w:color="C9D3E0"/>
+            </w:tcBorders>
+          </w:tcPr>
+          <w:p>
+            <w:r>
+              <w:t xml:space="preserve"> </w:t>
+            </w:r>
+            <w:proofErr w:type="spellStart"/>
+            <w:r>
+              <w:rPr>
+                <w:color w:val="000000" w:themeColor="text1"/>
+                <w:sz w:val="24"/>
+              </w:rPr>
+              <w:t>loading</w:t>
+            </w:r>
+            <w:proofErr w:type="spellEnd"/>
+          </w:p>
+        </w:tc>
+        <w:tc>
+          <w:tcPr>
+            <w:tcW w:w="1749" w:type="dxa"/>
+            <w:tcBorders>
+              <w:top w:val="single" w:sz="4" w:space="0" w:color="C9D3E0"/>
+              <w:left w:val="single" w:sz="4" w:space="0" w:color="C9D3E0"/>
+              <w:bottom w:val="single" w:sz="4" w:space="0" w:color="C9D3E0"/>
+              <w:right w:val="single" w:sz="4" w:space="0" w:color="C9D3E0"/>
+            </w:tcBorders>
+          </w:tcPr>
+          <w:p>
+            <w:r>
+              <w:t xml:space="preserve">  Ошибка что </w:t>
+            </w:r>
+            <w:proofErr w:type="spellStart"/>
+            <w:r>
+              <w:t>незя</w:t>
+            </w:r>
+            <w:proofErr w:type="spellEnd"/>
+            <w:r>
+              <w:t xml:space="preserve"> или заново тыкается</w:t>
+            </w:r>
+          </w:p>
         </w:tc>
       </w:tr>
       <w:tr>
@@ -11639,19 +11055,23 @@
         </w:trPr>
         <w:tc>
           <w:tcPr>
-            <w:tcW w:w="2665" w:type="dxa"/>
-            <w:tcBorders>
-              <w:top w:val="single" w:sz="4" w:space="0" w:color="C9D3E0"/>
-              <w:left w:val="single" w:sz="4" w:space="0" w:color="C9D3E0"/>
-              <w:bottom w:val="single" w:sz="4" w:space="0" w:color="C9D3E0"/>
-              <w:right w:val="single" w:sz="4" w:space="0" w:color="C9D3E0"/>
-            </w:tcBorders>
-          </w:tcPr>
-          <w:p/>
-        </w:tc>
-        <w:tc>
-          <w:tcPr>
-            <w:tcW w:w="408" w:type="dxa"/>
+            <w:tcW w:w="2458" w:type="dxa"/>
+            <w:tcBorders>
+              <w:top w:val="single" w:sz="4" w:space="0" w:color="C9D3E0"/>
+              <w:left w:val="single" w:sz="4" w:space="0" w:color="C9D3E0"/>
+              <w:bottom w:val="single" w:sz="4" w:space="0" w:color="C9D3E0"/>
+              <w:right w:val="single" w:sz="4" w:space="0" w:color="C9D3E0"/>
+            </w:tcBorders>
+          </w:tcPr>
+          <w:p>
+            <w:r>
+              <w:t xml:space="preserve"> Зашел на карточку мероприятия</w:t>
+            </w:r>
+          </w:p>
+        </w:tc>
+        <w:tc>
+          <w:tcPr>
+            <w:tcW w:w="135" w:type="dxa"/>
             <w:tcBorders>
               <w:top w:val="single" w:sz="4" w:space="0" w:color="C9D3E0"/>
               <w:left w:val="single" w:sz="4" w:space="0" w:color="C9D3E0"/>
@@ -11663,7 +11083,7 @@
         </w:tc>
         <w:tc>
           <w:tcPr>
-            <w:tcW w:w="2313" w:type="dxa"/>
+            <w:tcW w:w="3261" w:type="dxa"/>
             <w:tcBorders>
               <w:top w:val="single" w:sz="4" w:space="0" w:color="C9D3E0"/>
               <w:left w:val="nil"/>
@@ -11671,31 +11091,43 @@
               <w:right w:val="single" w:sz="4" w:space="0" w:color="C9D3E0"/>
             </w:tcBorders>
           </w:tcPr>
-          <w:p/>
-        </w:tc>
-        <w:tc>
-          <w:tcPr>
-            <w:tcW w:w="2551" w:type="dxa"/>
-            <w:tcBorders>
-              <w:top w:val="single" w:sz="4" w:space="0" w:color="C9D3E0"/>
-              <w:left w:val="single" w:sz="4" w:space="0" w:color="C9D3E0"/>
-              <w:bottom w:val="single" w:sz="4" w:space="0" w:color="C9D3E0"/>
-              <w:right w:val="single" w:sz="4" w:space="0" w:color="C9D3E0"/>
-            </w:tcBorders>
-          </w:tcPr>
-          <w:p/>
-        </w:tc>
-        <w:tc>
-          <w:tcPr>
-            <w:tcW w:w="1928" w:type="dxa"/>
-            <w:tcBorders>
-              <w:top w:val="single" w:sz="4" w:space="0" w:color="C9D3E0"/>
-              <w:left w:val="single" w:sz="4" w:space="0" w:color="C9D3E0"/>
-              <w:bottom w:val="single" w:sz="4" w:space="0" w:color="C9D3E0"/>
-              <w:right w:val="single" w:sz="4" w:space="0" w:color="C9D3E0"/>
-            </w:tcBorders>
-          </w:tcPr>
-          <w:p/>
+          <w:p>
+            <w:r>
+              <w:t>Переход в карточку мероприятия</w:t>
+            </w:r>
+          </w:p>
+        </w:tc>
+        <w:tc>
+          <w:tcPr>
+            <w:tcW w:w="2262" w:type="dxa"/>
+            <w:tcBorders>
+              <w:top w:val="single" w:sz="4" w:space="0" w:color="C9D3E0"/>
+              <w:left w:val="single" w:sz="4" w:space="0" w:color="C9D3E0"/>
+              <w:bottom w:val="single" w:sz="4" w:space="0" w:color="C9D3E0"/>
+              <w:right w:val="single" w:sz="4" w:space="0" w:color="C9D3E0"/>
+            </w:tcBorders>
+          </w:tcPr>
+          <w:p>
+            <w:r>
+              <w:t xml:space="preserve"> Моментальная подгрузка</w:t>
+            </w:r>
+          </w:p>
+        </w:tc>
+        <w:tc>
+          <w:tcPr>
+            <w:tcW w:w="1749" w:type="dxa"/>
+            <w:tcBorders>
+              <w:top w:val="single" w:sz="4" w:space="0" w:color="C9D3E0"/>
+              <w:left w:val="single" w:sz="4" w:space="0" w:color="C9D3E0"/>
+              <w:bottom w:val="single" w:sz="4" w:space="0" w:color="C9D3E0"/>
+              <w:right w:val="single" w:sz="4" w:space="0" w:color="C9D3E0"/>
+            </w:tcBorders>
+          </w:tcPr>
+          <w:p>
+            <w:r>
+              <w:t xml:space="preserve"> Пустая карточка если нет ничего или ошибка</w:t>
+            </w:r>
+          </w:p>
         </w:tc>
       </w:tr>
       <w:tr>
@@ -11704,19 +11136,23 @@
         </w:trPr>
         <w:tc>
           <w:tcPr>
-            <w:tcW w:w="2665" w:type="dxa"/>
-            <w:tcBorders>
-              <w:top w:val="single" w:sz="4" w:space="0" w:color="C9D3E0"/>
-              <w:left w:val="single" w:sz="4" w:space="0" w:color="C9D3E0"/>
-              <w:bottom w:val="single" w:sz="4" w:space="0" w:color="C9D3E0"/>
-              <w:right w:val="single" w:sz="4" w:space="0" w:color="C9D3E0"/>
-            </w:tcBorders>
-          </w:tcPr>
-          <w:p/>
-        </w:tc>
-        <w:tc>
-          <w:tcPr>
-            <w:tcW w:w="408" w:type="dxa"/>
+            <w:tcW w:w="2458" w:type="dxa"/>
+            <w:tcBorders>
+              <w:top w:val="single" w:sz="4" w:space="0" w:color="C9D3E0"/>
+              <w:left w:val="single" w:sz="4" w:space="0" w:color="C9D3E0"/>
+              <w:bottom w:val="single" w:sz="4" w:space="0" w:color="C9D3E0"/>
+              <w:right w:val="single" w:sz="4" w:space="0" w:color="C9D3E0"/>
+            </w:tcBorders>
+          </w:tcPr>
+          <w:p>
+            <w:r>
+              <w:t xml:space="preserve"> Добавление в избранное</w:t>
+            </w:r>
+          </w:p>
+        </w:tc>
+        <w:tc>
+          <w:tcPr>
+            <w:tcW w:w="135" w:type="dxa"/>
             <w:tcBorders>
               <w:top w:val="single" w:sz="4" w:space="0" w:color="C9D3E0"/>
               <w:left w:val="single" w:sz="4" w:space="0" w:color="C9D3E0"/>
@@ -11728,7 +11164,7 @@
         </w:tc>
         <w:tc>
           <w:tcPr>
-            <w:tcW w:w="2313" w:type="dxa"/>
+            <w:tcW w:w="3261" w:type="dxa"/>
             <w:tcBorders>
               <w:top w:val="single" w:sz="4" w:space="0" w:color="C9D3E0"/>
               <w:left w:val="nil"/>
@@ -11736,31 +11172,39 @@
               <w:right w:val="single" w:sz="4" w:space="0" w:color="C9D3E0"/>
             </w:tcBorders>
           </w:tcPr>
-          <w:p/>
-        </w:tc>
-        <w:tc>
-          <w:tcPr>
-            <w:tcW w:w="2551" w:type="dxa"/>
-            <w:tcBorders>
-              <w:top w:val="single" w:sz="4" w:space="0" w:color="C9D3E0"/>
-              <w:left w:val="single" w:sz="4" w:space="0" w:color="C9D3E0"/>
-              <w:bottom w:val="single" w:sz="4" w:space="0" w:color="C9D3E0"/>
-              <w:right w:val="single" w:sz="4" w:space="0" w:color="C9D3E0"/>
-            </w:tcBorders>
-          </w:tcPr>
-          <w:p/>
-        </w:tc>
-        <w:tc>
-          <w:tcPr>
-            <w:tcW w:w="1928" w:type="dxa"/>
-            <w:tcBorders>
-              <w:top w:val="single" w:sz="4" w:space="0" w:color="C9D3E0"/>
-              <w:left w:val="single" w:sz="4" w:space="0" w:color="C9D3E0"/>
-              <w:bottom w:val="single" w:sz="4" w:space="0" w:color="C9D3E0"/>
-              <w:right w:val="single" w:sz="4" w:space="0" w:color="C9D3E0"/>
-            </w:tcBorders>
-          </w:tcPr>
-          <w:p/>
+          <w:p>
+            <w:r>
+              <w:t xml:space="preserve">Карточка в избранном </w:t>
+            </w:r>
+          </w:p>
+        </w:tc>
+        <w:tc>
+          <w:tcPr>
+            <w:tcW w:w="2262" w:type="dxa"/>
+            <w:tcBorders>
+              <w:top w:val="single" w:sz="4" w:space="0" w:color="C9D3E0"/>
+              <w:left w:val="single" w:sz="4" w:space="0" w:color="C9D3E0"/>
+              <w:bottom w:val="single" w:sz="4" w:space="0" w:color="C9D3E0"/>
+              <w:right w:val="single" w:sz="4" w:space="0" w:color="C9D3E0"/>
+            </w:tcBorders>
+          </w:tcPr>
+          <w:p/>
+        </w:tc>
+        <w:tc>
+          <w:tcPr>
+            <w:tcW w:w="1749" w:type="dxa"/>
+            <w:tcBorders>
+              <w:top w:val="single" w:sz="4" w:space="0" w:color="C9D3E0"/>
+              <w:left w:val="single" w:sz="4" w:space="0" w:color="C9D3E0"/>
+              <w:bottom w:val="single" w:sz="4" w:space="0" w:color="C9D3E0"/>
+              <w:right w:val="single" w:sz="4" w:space="0" w:color="C9D3E0"/>
+            </w:tcBorders>
+          </w:tcPr>
+          <w:p>
+            <w:r>
+              <w:t xml:space="preserve"> Не должно быть</w:t>
+            </w:r>
+          </w:p>
         </w:tc>
       </w:tr>
       <w:tr>
@@ -11769,19 +11213,19 @@
         </w:trPr>
         <w:tc>
           <w:tcPr>
-            <w:tcW w:w="2665" w:type="dxa"/>
-            <w:tcBorders>
-              <w:top w:val="single" w:sz="4" w:space="0" w:color="C9D3E0"/>
-              <w:left w:val="single" w:sz="4" w:space="0" w:color="C9D3E0"/>
-              <w:bottom w:val="single" w:sz="4" w:space="0" w:color="C9D3E0"/>
-              <w:right w:val="single" w:sz="4" w:space="0" w:color="C9D3E0"/>
-            </w:tcBorders>
-          </w:tcPr>
-          <w:p/>
-        </w:tc>
-        <w:tc>
-          <w:tcPr>
-            <w:tcW w:w="408" w:type="dxa"/>
+            <w:tcW w:w="2458" w:type="dxa"/>
+            <w:tcBorders>
+              <w:top w:val="single" w:sz="4" w:space="0" w:color="C9D3E0"/>
+              <w:left w:val="single" w:sz="4" w:space="0" w:color="C9D3E0"/>
+              <w:bottom w:val="single" w:sz="4" w:space="0" w:color="C9D3E0"/>
+              <w:right w:val="single" w:sz="4" w:space="0" w:color="C9D3E0"/>
+            </w:tcBorders>
+          </w:tcPr>
+          <w:p/>
+        </w:tc>
+        <w:tc>
+          <w:tcPr>
+            <w:tcW w:w="135" w:type="dxa"/>
             <w:tcBorders>
               <w:top w:val="single" w:sz="4" w:space="0" w:color="C9D3E0"/>
               <w:left w:val="single" w:sz="4" w:space="0" w:color="C9D3E0"/>
@@ -11793,7 +11237,7 @@
         </w:tc>
         <w:tc>
           <w:tcPr>
-            <w:tcW w:w="2313" w:type="dxa"/>
+            <w:tcW w:w="3261" w:type="dxa"/>
             <w:tcBorders>
               <w:top w:val="single" w:sz="4" w:space="0" w:color="C9D3E0"/>
               <w:left w:val="nil"/>
@@ -11805,19 +11249,19 @@
         </w:tc>
         <w:tc>
           <w:tcPr>
-            <w:tcW w:w="2551" w:type="dxa"/>
-            <w:tcBorders>
-              <w:top w:val="single" w:sz="4" w:space="0" w:color="C9D3E0"/>
-              <w:left w:val="single" w:sz="4" w:space="0" w:color="C9D3E0"/>
-              <w:bottom w:val="single" w:sz="4" w:space="0" w:color="C9D3E0"/>
-              <w:right w:val="single" w:sz="4" w:space="0" w:color="C9D3E0"/>
-            </w:tcBorders>
-          </w:tcPr>
-          <w:p/>
-        </w:tc>
-        <w:tc>
-          <w:tcPr>
-            <w:tcW w:w="1928" w:type="dxa"/>
+            <w:tcW w:w="2262" w:type="dxa"/>
+            <w:tcBorders>
+              <w:top w:val="single" w:sz="4" w:space="0" w:color="C9D3E0"/>
+              <w:left w:val="single" w:sz="4" w:space="0" w:color="C9D3E0"/>
+              <w:bottom w:val="single" w:sz="4" w:space="0" w:color="C9D3E0"/>
+              <w:right w:val="single" w:sz="4" w:space="0" w:color="C9D3E0"/>
+            </w:tcBorders>
+          </w:tcPr>
+          <w:p/>
+        </w:tc>
+        <w:tc>
+          <w:tcPr>
+            <w:tcW w:w="1749" w:type="dxa"/>
             <w:tcBorders>
               <w:top w:val="single" w:sz="4" w:space="0" w:color="C9D3E0"/>
               <w:left w:val="single" w:sz="4" w:space="0" w:color="C9D3E0"/>
@@ -11850,23 +11294,13 @@
           <w:lang w:val="en-US"/>
         </w:rPr>
       </w:pPr>
-      <w:proofErr w:type="gramStart"/>
       <w:r>
         <w:rPr>
           <w:color w:val="17212B"/>
           <w:sz w:val="18"/>
           <w:lang w:val="en-US"/>
         </w:rPr>
-        <w:t>[ ]</w:t>
-      </w:r>
-      <w:proofErr w:type="gramEnd"/>
-      <w:r>
-        <w:rPr>
-          <w:color w:val="17212B"/>
-          <w:sz w:val="18"/>
-          <w:lang w:val="en-US"/>
-        </w:rPr>
-        <w:t xml:space="preserve"> </w:t>
+        <w:t xml:space="preserve">[ ] </w:t>
       </w:r>
       <w:r>
         <w:rPr>
@@ -11890,24 +11324,7 @@
           <w:lang w:val="en-US"/>
         </w:rPr>
         <w:tab/>
-      </w:r>
-      <w:proofErr w:type="gramStart"/>
-      <w:r>
-        <w:rPr>
-          <w:color w:val="17212B"/>
-          <w:sz w:val="18"/>
-          <w:lang w:val="en-US"/>
-        </w:rPr>
-        <w:t>[ ]</w:t>
-      </w:r>
-      <w:proofErr w:type="gramEnd"/>
-      <w:r>
-        <w:rPr>
-          <w:color w:val="17212B"/>
-          <w:sz w:val="18"/>
-          <w:lang w:val="en-US"/>
-        </w:rPr>
-        <w:t xml:space="preserve"> </w:t>
+        <w:t xml:space="preserve">[ ] </w:t>
       </w:r>
       <w:r>
         <w:rPr>
@@ -11953,23 +11370,13 @@
           <w:lang w:val="en-US"/>
         </w:rPr>
       </w:pPr>
-      <w:proofErr w:type="gramStart"/>
       <w:r>
         <w:rPr>
           <w:color w:val="17212B"/>
           <w:sz w:val="18"/>
           <w:lang w:val="en-US"/>
         </w:rPr>
-        <w:t>[ ]</w:t>
-      </w:r>
-      <w:proofErr w:type="gramEnd"/>
-      <w:r>
-        <w:rPr>
-          <w:color w:val="17212B"/>
-          <w:sz w:val="18"/>
-          <w:lang w:val="en-US"/>
-        </w:rPr>
-        <w:t xml:space="preserve"> </w:t>
+        <w:t xml:space="preserve">[ ] </w:t>
       </w:r>
       <w:r>
         <w:rPr>
@@ -11993,24 +11400,7 @@
           <w:lang w:val="en-US"/>
         </w:rPr>
         <w:tab/>
-      </w:r>
-      <w:proofErr w:type="gramStart"/>
-      <w:r>
-        <w:rPr>
-          <w:color w:val="17212B"/>
-          <w:sz w:val="18"/>
-          <w:lang w:val="en-US"/>
-        </w:rPr>
-        <w:t>[ ]</w:t>
-      </w:r>
-      <w:proofErr w:type="gramEnd"/>
-      <w:r>
-        <w:rPr>
-          <w:color w:val="17212B"/>
-          <w:sz w:val="18"/>
-          <w:lang w:val="en-US"/>
-        </w:rPr>
-        <w:t xml:space="preserve"> </w:t>
+        <w:t xml:space="preserve">[ ] </w:t>
       </w:r>
       <w:r>
         <w:rPr>
@@ -12036,23 +11426,13 @@
         <w:spacing w:after="403" w:line="265" w:lineRule="auto"/>
         <w:ind w:left="-15"/>
       </w:pPr>
-      <w:proofErr w:type="gramStart"/>
       <w:r>
         <w:rPr>
           <w:color w:val="17212B"/>
           <w:sz w:val="18"/>
           <w:lang w:val="en-US"/>
         </w:rPr>
-        <w:t>[ ]</w:t>
-      </w:r>
-      <w:proofErr w:type="gramEnd"/>
-      <w:r>
-        <w:rPr>
-          <w:color w:val="17212B"/>
-          <w:sz w:val="18"/>
-          <w:lang w:val="en-US"/>
-        </w:rPr>
-        <w:t xml:space="preserve"> </w:t>
+        <w:t xml:space="preserve">[ ] </w:t>
       </w:r>
       <w:r>
         <w:rPr>
@@ -12077,21 +11457,12 @@
         </w:rPr>
         <w:tab/>
       </w:r>
-      <w:proofErr w:type="gramStart"/>
       <w:r>
         <w:rPr>
           <w:color w:val="17212B"/>
           <w:sz w:val="18"/>
         </w:rPr>
-        <w:t>[ ]</w:t>
-      </w:r>
-      <w:proofErr w:type="gramEnd"/>
-      <w:r>
-        <w:rPr>
-          <w:color w:val="17212B"/>
-          <w:sz w:val="18"/>
-        </w:rPr>
-        <w:t xml:space="preserve"> Каталог: </w:t>
+        <w:t xml:space="preserve">[ ] Каталог: </w:t>
       </w:r>
       <w:proofErr w:type="spellStart"/>
       <w:r>
@@ -12167,9 +11538,9 @@
         <mc:AlternateContent>
           <mc:Choice Requires="wpg">
             <w:drawing>
-              <wp:inline distT="0" distB="0" distL="0" distR="0" wp14:anchorId="7CDFE9D4" wp14:editId="351A5DDB">
+              <wp:inline distT="0" distB="0" distL="0" distR="0" wp14:anchorId="7CDFE9D4" wp14:editId="225C9EB6">
                 <wp:extent cx="6264000" cy="1512000"/>
-                <wp:effectExtent l="0" t="0" r="0" b="0"/>
+                <wp:effectExtent l="0" t="0" r="22860" b="12065"/>
                 <wp:docPr id="11457" name="Group 11457"/>
                 <wp:cNvGraphicFramePr/>
                 <a:graphic xmlns:a="http://schemas.openxmlformats.org/drawingml/2006/main">
@@ -12262,8 +11633,8 @@
                         <wps:cNvSpPr/>
                         <wps:spPr>
                           <a:xfrm>
-                            <a:off x="63500" y="51582"/>
-                            <a:ext cx="3474354" cy="109309"/>
+                            <a:off x="185416" y="59200"/>
+                            <a:ext cx="5666744" cy="1251440"/>
                           </a:xfrm>
                           <a:prstGeom prst="rect">
                             <a:avLst/>
@@ -12275,116 +11646,40 @@
                         <wps:txbx>
                           <w:txbxContent>
                             <w:p>
+                              <w:pPr>
+                                <w:rPr>
+                                  <w:color w:val="000000" w:themeColor="text1"/>
+                                  <w:w w:val="125"/>
+                                  <w:sz w:val="24"/>
+                                </w:rPr>
+                              </w:pPr>
                               <w:r>
                                 <w:rPr>
-                                  <w:color w:val="99A5B3"/>
+                                  <w:color w:val="000000" w:themeColor="text1"/>
                                   <w:w w:val="125"/>
-                                  <w:sz w:val="13"/>
+                                  <w:sz w:val="24"/>
                                 </w:rPr>
-                                <w:t>Перечислите</w:t>
+                                <w:t xml:space="preserve">Отказ в регистрации, ну ибо могут же и не </w:t>
                               </w:r>
+                              <w:proofErr w:type="spellStart"/>
                               <w:r>
                                 <w:rPr>
-                                  <w:color w:val="99A5B3"/>
-                                  <w:spacing w:val="12"/>
+                                  <w:color w:val="000000" w:themeColor="text1"/>
                                   <w:w w:val="125"/>
-                                  <w:sz w:val="13"/>
+                                  <w:sz w:val="24"/>
                                 </w:rPr>
-                                <w:t xml:space="preserve"> </w:t>
+                                <w:t>зарегестрировать</w:t>
                               </w:r>
-                              <w:r>
+                              <w:proofErr w:type="spellEnd"/>
+                            </w:p>
+                            <w:p>
+                              <w:pPr>
                                 <w:rPr>
-                                  <w:color w:val="99A5B3"/>
+                                  <w:color w:val="000000" w:themeColor="text1"/>
                                   <w:w w:val="125"/>
-                                  <w:sz w:val="13"/>
+                                  <w:sz w:val="24"/>
                                 </w:rPr>
-                                <w:t>и</w:t>
-                              </w:r>
-                              <w:r>
-                                <w:rPr>
-                                  <w:color w:val="99A5B3"/>
-                                  <w:spacing w:val="12"/>
-                                  <w:w w:val="125"/>
-                                  <w:sz w:val="13"/>
-                                </w:rPr>
-                                <w:t xml:space="preserve"> </w:t>
-                              </w:r>
-                              <w:r>
-                                <w:rPr>
-                                  <w:color w:val="99A5B3"/>
-                                  <w:w w:val="125"/>
-                                  <w:sz w:val="13"/>
-                                </w:rPr>
-                                <w:t>кратко</w:t>
-                              </w:r>
-                              <w:r>
-                                <w:rPr>
-                                  <w:color w:val="99A5B3"/>
-                                  <w:spacing w:val="12"/>
-                                  <w:w w:val="125"/>
-                                  <w:sz w:val="13"/>
-                                </w:rPr>
-                                <w:t xml:space="preserve"> </w:t>
-                              </w:r>
-                              <w:r>
-                                <w:rPr>
-                                  <w:color w:val="99A5B3"/>
-                                  <w:w w:val="125"/>
-                                  <w:sz w:val="13"/>
-                                </w:rPr>
-                                <w:t>объясните,</w:t>
-                              </w:r>
-                              <w:r>
-                                <w:rPr>
-                                  <w:color w:val="99A5B3"/>
-                                  <w:spacing w:val="12"/>
-                                  <w:w w:val="125"/>
-                                  <w:sz w:val="13"/>
-                                </w:rPr>
-                                <w:t xml:space="preserve"> </w:t>
-                              </w:r>
-                              <w:r>
-                                <w:rPr>
-                                  <w:color w:val="99A5B3"/>
-                                  <w:w w:val="125"/>
-                                  <w:sz w:val="13"/>
-                                </w:rPr>
-                                <w:t>почему</w:t>
-                              </w:r>
-                              <w:r>
-                                <w:rPr>
-                                  <w:color w:val="99A5B3"/>
-                                  <w:spacing w:val="12"/>
-                                  <w:w w:val="125"/>
-                                  <w:sz w:val="13"/>
-                                </w:rPr>
-                                <w:t xml:space="preserve"> </w:t>
-                              </w:r>
-                              <w:r>
-                                <w:rPr>
-                                  <w:color w:val="99A5B3"/>
-                                  <w:w w:val="125"/>
-                                  <w:sz w:val="13"/>
-                                </w:rPr>
-                                <w:t>они</w:t>
-                              </w:r>
-                              <w:r>
-                                <w:rPr>
-                                  <w:color w:val="99A5B3"/>
-                                  <w:spacing w:val="12"/>
-                                  <w:w w:val="125"/>
-                                  <w:sz w:val="13"/>
-                                </w:rPr>
-                                <w:t xml:space="preserve"> </w:t>
-                              </w:r>
-                              <w:r>
-                                <w:rPr>
-                                  <w:color w:val="99A5B3"/>
-                                  <w:w w:val="125"/>
-                                  <w:sz w:val="13"/>
-                                </w:rPr>
-                                <w:t>необходимы.</w:t>
-                              </w:r>
+                              </w:pPr>
                             </w:p>
                           </w:txbxContent>
                         </wps:txbx>
@@ -12400,125 +11695,49 @@
           </mc:Choice>
           <mc:Fallback>
             <w:pict>
-              <v:group w14:anchorId="7CDFE9D4" id="Group 11457" o:spid="_x0000_s1151" style="width:493.25pt;height:119.05pt;mso-position-horizontal-relative:char;mso-position-vertical-relative:line" coordsize="62640,15120" o:gfxdata="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">
-                <v:shape id="Shape 454" o:spid="_x0000_s1152" style="position:absolute;width:62640;height:15120;visibility:visible;mso-wrap-style:square;v-text-anchor:top" coordsize="6264000,1512000" o:gfxdata="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" path="m38100,l6225900,v21061,,38100,17038,38100,38100l6264000,1473900v,21062,-17039,38100,-38100,38100l38100,1512000c17038,1512000,,1494962,,1473900l,38100c,17038,17038,,38100,xe" filled="f" strokecolor="#c9d3e0" strokeweight="1pt">
+              <v:group w14:anchorId="7CDFE9D4" id="Group 11457" o:spid="_x0000_s1123" style="width:493.25pt;height:119.05pt;mso-position-horizontal-relative:char;mso-position-vertical-relative:line" coordsize="62640,15120" o:gfxdata="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">
+                <v:shape id="Shape 454" o:spid="_x0000_s1124" style="position:absolute;width:62640;height:15120;visibility:visible;mso-wrap-style:square;v-text-anchor:top" coordsize="6264000,1512000" o:gfxdata="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" path="m38100,l6225900,v21061,,38100,17038,38100,38100l6264000,1473900v,21062,-17039,38100,-38100,38100l38100,1512000c17038,1512000,,1494962,,1473900l,38100c,17038,17038,,38100,xe" filled="f" strokecolor="#c9d3e0" strokeweight="1pt">
                   <v:stroke miterlimit="83231f" joinstyle="miter"/>
                   <v:path arrowok="t" textboxrect="0,0,6264000,1512000"/>
                 </v:shape>
-                <v:rect id="Rectangle 455" o:spid="_x0000_s1153" style="position:absolute;left:635;top:515;width:34743;height:1093;visibility:visible;mso-wrap-style:square;v-text-anchor:top" o:gfxdata="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" filled="f" stroked="f">
+                <v:rect id="Rectangle 455" o:spid="_x0000_s1125" style="position:absolute;left:1854;top:592;width:56667;height:12514;visibility:visible;mso-wrap-style:square;v-text-anchor:top" o:gfxdata="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" filled="f" stroked="f">
                   <v:textbox inset="0,0,0,0">
                     <w:txbxContent>
                       <w:p>
+                        <w:pPr>
+                          <w:rPr>
+                            <w:color w:val="000000" w:themeColor="text1"/>
+                            <w:w w:val="125"/>
+                            <w:sz w:val="24"/>
+                          </w:rPr>
+                        </w:pPr>
                         <w:r>
                           <w:rPr>
-                            <w:color w:val="99A5B3"/>
+                            <w:color w:val="000000" w:themeColor="text1"/>
                             <w:w w:val="125"/>
-                            <w:sz w:val="13"/>
+                            <w:sz w:val="24"/>
                           </w:rPr>
-                          <w:t>Перечислите</w:t>
+                          <w:t xml:space="preserve">Отказ в регистрации, ну ибо могут же и не </w:t>
                         </w:r>
+                        <w:proofErr w:type="spellStart"/>
                         <w:r>
                           <w:rPr>
-                            <w:color w:val="99A5B3"/>
-                            <w:spacing w:val="12"/>
+                            <w:color w:val="000000" w:themeColor="text1"/>
                             <w:w w:val="125"/>
-                            <w:sz w:val="13"/>
+                            <w:sz w:val="24"/>
                           </w:rPr>
-                          <w:t xml:space="preserve"> </w:t>
+                          <w:t>зарегестрировать</w:t>
                         </w:r>
-                        <w:r>
+                        <w:proofErr w:type="spellEnd"/>
+                      </w:p>
+                      <w:p>
+                        <w:pPr>
                           <w:rPr>
-                            <w:color w:val="99A5B3"/>
+                            <w:color w:val="000000" w:themeColor="text1"/>
                             <w:w w:val="125"/>
-                            <w:sz w:val="13"/>
+                            <w:sz w:val="24"/>
                           </w:rPr>
-                          <w:t>и</w:t>
-                        </w:r>
-                        <w:r>
-                          <w:rPr>
-                            <w:color w:val="99A5B3"/>
-                            <w:spacing w:val="12"/>
-                            <w:w w:val="125"/>
-                            <w:sz w:val="13"/>
-                          </w:rPr>
-                          <w:t xml:space="preserve"> </w:t>
-                        </w:r>
-                        <w:r>
-                          <w:rPr>
-                            <w:color w:val="99A5B3"/>
-                            <w:w w:val="125"/>
-                            <w:sz w:val="13"/>
-                          </w:rPr>
-                          <w:t>кратко</w:t>
-                        </w:r>
-                        <w:r>
-                          <w:rPr>
-                            <w:color w:val="99A5B3"/>
-                            <w:spacing w:val="12"/>
-                            <w:w w:val="125"/>
-                            <w:sz w:val="13"/>
-                          </w:rPr>
-                          <w:t xml:space="preserve"> </w:t>
-                        </w:r>
-                        <w:r>
-                          <w:rPr>
-                            <w:color w:val="99A5B3"/>
-                            <w:w w:val="125"/>
-                            <w:sz w:val="13"/>
-                          </w:rPr>
-                          <w:t>объясните,</w:t>
-                        </w:r>
-                        <w:r>
-                          <w:rPr>
-                            <w:color w:val="99A5B3"/>
-                            <w:spacing w:val="12"/>
-                            <w:w w:val="125"/>
-                            <w:sz w:val="13"/>
-                          </w:rPr>
-                          <w:t xml:space="preserve"> </w:t>
-                        </w:r>
-                        <w:r>
-                          <w:rPr>
-                            <w:color w:val="99A5B3"/>
-                            <w:w w:val="125"/>
-                            <w:sz w:val="13"/>
-                          </w:rPr>
-                          <w:t>почему</w:t>
-                        </w:r>
-                        <w:r>
-                          <w:rPr>
-                            <w:color w:val="99A5B3"/>
-                            <w:spacing w:val="12"/>
-                            <w:w w:val="125"/>
-                            <w:sz w:val="13"/>
-                          </w:rPr>
-                          <w:t xml:space="preserve"> </w:t>
-                        </w:r>
-                        <w:r>
-                          <w:rPr>
-                            <w:color w:val="99A5B3"/>
-                            <w:w w:val="125"/>
-                            <w:sz w:val="13"/>
-                          </w:rPr>
-                          <w:t>они</w:t>
-                        </w:r>
-                        <w:r>
-                          <w:rPr>
-                            <w:color w:val="99A5B3"/>
-                            <w:spacing w:val="12"/>
-                            <w:w w:val="125"/>
-                            <w:sz w:val="13"/>
-                          </w:rPr>
-                          <w:t xml:space="preserve"> </w:t>
-                        </w:r>
-                        <w:r>
-                          <w:rPr>
-                            <w:color w:val="99A5B3"/>
-                            <w:w w:val="125"/>
-                            <w:sz w:val="13"/>
-                          </w:rPr>
-                          <w:t>необходимы.</w:t>
-                        </w:r>
+                        </w:pPr>
                       </w:p>
                     </w:txbxContent>
                   </v:textbox>
@@ -12797,12 +12016,12 @@
           </mc:Choice>
           <mc:Fallback>
             <w:pict>
-              <v:group w14:anchorId="4F8F6D81" id="Group 12297" o:spid="_x0000_s1154" style="width:362.85pt;height:22.7pt;mso-position-horizontal-relative:char;mso-position-vertical-relative:line" coordsize="46080,2880" o:gfxdata="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">
-                <v:shape id="Shape 488" o:spid="_x0000_s1155" style="position:absolute;width:46080;height:2880;visibility:visible;mso-wrap-style:square;v-text-anchor:top" coordsize="4608000,288000" o:gfxdata="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" path="m38100,l4569900,v21061,,38100,17038,38100,38100l4608000,249900v,21062,-17039,38100,-38100,38100l38100,288000c17038,288000,,270962,,249900l,38100c,17038,17038,,38100,xe" filled="f" strokecolor="#c9d3e0" strokeweight="1pt">
+              <v:group w14:anchorId="4F8F6D81" id="Group 12297" o:spid="_x0000_s1126" style="width:362.85pt;height:22.7pt;mso-position-horizontal-relative:char;mso-position-vertical-relative:line" coordsize="46080,2880" o:gfxdata="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">
+                <v:shape id="Shape 488" o:spid="_x0000_s1127" style="position:absolute;width:46080;height:2880;visibility:visible;mso-wrap-style:square;v-text-anchor:top" coordsize="4608000,288000" o:gfxdata="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" path="m38100,l4569900,v21061,,38100,17038,38100,38100l4608000,249900v,21062,-17039,38100,-38100,38100l38100,288000c17038,288000,,270962,,249900l,38100c,17038,17038,,38100,xe" filled="f" strokecolor="#c9d3e0" strokeweight="1pt">
                   <v:stroke miterlimit="83231f" joinstyle="miter"/>
                   <v:path arrowok="t" textboxrect="0,0,4608000,288000"/>
                 </v:shape>
-                <v:rect id="Rectangle 489" o:spid="_x0000_s1156" style="position:absolute;left:635;top:515;width:22021;height:1093;visibility:visible;mso-wrap-style:square;v-text-anchor:top" o:gfxdata="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" filled="f" stroked="f">
+                <v:rect id="Rectangle 489" o:spid="_x0000_s1128" style="position:absolute;left:635;top:515;width:22021;height:1093;visibility:visible;mso-wrap-style:square;v-text-anchor:top" o:gfxdata="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" filled="f" stroked="f">
                   <v:textbox inset="0,0,0,0">
                     <w:txbxContent>
                       <w:p>
@@ -13508,21 +12727,12 @@
         <w:spacing w:after="45" w:line="265" w:lineRule="auto"/>
         <w:ind w:left="-5" w:right="415" w:hanging="10"/>
       </w:pPr>
-      <w:proofErr w:type="gramStart"/>
       <w:r>
         <w:rPr>
           <w:color w:val="17212B"/>
           <w:sz w:val="18"/>
         </w:rPr>
-        <w:t>[ ]</w:t>
-      </w:r>
-      <w:proofErr w:type="gramEnd"/>
-      <w:r>
-        <w:rPr>
-          <w:color w:val="17212B"/>
-          <w:sz w:val="18"/>
-        </w:rPr>
-        <w:t xml:space="preserve"> Переходы - &lt;a&gt;, действия - &lt;</w:t>
+        <w:t>[ ] Переходы - &lt;a&gt;, действия - &lt;</w:t>
       </w:r>
       <w:proofErr w:type="spellStart"/>
       <w:r>
@@ -13546,22 +12756,7 @@
           <w:sz w:val="18"/>
         </w:rPr>
         <w:tab/>
-      </w:r>
-      <w:proofErr w:type="gramStart"/>
-      <w:r>
-        <w:rPr>
-          <w:color w:val="17212B"/>
-          <w:sz w:val="18"/>
-        </w:rPr>
-        <w:t>[ ]</w:t>
-      </w:r>
-      <w:proofErr w:type="gramEnd"/>
-      <w:r>
-        <w:rPr>
-          <w:color w:val="17212B"/>
-          <w:sz w:val="18"/>
-        </w:rPr>
-        <w:t xml:space="preserve"> У каждого поля есть связанный &lt;</w:t>
+        <w:t>[ ] У каждого поля есть связанный &lt;</w:t>
       </w:r>
       <w:proofErr w:type="spellStart"/>
       <w:r>
@@ -13577,23 +12772,7 @@
           <w:color w:val="17212B"/>
           <w:sz w:val="18"/>
         </w:rPr>
-        <w:t xml:space="preserve">&gt;. </w:t>
-      </w:r>
-      <w:proofErr w:type="gramStart"/>
-      <w:r>
-        <w:rPr>
-          <w:color w:val="17212B"/>
-          <w:sz w:val="18"/>
-        </w:rPr>
-        <w:t>[ ]</w:t>
-      </w:r>
-      <w:proofErr w:type="gramEnd"/>
-      <w:r>
-        <w:rPr>
-          <w:color w:val="17212B"/>
-          <w:sz w:val="18"/>
-        </w:rPr>
-        <w:t xml:space="preserve"> Ошибки формы связаны с конкретным полем.</w:t>
+        <w:t>&gt;. [ ] Ошибки формы связаны с конкретным полем.</w:t>
       </w:r>
       <w:r>
         <w:rPr>
@@ -13601,22 +12780,7 @@
           <w:sz w:val="18"/>
         </w:rPr>
         <w:tab/>
-      </w:r>
-      <w:proofErr w:type="gramStart"/>
-      <w:r>
-        <w:rPr>
-          <w:color w:val="17212B"/>
-          <w:sz w:val="18"/>
-        </w:rPr>
-        <w:t>[ ]</w:t>
-      </w:r>
-      <w:proofErr w:type="gramEnd"/>
-      <w:r>
-        <w:rPr>
-          <w:color w:val="17212B"/>
-          <w:sz w:val="18"/>
-        </w:rPr>
-        <w:t xml:space="preserve"> Focus-состояние не удалено без замены.</w:t>
+        <w:t>[ ] Focus-состояние не удалено без замены.</w:t>
       </w:r>
     </w:p>
     <w:p>
@@ -13627,21 +12791,12 @@
         <w:spacing w:after="45" w:line="265" w:lineRule="auto"/>
         <w:ind w:left="-15"/>
       </w:pPr>
-      <w:proofErr w:type="gramStart"/>
       <w:r>
         <w:rPr>
           <w:color w:val="17212B"/>
           <w:sz w:val="18"/>
         </w:rPr>
-        <w:t>[ ]</w:t>
-      </w:r>
-      <w:proofErr w:type="gramEnd"/>
-      <w:r>
-        <w:rPr>
-          <w:color w:val="17212B"/>
-          <w:sz w:val="18"/>
-        </w:rPr>
-        <w:t xml:space="preserve"> Форма имеет логическую группировку полей.</w:t>
+        <w:t>[ ] Форма имеет логическую группировку полей.</w:t>
       </w:r>
       <w:r>
         <w:rPr>
@@ -13649,22 +12804,7 @@
           <w:sz w:val="18"/>
         </w:rPr>
         <w:tab/>
-      </w:r>
-      <w:proofErr w:type="gramStart"/>
-      <w:r>
-        <w:rPr>
-          <w:color w:val="17212B"/>
-          <w:sz w:val="18"/>
-        </w:rPr>
-        <w:t>[ ]</w:t>
-      </w:r>
-      <w:proofErr w:type="gramEnd"/>
-      <w:r>
-        <w:rPr>
-          <w:color w:val="17212B"/>
-          <w:sz w:val="18"/>
-        </w:rPr>
-        <w:t xml:space="preserve"> Интерактивность доступна с клавиатуры.</w:t>
+        <w:t>[ ] Интерактивность доступна с клавиатуры.</w:t>
       </w:r>
     </w:p>
     <w:p>
@@ -14811,6 +13951,7 @@
         <w:ind w:left="614" w:hanging="509"/>
       </w:pPr>
       <w:r>
+        <w:lastRenderedPageBreak/>
         <w:t>Решение для мобильных фильтров</w:t>
       </w:r>
     </w:p>
@@ -15076,12 +14217,12 @@
           </mc:Choice>
           <mc:Fallback>
             <w:pict>
-              <v:group w14:anchorId="6B323104" id="Group 13337" o:spid="_x0000_s1157" style="width:493.25pt;height:99.2pt;mso-position-horizontal-relative:char;mso-position-vertical-relative:line" coordsize="62640,12600" o:gfxdata="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">
-                <v:shape id="Shape 586" o:spid="_x0000_s1158" style="position:absolute;width:62640;height:12600;visibility:visible;mso-wrap-style:square;v-text-anchor:top" coordsize="6264000,1260000" o:gfxdata="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" path="m38100,l6225900,v21061,,38100,17038,38100,38100l6264000,1221900v,21061,-17039,38100,-38100,38100l38100,1260000c17038,1260000,,1242961,,1221900l,38100c,17038,17038,,38100,xe" filled="f" strokecolor="#c9d3e0" strokeweight="1pt">
+              <v:group w14:anchorId="6B323104" id="Group 13337" o:spid="_x0000_s1129" style="width:493.25pt;height:99.2pt;mso-position-horizontal-relative:char;mso-position-vertical-relative:line" coordsize="62640,12600" o:gfxdata="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">
+                <v:shape id="Shape 586" o:spid="_x0000_s1130" style="position:absolute;width:62640;height:12600;visibility:visible;mso-wrap-style:square;v-text-anchor:top" coordsize="6264000,1260000" o:gfxdata="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" path="m38100,l6225900,v21061,,38100,17038,38100,38100l6264000,1221900v,21061,-17039,38100,-38100,38100l38100,1260000c17038,1260000,,1242961,,1221900l,38100c,17038,17038,,38100,xe" filled="f" strokecolor="#c9d3e0" strokeweight="1pt">
                   <v:stroke miterlimit="83231f" joinstyle="miter"/>
                   <v:path arrowok="t" textboxrect="0,0,6264000,1260000"/>
                 </v:shape>
-                <v:rect id="Rectangle 587" o:spid="_x0000_s1159" style="position:absolute;left:635;top:515;width:38661;height:1093;visibility:visible;mso-wrap-style:square;v-text-anchor:top" o:gfxdata="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" filled="f" stroked="f">
+                <v:rect id="Rectangle 587" o:spid="_x0000_s1131" style="position:absolute;left:635;top:515;width:38661;height:1093;visibility:visible;mso-wrap-style:square;v-text-anchor:top" o:gfxdata="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" filled="f" stroked="f">
                   <v:textbox inset="0,0,0,0">
                     <w:txbxContent>
                       <w:p>
@@ -15486,7 +14627,6 @@
         <w:ind w:left="614" w:hanging="509"/>
       </w:pPr>
       <w:r>
-        <w:lastRenderedPageBreak/>
         <w:t>Моя структура директорий</w:t>
       </w:r>
     </w:p>
@@ -15809,12 +14949,12 @@
           </mc:Choice>
           <mc:Fallback>
             <w:pict>
-              <v:group w14:anchorId="3A39FA06" id="Group 12238" o:spid="_x0000_s1160" style="width:493.25pt;height:147.4pt;mso-position-horizontal-relative:char;mso-position-vertical-relative:line" coordsize="62640,18720" o:gfxdata="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">
-                <v:shape id="Shape 623" o:spid="_x0000_s1161" style="position:absolute;width:62640;height:18720;visibility:visible;mso-wrap-style:square;v-text-anchor:top" coordsize="6264000,1872000" o:gfxdata="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" path="m38100,l6225900,v21061,,38100,17038,38100,38100l6264000,1833900v,21062,-17039,38100,-38100,38100l38100,1872000c17038,1872000,,1854962,,1833900l,38100c,17038,17038,,38100,xe" filled="f" strokecolor="#c9d3e0" strokeweight="1pt">
+              <v:group w14:anchorId="3A39FA06" id="Group 12238" o:spid="_x0000_s1132" style="width:493.25pt;height:147.4pt;mso-position-horizontal-relative:char;mso-position-vertical-relative:line" coordsize="62640,18720" o:gfxdata="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">
+                <v:shape id="Shape 623" o:spid="_x0000_s1133" style="position:absolute;width:62640;height:18720;visibility:visible;mso-wrap-style:square;v-text-anchor:top" coordsize="6264000,1872000" o:gfxdata="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" path="m38100,l6225900,v21061,,38100,17038,38100,38100l6264000,1833900v,21062,-17039,38100,-38100,38100l38100,1872000c17038,1872000,,1854962,,1833900l,38100c,17038,17038,,38100,xe" filled="f" strokecolor="#c9d3e0" strokeweight="1pt">
                   <v:stroke miterlimit="83231f" joinstyle="miter"/>
                   <v:path arrowok="t" textboxrect="0,0,6264000,1872000"/>
                 </v:shape>
-                <v:rect id="Rectangle 624" o:spid="_x0000_s1162" style="position:absolute;left:635;top:515;width:39386;height:1093;visibility:visible;mso-wrap-style:square;v-text-anchor:top" o:gfxdata="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" filled="f" stroked="f">
+                <v:rect id="Rectangle 624" o:spid="_x0000_s1134" style="position:absolute;left:635;top:515;width:39386;height:1093;visibility:visible;mso-wrap-style:square;v-text-anchor:top" o:gfxdata="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" filled="f" stroked="f">
                   <v:textbox inset="0,0,0,0">
                     <w:txbxContent>
                       <w:p>
@@ -16019,6 +15159,7 @@
         <w:ind w:left="614" w:hanging="509"/>
       </w:pPr>
       <w:r>
+        <w:lastRenderedPageBreak/>
         <w:t>Почему выбрана такая структура</w:t>
       </w:r>
     </w:p>
@@ -16224,12 +15365,12 @@
           </mc:Choice>
           <mc:Fallback>
             <w:pict>
-              <v:group w14:anchorId="04F417DF" id="Group 12239" o:spid="_x0000_s1163" style="width:493.25pt;height:76.55pt;mso-position-horizontal-relative:char;mso-position-vertical-relative:line" coordsize="62640,9720" o:gfxdata="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">
-                <v:shape id="Shape 626" o:spid="_x0000_s1164" style="position:absolute;width:62640;height:9720;visibility:visible;mso-wrap-style:square;v-text-anchor:top" coordsize="6264000,972000" o:gfxdata="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" path="m38100,l6225900,v21061,,38100,17038,38100,38100l6264000,933900v,21062,-17039,38100,-38100,38100l38100,972000c17038,972000,,954962,,933900l,38100c,17038,17038,,38100,xe" filled="f" strokecolor="#c9d3e0" strokeweight="1pt">
+              <v:group w14:anchorId="04F417DF" id="Group 12239" o:spid="_x0000_s1135" style="width:493.25pt;height:76.55pt;mso-position-horizontal-relative:char;mso-position-vertical-relative:line" coordsize="62640,9720" o:gfxdata="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">
+                <v:shape id="Shape 626" o:spid="_x0000_s1136" style="position:absolute;width:62640;height:9720;visibility:visible;mso-wrap-style:square;v-text-anchor:top" coordsize="6264000,972000" o:gfxdata="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" path="m38100,l6225900,v21061,,38100,17038,38100,38100l6264000,933900v,21062,-17039,38100,-38100,38100l38100,972000c17038,972000,,954962,,933900l,38100c,17038,17038,,38100,xe" filled="f" strokecolor="#c9d3e0" strokeweight="1pt">
                   <v:stroke miterlimit="83231f" joinstyle="miter"/>
                   <v:path arrowok="t" textboxrect="0,0,6264000,972000"/>
                 </v:shape>
-                <v:rect id="Rectangle 9168" o:spid="_x0000_s1165" style="position:absolute;left:635;top:515;width:1793;height:1093;visibility:visible;mso-wrap-style:square;v-text-anchor:top" o:gfxdata="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" filled="f" stroked="f">
+                <v:rect id="Rectangle 9168" o:spid="_x0000_s1137" style="position:absolute;left:635;top:515;width:1793;height:1093;visibility:visible;mso-wrap-style:square;v-text-anchor:top" o:gfxdata="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" filled="f" stroked="f">
                   <v:textbox inset="0,0,0,0">
                     <w:txbxContent>
                       <w:p>
@@ -16245,7 +15386,7 @@
                     </w:txbxContent>
                   </v:textbox>
                 </v:rect>
-                <v:rect id="Rectangle 9170" o:spid="_x0000_s1166" style="position:absolute;left:1983;top:515;width:12021;height:1093;visibility:visible;mso-wrap-style:square;v-text-anchor:top" o:gfxdata="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" filled="f" stroked="f">
+                <v:rect id="Rectangle 9170" o:spid="_x0000_s1138" style="position:absolute;left:1983;top:515;width:12021;height:1093;visibility:visible;mso-wrap-style:square;v-text-anchor:top" o:gfxdata="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" filled="f" stroked="f">
                   <v:textbox inset="0,0,0,0">
                     <w:txbxContent>
                       <w:p>
@@ -17128,7 +16269,6 @@
                 <w:color w:val="9AA6B2"/>
                 <w:sz w:val="14"/>
               </w:rPr>
-              <w:lastRenderedPageBreak/>
               <w:t xml:space="preserve">Запуск </w:t>
             </w:r>
             <w:proofErr w:type="spellStart"/>
@@ -18202,8 +17342,8 @@
           </mc:Choice>
           <mc:Fallback>
             <w:pict>
-              <v:group w14:anchorId="14D8C361" id="Group 13015" o:spid="_x0000_s1167" style="width:484.7pt;height:90.85pt;mso-position-horizontal-relative:char;mso-position-vertical-relative:line" coordsize="61560,11539" o:gfxdata="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">
-                <v:rect id="Rectangle 700" o:spid="_x0000_s1168" style="position:absolute;top:993;width:15624;height:1564;visibility:visible;mso-wrap-style:square;v-text-anchor:top" o:gfxdata="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" filled="f" stroked="f">
+              <v:group w14:anchorId="14D8C361" id="Group 13015" o:spid="_x0000_s1139" style="width:484.7pt;height:90.85pt;mso-position-horizontal-relative:char;mso-position-vertical-relative:line" coordsize="61560,11539" o:gfxdata="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">
+                <v:rect id="Rectangle 700" o:spid="_x0000_s1140" style="position:absolute;top:993;width:15624;height:1564;visibility:visible;mso-wrap-style:square;v-text-anchor:top" o:gfxdata="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" filled="f" stroked="f">
                   <v:textbox inset="0,0,0,0">
                     <w:txbxContent>
                       <w:p>
@@ -18239,11 +17379,11 @@
                     </w:txbxContent>
                   </v:textbox>
                 </v:rect>
-                <v:shape id="Shape 701" o:spid="_x0000_s1169" style="position:absolute;left:15480;width:46080;height:2880;visibility:visible;mso-wrap-style:square;v-text-anchor:top" coordsize="4608000,288000" o:gfxdata="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" path="m38100,l4569900,v21061,,38100,17038,38100,38100l4608000,249900v,21062,-17039,38100,-38100,38100l38100,288000c17038,288000,,270962,,249900l,38100c,17038,17038,,38100,xe" filled="f" strokecolor="#c9d3e0" strokeweight="1pt">
+                <v:shape id="Shape 701" o:spid="_x0000_s1141" style="position:absolute;left:15480;width:46080;height:2880;visibility:visible;mso-wrap-style:square;v-text-anchor:top" coordsize="4608000,288000" o:gfxdata="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" path="m38100,l4569900,v21061,,38100,17038,38100,38100l4608000,249900v,21062,-17039,38100,-38100,38100l38100,288000c17038,288000,,270962,,249900l,38100c,17038,17038,,38100,xe" filled="f" strokecolor="#c9d3e0" strokeweight="1pt">
                   <v:stroke miterlimit="83231f" joinstyle="miter"/>
                   <v:path arrowok="t" textboxrect="0,0,4608000,288000"/>
                 </v:shape>
-                <v:rect id="Rectangle 702" o:spid="_x0000_s1170" style="position:absolute;left:16115;top:515;width:4982;height:1093;visibility:visible;mso-wrap-style:square;v-text-anchor:top" o:gfxdata="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" filled="f" stroked="f">
+                <v:rect id="Rectangle 702" o:spid="_x0000_s1142" style="position:absolute;left:16115;top:515;width:4982;height:1093;visibility:visible;mso-wrap-style:square;v-text-anchor:top" o:gfxdata="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" filled="f" stroked="f">
                   <v:textbox inset="0,0,0,0">
                     <w:txbxContent>
                       <w:p>
@@ -18259,7 +17399,7 @@
                     </w:txbxContent>
                   </v:textbox>
                 </v:rect>
-                <v:rect id="Rectangle 703" o:spid="_x0000_s1171" style="position:absolute;top:4583;width:7019;height:1564;visibility:visible;mso-wrap-style:square;v-text-anchor:top" o:gfxdata="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" filled="f" stroked="f">
+                <v:rect id="Rectangle 703" o:spid="_x0000_s1143" style="position:absolute;top:4583;width:7019;height:1564;visibility:visible;mso-wrap-style:square;v-text-anchor:top" o:gfxdata="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" filled="f" stroked="f">
                   <v:textbox inset="0,0,0,0">
                     <w:txbxContent>
                       <w:p>
@@ -18276,7 +17416,7 @@
                     </w:txbxContent>
                   </v:textbox>
                 </v:rect>
-                <v:rect id="Rectangle 704" o:spid="_x0000_s1172" style="position:absolute;top:6043;width:19825;height:1564;visibility:visible;mso-wrap-style:square;v-text-anchor:top" o:gfxdata="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" filled="f" stroked="f">
+                <v:rect id="Rectangle 704" o:spid="_x0000_s1144" style="position:absolute;top:6043;width:19825;height:1564;visibility:visible;mso-wrap-style:square;v-text-anchor:top" o:gfxdata="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" filled="f" stroked="f">
                   <v:textbox inset="0,0,0,0">
                     <w:txbxContent>
                       <w:p>
@@ -18312,11 +17452,11 @@
                     </w:txbxContent>
                   </v:textbox>
                 </v:rect>
-                <v:shape id="Shape 705" o:spid="_x0000_s1173" style="position:absolute;left:15480;top:4320;width:46080;height:2880;visibility:visible;mso-wrap-style:square;v-text-anchor:top" coordsize="4608000,288000" o:gfxdata="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" path="m38100,l4569900,v21061,,38100,17038,38100,38100l4608000,249900v,21061,-17039,38100,-38100,38100l38100,288000c17038,288000,,270961,,249900l,38100c,17038,17038,,38100,xe" filled="f" strokecolor="#c9d3e0" strokeweight="1pt">
+                <v:shape id="Shape 705" o:spid="_x0000_s1145" style="position:absolute;left:15480;top:4320;width:46080;height:2880;visibility:visible;mso-wrap-style:square;v-text-anchor:top" coordsize="4608000,288000" o:gfxdata="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" path="m38100,l4569900,v21061,,38100,17038,38100,38100l4608000,249900v,21061,-17039,38100,-38100,38100l38100,288000c17038,288000,,270961,,249900l,38100c,17038,17038,,38100,xe" filled="f" strokecolor="#c9d3e0" strokeweight="1pt">
                   <v:stroke miterlimit="83231f" joinstyle="miter"/>
                   <v:path arrowok="t" textboxrect="0,0,4608000,288000"/>
                 </v:shape>
-                <v:rect id="Rectangle 706" o:spid="_x0000_s1174" style="position:absolute;left:16115;top:4835;width:19122;height:1093;visibility:visible;mso-wrap-style:square;v-text-anchor:top" o:gfxdata="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" filled="f" stroked="f">
+                <v:rect id="Rectangle 706" o:spid="_x0000_s1146" style="position:absolute;left:16115;top:4835;width:19122;height:1093;visibility:visible;mso-wrap-style:square;v-text-anchor:top" o:gfxdata="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" filled="f" stroked="f">
                   <v:textbox inset="0,0,0,0">
                     <w:txbxContent>
                       <w:p>
@@ -18397,7 +17537,7 @@
                     </w:txbxContent>
                   </v:textbox>
                 </v:rect>
-                <v:rect id="Rectangle 707" o:spid="_x0000_s1175" style="position:absolute;top:8903;width:17367;height:1564;visibility:visible;mso-wrap-style:square;v-text-anchor:top" o:gfxdata="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" filled="f" stroked="f">
+                <v:rect id="Rectangle 707" o:spid="_x0000_s1147" style="position:absolute;top:8903;width:17367;height:1564;visibility:visible;mso-wrap-style:square;v-text-anchor:top" o:gfxdata="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" filled="f" stroked="f">
                   <v:textbox inset="0,0,0,0">
                     <w:txbxContent>
                       <w:p>
@@ -18433,7 +17573,7 @@
                     </w:txbxContent>
                   </v:textbox>
                 </v:rect>
-                <v:rect id="Rectangle 708" o:spid="_x0000_s1176" style="position:absolute;top:10363;width:12660;height:1564;visibility:visible;mso-wrap-style:square;v-text-anchor:top" o:gfxdata="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" filled="f" stroked="f">
+                <v:rect id="Rectangle 708" o:spid="_x0000_s1148" style="position:absolute;top:10363;width:12660;height:1564;visibility:visible;mso-wrap-style:square;v-text-anchor:top" o:gfxdata="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" filled="f" stroked="f">
                   <v:textbox inset="0,0,0,0">
                     <w:txbxContent>
                       <w:p>
@@ -18469,11 +17609,11 @@
                     </w:txbxContent>
                   </v:textbox>
                 </v:rect>
-                <v:shape id="Shape 709" o:spid="_x0000_s1177" style="position:absolute;left:15480;top:8640;width:46080;height:2880;visibility:visible;mso-wrap-style:square;v-text-anchor:top" coordsize="4608000,288000" o:gfxdata="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" path="m38100,l4569900,v21061,,38100,17038,38100,38100l4608000,249900v,21062,-17039,38100,-38100,38100l38100,288000c17038,288000,,270962,,249900l,38100c,17038,17038,,38100,xe" filled="f" strokecolor="#c9d3e0" strokeweight="1pt">
+                <v:shape id="Shape 709" o:spid="_x0000_s1149" style="position:absolute;left:15480;top:8640;width:46080;height:2880;visibility:visible;mso-wrap-style:square;v-text-anchor:top" coordsize="4608000,288000" o:gfxdata="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" path="m38100,l4569900,v21061,,38100,17038,38100,38100l4608000,249900v,21062,-17039,38100,-38100,38100l38100,288000c17038,288000,,270962,,249900l,38100c,17038,17038,,38100,xe" filled="f" strokecolor="#c9d3e0" strokeweight="1pt">
                   <v:stroke miterlimit="83231f" joinstyle="miter"/>
                   <v:path arrowok="t" textboxrect="0,0,4608000,288000"/>
                 </v:shape>
-                <v:rect id="Rectangle 710" o:spid="_x0000_s1178" style="position:absolute;left:16115;top:9155;width:11588;height:1093;visibility:visible;mso-wrap-style:square;v-text-anchor:top" o:gfxdata="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" filled="f" stroked="f">
+                <v:rect id="Rectangle 710" o:spid="_x0000_s1150" style="position:absolute;left:16115;top:9155;width:11588;height:1093;visibility:visible;mso-wrap-style:square;v-text-anchor:top" o:gfxdata="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" filled="f" stroked="f">
                   <v:textbox inset="0,0,0,0">
                     <w:txbxContent>
                       <w:p>
@@ -18532,21 +17672,12 @@
         <w:spacing w:after="45" w:line="265" w:lineRule="auto"/>
         <w:ind w:left="-5" w:hanging="10"/>
       </w:pPr>
-      <w:proofErr w:type="gramStart"/>
       <w:r>
         <w:rPr>
           <w:color w:val="17212B"/>
           <w:sz w:val="18"/>
         </w:rPr>
-        <w:t>[ ]</w:t>
-      </w:r>
-      <w:proofErr w:type="gramEnd"/>
-      <w:r>
-        <w:rPr>
-          <w:color w:val="17212B"/>
-          <w:sz w:val="18"/>
-        </w:rPr>
-        <w:t xml:space="preserve"> </w:t>
+        <w:t xml:space="preserve">[ ] </w:t>
       </w:r>
       <w:proofErr w:type="spellStart"/>
       <w:r>
@@ -18586,21 +17717,12 @@
         <w:spacing w:after="45" w:line="265" w:lineRule="auto"/>
         <w:ind w:left="-5" w:hanging="10"/>
       </w:pPr>
-      <w:proofErr w:type="gramStart"/>
       <w:r>
         <w:rPr>
           <w:color w:val="17212B"/>
           <w:sz w:val="18"/>
         </w:rPr>
-        <w:t>[ ]</w:t>
-      </w:r>
-      <w:proofErr w:type="gramEnd"/>
-      <w:r>
-        <w:rPr>
-          <w:color w:val="17212B"/>
-          <w:sz w:val="18"/>
-        </w:rPr>
-        <w:t xml:space="preserve"> .</w:t>
+        <w:t>[ ] .</w:t>
       </w:r>
       <w:proofErr w:type="spellStart"/>
       <w:r>
@@ -18624,21 +17746,12 @@
         <w:spacing w:after="45" w:line="265" w:lineRule="auto"/>
         <w:ind w:left="-5" w:hanging="10"/>
       </w:pPr>
-      <w:proofErr w:type="gramStart"/>
       <w:r>
         <w:rPr>
           <w:color w:val="17212B"/>
           <w:sz w:val="18"/>
         </w:rPr>
-        <w:t>[ ]</w:t>
-      </w:r>
-      <w:proofErr w:type="gramEnd"/>
-      <w:r>
-        <w:rPr>
-          <w:color w:val="17212B"/>
-          <w:sz w:val="18"/>
-        </w:rPr>
-        <w:t xml:space="preserve"> README содержит команды.</w:t>
+        <w:t>[ ] README содержит команды.</w:t>
       </w:r>
     </w:p>
     <w:p>
@@ -18646,21 +17759,12 @@
         <w:spacing w:after="45" w:line="265" w:lineRule="auto"/>
         <w:ind w:left="-5" w:hanging="10"/>
       </w:pPr>
-      <w:proofErr w:type="gramStart"/>
       <w:r>
         <w:rPr>
           <w:color w:val="17212B"/>
           <w:sz w:val="18"/>
         </w:rPr>
-        <w:t>[ ]</w:t>
-      </w:r>
-      <w:proofErr w:type="gramEnd"/>
-      <w:r>
-        <w:rPr>
-          <w:color w:val="17212B"/>
-          <w:sz w:val="18"/>
-        </w:rPr>
-        <w:t xml:space="preserve"> Нет случайных локальных/секретных файлов.</w:t>
+        <w:t>[ ] Нет случайных локальных/секретных файлов.</w:t>
       </w:r>
     </w:p>
     <w:p>
@@ -19429,6 +18533,7 @@
         <w:ind w:left="614" w:hanging="509"/>
       </w:pPr>
       <w:r>
+        <w:lastRenderedPageBreak/>
         <w:t>Что уже реализовано в HTML-каркасе</w:t>
       </w:r>
     </w:p>
@@ -19867,21 +18972,12 @@
         <w:spacing w:after="45" w:line="265" w:lineRule="auto"/>
         <w:ind w:left="-15"/>
       </w:pPr>
-      <w:proofErr w:type="gramStart"/>
       <w:r>
         <w:rPr>
           <w:color w:val="17212B"/>
           <w:sz w:val="18"/>
         </w:rPr>
-        <w:t>[ ]</w:t>
-      </w:r>
-      <w:proofErr w:type="gramEnd"/>
-      <w:r>
-        <w:rPr>
-          <w:color w:val="17212B"/>
-          <w:sz w:val="18"/>
-        </w:rPr>
-        <w:t xml:space="preserve"> Проект запускается.</w:t>
+        <w:t>[ ] Проект запускается.</w:t>
       </w:r>
       <w:r>
         <w:rPr>
@@ -19889,22 +18985,7 @@
           <w:sz w:val="18"/>
         </w:rPr>
         <w:tab/>
-      </w:r>
-      <w:proofErr w:type="gramStart"/>
-      <w:r>
-        <w:rPr>
-          <w:color w:val="17212B"/>
-          <w:sz w:val="18"/>
-        </w:rPr>
-        <w:t>[ ]</w:t>
-      </w:r>
-      <w:proofErr w:type="gramEnd"/>
-      <w:r>
-        <w:rPr>
-          <w:color w:val="17212B"/>
-          <w:sz w:val="18"/>
-        </w:rPr>
-        <w:t xml:space="preserve"> Структура понятна.</w:t>
+        <w:t>[ ] Структура понятна.</w:t>
       </w:r>
     </w:p>
     <w:p>
@@ -19915,21 +18996,12 @@
         <w:spacing w:after="45" w:line="265" w:lineRule="auto"/>
         <w:ind w:left="-15"/>
       </w:pPr>
-      <w:proofErr w:type="gramStart"/>
       <w:r>
         <w:rPr>
           <w:color w:val="17212B"/>
           <w:sz w:val="18"/>
         </w:rPr>
-        <w:t>[ ]</w:t>
-      </w:r>
-      <w:proofErr w:type="gramEnd"/>
-      <w:r>
-        <w:rPr>
-          <w:color w:val="17212B"/>
-          <w:sz w:val="18"/>
-        </w:rPr>
-        <w:t xml:space="preserve"> Декомпозиция зафиксирована.</w:t>
+        <w:t>[ ] Декомпозиция зафиксирована.</w:t>
       </w:r>
       <w:r>
         <w:rPr>
@@ -19937,22 +19009,7 @@
           <w:sz w:val="18"/>
         </w:rPr>
         <w:tab/>
-      </w:r>
-      <w:proofErr w:type="gramStart"/>
-      <w:r>
-        <w:rPr>
-          <w:color w:val="17212B"/>
-          <w:sz w:val="18"/>
-        </w:rPr>
-        <w:t>[ ]</w:t>
-      </w:r>
-      <w:proofErr w:type="gramEnd"/>
-      <w:r>
-        <w:rPr>
-          <w:color w:val="17212B"/>
-          <w:sz w:val="18"/>
-        </w:rPr>
-        <w:t xml:space="preserve"> Линтеры и </w:t>
+        <w:t xml:space="preserve">[ ] Линтеры и </w:t>
       </w:r>
       <w:proofErr w:type="spellStart"/>
       <w:r>
@@ -19979,21 +19036,12 @@
         <w:spacing w:after="45" w:line="265" w:lineRule="auto"/>
         <w:ind w:left="-15"/>
       </w:pPr>
-      <w:proofErr w:type="gramStart"/>
       <w:r>
         <w:rPr>
           <w:color w:val="17212B"/>
           <w:sz w:val="18"/>
         </w:rPr>
-        <w:t>[ ]</w:t>
-      </w:r>
-      <w:proofErr w:type="gramEnd"/>
-      <w:r>
-        <w:rPr>
-          <w:color w:val="17212B"/>
-          <w:sz w:val="18"/>
-        </w:rPr>
-        <w:t xml:space="preserve"> Базовый HTML </w:t>
+        <w:t xml:space="preserve">[ ] Базовый HTML </w:t>
       </w:r>
       <w:proofErr w:type="spellStart"/>
       <w:r>
@@ -21508,8 +20556,8 @@
           </mc:Choice>
           <mc:Fallback>
             <w:pict>
-              <v:group w14:anchorId="62792103" id="Group 9992" o:spid="_x0000_s1179" style="width:484.7pt;height:283.45pt;mso-position-horizontal-relative:char;mso-position-vertical-relative:line" coordsize="61560,36000" o:gfxdata="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">
-                <v:rect id="Rectangle 826" o:spid="_x0000_s1180" style="position:absolute;top:263;width:19717;height:1564;visibility:visible;mso-wrap-style:square;v-text-anchor:top" o:gfxdata="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" filled="f" stroked="f">
+              <v:group w14:anchorId="62792103" id="Group 9992" o:spid="_x0000_s1151" style="width:484.7pt;height:283.45pt;mso-position-horizontal-relative:char;mso-position-vertical-relative:line" coordsize="61560,36000" o:gfxdata="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">
+                <v:rect id="Rectangle 826" o:spid="_x0000_s1152" style="position:absolute;top:263;width:19717;height:1564;visibility:visible;mso-wrap-style:square;v-text-anchor:top" o:gfxdata="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" filled="f" stroked="f">
                   <v:textbox inset="0,0,0,0">
                     <w:txbxContent>
                       <w:p>
@@ -21564,7 +20612,7 @@
                     </w:txbxContent>
                   </v:textbox>
                 </v:rect>
-                <v:rect id="Rectangle 827" o:spid="_x0000_s1181" style="position:absolute;top:1723;width:10268;height:1564;visibility:visible;mso-wrap-style:square;v-text-anchor:top" o:gfxdata="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" filled="f" stroked="f">
+                <v:rect id="Rectangle 827" o:spid="_x0000_s1153" style="position:absolute;top:1723;width:10268;height:1564;visibility:visible;mso-wrap-style:square;v-text-anchor:top" o:gfxdata="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" filled="f" stroked="f">
                   <v:textbox inset="0,0,0,0">
                     <w:txbxContent>
                       <w:p>
@@ -21581,11 +20629,11 @@
                     </w:txbxContent>
                   </v:textbox>
                 </v:rect>
-                <v:shape id="Shape 828" o:spid="_x0000_s1182" style="position:absolute;left:15480;width:46080;height:2880;visibility:visible;mso-wrap-style:square;v-text-anchor:top" coordsize="4608000,288000" o:gfxdata="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" path="m38100,l4569900,v21061,,38100,17038,38100,38100l4608000,249900v,21062,-17039,38100,-38100,38100l38100,288000c17038,288000,,270962,,249900l,38100c,17038,17038,,38100,xe" filled="f" strokecolor="#c9d3e0" strokeweight="1pt">
+                <v:shape id="Shape 828" o:spid="_x0000_s1154" style="position:absolute;left:15480;width:46080;height:2880;visibility:visible;mso-wrap-style:square;v-text-anchor:top" coordsize="4608000,288000" o:gfxdata="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" path="m38100,l4569900,v21061,,38100,17038,38100,38100l4608000,249900v,21062,-17039,38100,-38100,38100l38100,288000c17038,288000,,270962,,249900l,38100c,17038,17038,,38100,xe" filled="f" strokecolor="#c9d3e0" strokeweight="1pt">
                   <v:stroke miterlimit="83231f" joinstyle="miter"/>
                   <v:path arrowok="t" textboxrect="0,0,4608000,288000"/>
                 </v:shape>
-                <v:rect id="Rectangle 829" o:spid="_x0000_s1183" style="position:absolute;left:16115;top:515;width:14146;height:1093;visibility:visible;mso-wrap-style:square;v-text-anchor:top" o:gfxdata="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" filled="f" stroked="f">
+                <v:rect id="Rectangle 829" o:spid="_x0000_s1155" style="position:absolute;left:16115;top:515;width:14146;height:1093;visibility:visible;mso-wrap-style:square;v-text-anchor:top" o:gfxdata="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" filled="f" stroked="f">
                   <v:textbox inset="0,0,0,0">
                     <w:txbxContent>
                       <w:p>
@@ -21652,7 +20700,7 @@
                     </w:txbxContent>
                   </v:textbox>
                 </v:rect>
-                <v:rect id="Rectangle 830" o:spid="_x0000_s1184" style="position:absolute;top:4583;width:10673;height:1564;visibility:visible;mso-wrap-style:square;v-text-anchor:top" o:gfxdata="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" filled="f" stroked="f">
+                <v:rect id="Rectangle 830" o:spid="_x0000_s1156" style="position:absolute;top:4583;width:10673;height:1564;visibility:visible;mso-wrap-style:square;v-text-anchor:top" o:gfxdata="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" filled="f" stroked="f">
                   <v:textbox inset="0,0,0,0">
                     <w:txbxContent>
                       <w:p>
@@ -21669,7 +20717,7 @@
                     </w:txbxContent>
                   </v:textbox>
                 </v:rect>
-                <v:rect id="Rectangle 831" o:spid="_x0000_s1185" style="position:absolute;top:6043;width:11813;height:1564;visibility:visible;mso-wrap-style:square;v-text-anchor:top" o:gfxdata="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" filled="f" stroked="f">
+                <v:rect id="Rectangle 831" o:spid="_x0000_s1157" style="position:absolute;top:6043;width:11813;height:1564;visibility:visible;mso-wrap-style:square;v-text-anchor:top" o:gfxdata="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" filled="f" stroked="f">
                   <v:textbox inset="0,0,0,0">
                     <w:txbxContent>
                       <w:p>
@@ -21686,11 +20734,11 @@
                     </w:txbxContent>
                   </v:textbox>
                 </v:rect>
-                <v:shape id="Shape 832" o:spid="_x0000_s1186" style="position:absolute;left:15480;top:4319;width:46080;height:2880;visibility:visible;mso-wrap-style:square;v-text-anchor:top" coordsize="4608000,288000" o:gfxdata="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" path="m38100,l4569900,v21061,,38100,17038,38100,38100l4608000,249900v,21062,-17039,38100,-38100,38100l38100,288000c17038,288000,,270962,,249900l,38100c,17038,17038,,38100,xe" filled="f" strokecolor="#c9d3e0" strokeweight="1pt">
+                <v:shape id="Shape 832" o:spid="_x0000_s1158" style="position:absolute;left:15480;top:4319;width:46080;height:2880;visibility:visible;mso-wrap-style:square;v-text-anchor:top" coordsize="4608000,288000" o:gfxdata="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" path="m38100,l4569900,v21061,,38100,17038,38100,38100l4608000,249900v,21062,-17039,38100,-38100,38100l38100,288000c17038,288000,,270962,,249900l,38100c,17038,17038,,38100,xe" filled="f" strokecolor="#c9d3e0" strokeweight="1pt">
                   <v:stroke miterlimit="83231f" joinstyle="miter"/>
                   <v:path arrowok="t" textboxrect="0,0,4608000,288000"/>
                 </v:shape>
-                <v:rect id="Rectangle 833" o:spid="_x0000_s1187" style="position:absolute;left:16115;top:4835;width:3443;height:1093;visibility:visible;mso-wrap-style:square;v-text-anchor:top" o:gfxdata="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" filled="f" stroked="f">
+                <v:rect id="Rectangle 833" o:spid="_x0000_s1159" style="position:absolute;left:16115;top:4835;width:3443;height:1093;visibility:visible;mso-wrap-style:square;v-text-anchor:top" o:gfxdata="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" filled="f" stroked="f">
                   <v:textbox inset="0,0,0,0">
                     <w:txbxContent>
                       <w:p>
@@ -21706,7 +20754,7 @@
                     </w:txbxContent>
                   </v:textbox>
                 </v:rect>
-                <v:rect id="Rectangle 9423" o:spid="_x0000_s1188" style="position:absolute;top:9983;width:1093;height:1564;visibility:visible;mso-wrap-style:square;v-text-anchor:top" o:gfxdata="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" filled="f" stroked="f">
+                <v:rect id="Rectangle 9423" o:spid="_x0000_s1160" style="position:absolute;top:9983;width:1093;height:1564;visibility:visible;mso-wrap-style:square;v-text-anchor:top" o:gfxdata="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" filled="f" stroked="f">
                   <v:textbox inset="0,0,0,0">
                     <w:txbxContent>
                       <w:p>
@@ -21723,7 +20771,7 @@
                     </w:txbxContent>
                   </v:textbox>
                 </v:rect>
-                <v:rect id="Rectangle 9426" o:spid="_x0000_s1189" style="position:absolute;left:821;top:9983;width:9863;height:1564;visibility:visible;mso-wrap-style:square;v-text-anchor:top" o:gfxdata="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" filled="f" stroked="f">
+                <v:rect id="Rectangle 9426" o:spid="_x0000_s1161" style="position:absolute;left:821;top:9983;width:9863;height:1564;visibility:visible;mso-wrap-style:square;v-text-anchor:top" o:gfxdata="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" filled="f" stroked="f">
                   <v:textbox inset="0,0,0,0">
                     <w:txbxContent>
                       <w:p>
@@ -21750,7 +20798,7 @@
                     </w:txbxContent>
                   </v:textbox>
                 </v:rect>
-                <v:rect id="Rectangle 835" o:spid="_x0000_s1190" style="position:absolute;top:11443;width:9226;height:1564;visibility:visible;mso-wrap-style:square;v-text-anchor:top" o:gfxdata="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" filled="f" stroked="f">
+                <v:rect id="Rectangle 835" o:spid="_x0000_s1162" style="position:absolute;top:11443;width:9226;height:1564;visibility:visible;mso-wrap-style:square;v-text-anchor:top" o:gfxdata="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" filled="f" stroked="f">
                   <v:textbox inset="0,0,0,0">
                     <w:txbxContent>
                       <w:p>
@@ -21767,11 +20815,11 @@
                     </w:txbxContent>
                   </v:textbox>
                 </v:rect>
-                <v:shape id="Shape 836" o:spid="_x0000_s1191" style="position:absolute;left:15480;top:8640;width:46080;height:5040;visibility:visible;mso-wrap-style:square;v-text-anchor:top" coordsize="4608000,504000" o:gfxdata="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" path="m38100,l4569900,v21061,,38100,17038,38100,38100l4608000,465900v,21062,-17039,38100,-38100,38100l38100,504000c17038,504000,,486962,,465900l,38100c,17038,17038,,38100,xe" filled="f" strokecolor="#c9d3e0" strokeweight="1pt">
+                <v:shape id="Shape 836" o:spid="_x0000_s1163" style="position:absolute;left:15480;top:8640;width:46080;height:5040;visibility:visible;mso-wrap-style:square;v-text-anchor:top" coordsize="4608000,504000" o:gfxdata="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" path="m38100,l4569900,v21061,,38100,17038,38100,38100l4608000,465900v,21062,-17039,38100,-38100,38100l38100,504000c17038,504000,,486962,,465900l,38100c,17038,17038,,38100,xe" filled="f" strokecolor="#c9d3e0" strokeweight="1pt">
                   <v:stroke miterlimit="83231f" joinstyle="miter"/>
                   <v:path arrowok="t" textboxrect="0,0,4608000,504000"/>
                 </v:shape>
-                <v:rect id="Rectangle 837" o:spid="_x0000_s1192" style="position:absolute;left:16115;top:9155;width:7569;height:1093;visibility:visible;mso-wrap-style:square;v-text-anchor:top" o:gfxdata="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" filled="f" stroked="f">
+                <v:rect id="Rectangle 837" o:spid="_x0000_s1164" style="position:absolute;left:16115;top:9155;width:7569;height:1093;visibility:visible;mso-wrap-style:square;v-text-anchor:top" o:gfxdata="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" filled="f" stroked="f">
                   <v:textbox inset="0,0,0,0">
                     <w:txbxContent>
                       <w:p>
@@ -21787,7 +20835,7 @@
                     </w:txbxContent>
                   </v:textbox>
                 </v:rect>
-                <v:rect id="Rectangle 9427" o:spid="_x0000_s1193" style="position:absolute;top:17183;width:1093;height:1564;visibility:visible;mso-wrap-style:square;v-text-anchor:top" o:gfxdata="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" filled="f" stroked="f">
+                <v:rect id="Rectangle 9427" o:spid="_x0000_s1165" style="position:absolute;top:17183;width:1093;height:1564;visibility:visible;mso-wrap-style:square;v-text-anchor:top" o:gfxdata="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" filled="f" stroked="f">
                   <v:textbox inset="0,0,0,0">
                     <w:txbxContent>
                       <w:p>
@@ -21804,7 +20852,7 @@
                     </w:txbxContent>
                   </v:textbox>
                 </v:rect>
-                <v:rect id="Rectangle 9428" o:spid="_x0000_s1194" style="position:absolute;left:821;top:17183;width:10784;height:1564;visibility:visible;mso-wrap-style:square;v-text-anchor:top" o:gfxdata="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" filled="f" stroked="f">
+                <v:rect id="Rectangle 9428" o:spid="_x0000_s1166" style="position:absolute;left:821;top:17183;width:10784;height:1564;visibility:visible;mso-wrap-style:square;v-text-anchor:top" o:gfxdata="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" filled="f" stroked="f">
                   <v:textbox inset="0,0,0,0">
                     <w:txbxContent>
                       <w:p>
@@ -21831,7 +20879,7 @@
                     </w:txbxContent>
                   </v:textbox>
                 </v:rect>
-                <v:rect id="Rectangle 839" o:spid="_x0000_s1195" style="position:absolute;top:18643;width:15906;height:1564;visibility:visible;mso-wrap-style:square;v-text-anchor:top" o:gfxdata="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" filled="f" stroked="f">
+                <v:rect id="Rectangle 839" o:spid="_x0000_s1167" style="position:absolute;top:18643;width:15906;height:1564;visibility:visible;mso-wrap-style:square;v-text-anchor:top" o:gfxdata="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" filled="f" stroked="f">
                   <v:textbox inset="0,0,0,0">
                     <w:txbxContent>
                       <w:p>
@@ -21848,11 +20896,11 @@
                     </w:txbxContent>
                   </v:textbox>
                 </v:rect>
-                <v:shape id="Shape 840" o:spid="_x0000_s1196" style="position:absolute;left:15480;top:15120;width:46080;height:6480;visibility:visible;mso-wrap-style:square;v-text-anchor:top" coordsize="4608000,648000" o:gfxdata="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" path="m38100,l4569900,v21061,,38100,17038,38100,38100l4608000,609900v,21062,-17039,38100,-38100,38100l38100,648000c17038,648000,,630962,,609900l,38100c,17038,17038,,38100,xe" filled="f" strokecolor="#c9d3e0" strokeweight="1pt">
+                <v:shape id="Shape 840" o:spid="_x0000_s1168" style="position:absolute;left:15480;top:15120;width:46080;height:6480;visibility:visible;mso-wrap-style:square;v-text-anchor:top" coordsize="4608000,648000" o:gfxdata="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" path="m38100,l4569900,v21061,,38100,17038,38100,38100l4608000,609900v,21062,-17039,38100,-38100,38100l38100,648000c17038,648000,,630962,,609900l,38100c,17038,17038,,38100,xe" filled="f" strokecolor="#c9d3e0" strokeweight="1pt">
                   <v:stroke miterlimit="83231f" joinstyle="miter"/>
                   <v:path arrowok="t" textboxrect="0,0,4608000,648000"/>
                 </v:shape>
-                <v:rect id="Rectangle 841" o:spid="_x0000_s1197" style="position:absolute;left:16115;top:15635;width:4123;height:1093;visibility:visible;mso-wrap-style:square;v-text-anchor:top" o:gfxdata="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" filled="f" stroked="f">
+                <v:rect id="Rectangle 841" o:spid="_x0000_s1169" style="position:absolute;left:16115;top:15635;width:4123;height:1093;visibility:visible;mso-wrap-style:square;v-text-anchor:top" o:gfxdata="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" filled="f" stroked="f">
                   <v:textbox inset="0,0,0,0">
                     <w:txbxContent>
                       <w:p>
@@ -21868,7 +20916,7 @@
                     </w:txbxContent>
                   </v:textbox>
                 </v:rect>
-                <v:rect id="Rectangle 842" o:spid="_x0000_s1198" style="position:absolute;top:24012;width:13035;height:1564;visibility:visible;mso-wrap-style:square;v-text-anchor:top" o:gfxdata="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" filled="f" stroked="f">
+                <v:rect id="Rectangle 842" o:spid="_x0000_s1170" style="position:absolute;top:24012;width:13035;height:1564;visibility:visible;mso-wrap-style:square;v-text-anchor:top" o:gfxdata="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" filled="f" stroked="f">
                   <v:textbox inset="0,0,0,0">
                     <w:txbxContent>
                       <w:p>
@@ -21904,7 +20952,7 @@
                     </w:txbxContent>
                   </v:textbox>
                 </v:rect>
-                <v:rect id="Rectangle 843" o:spid="_x0000_s1199" style="position:absolute;top:25473;width:13629;height:1564;visibility:visible;mso-wrap-style:square;v-text-anchor:top" o:gfxdata="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" filled="f" stroked="f">
+                <v:rect id="Rectangle 843" o:spid="_x0000_s1171" style="position:absolute;top:25473;width:13629;height:1564;visibility:visible;mso-wrap-style:square;v-text-anchor:top" o:gfxdata="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" filled="f" stroked="f">
                   <v:textbox inset="0,0,0,0">
                     <w:txbxContent>
                       <w:p>
@@ -21921,7 +20969,7 @@
                     </w:txbxContent>
                   </v:textbox>
                 </v:rect>
-                <v:rect id="Rectangle 844" o:spid="_x0000_s1200" style="position:absolute;top:26933;width:8174;height:1564;visibility:visible;mso-wrap-style:square;v-text-anchor:top" o:gfxdata="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" filled="f" stroked="f">
+                <v:rect id="Rectangle 844" o:spid="_x0000_s1172" style="position:absolute;top:26933;width:8174;height:1564;visibility:visible;mso-wrap-style:square;v-text-anchor:top" o:gfxdata="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" filled="f" stroked="f">
                   <v:textbox inset="0,0,0,0">
                     <w:txbxContent>
                       <w:p>
@@ -21938,11 +20986,11 @@
                     </w:txbxContent>
                   </v:textbox>
                 </v:rect>
-                <v:shape id="Shape 845" o:spid="_x0000_s1201" style="position:absolute;left:15480;top:23040;width:46080;height:5760;visibility:visible;mso-wrap-style:square;v-text-anchor:top" coordsize="4608000,576000" o:gfxdata="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" path="m38100,l4569900,v21061,,38100,17038,38100,38100l4608000,537900v,21062,-17039,38100,-38100,38100l38100,576000c17038,576000,,558962,,537900l,38100c,17038,17038,,38100,xe" filled="f" strokecolor="#c9d3e0" strokeweight="1pt">
+                <v:shape id="Shape 845" o:spid="_x0000_s1173" style="position:absolute;left:15480;top:23040;width:46080;height:5760;visibility:visible;mso-wrap-style:square;v-text-anchor:top" coordsize="4608000,576000" o:gfxdata="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" path="m38100,l4569900,v21061,,38100,17038,38100,38100l4608000,537900v,21062,-17039,38100,-38100,38100l38100,576000c17038,576000,,558962,,537900l,38100c,17038,17038,,38100,xe" filled="f" strokecolor="#c9d3e0" strokeweight="1pt">
                   <v:stroke miterlimit="83231f" joinstyle="miter"/>
                   <v:path arrowok="t" textboxrect="0,0,4608000,576000"/>
                 </v:shape>
-                <v:rect id="Rectangle 846" o:spid="_x0000_s1202" style="position:absolute;left:16115;top:23555;width:12992;height:1093;visibility:visible;mso-wrap-style:square;v-text-anchor:top" o:gfxdata="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" filled="f" stroked="f">
+                <v:rect id="Rectangle 846" o:spid="_x0000_s1174" style="position:absolute;left:16115;top:23555;width:12992;height:1093;visibility:visible;mso-wrap-style:square;v-text-anchor:top" o:gfxdata="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" filled="f" stroked="f">
                   <v:textbox inset="0,0,0,0">
                     <w:txbxContent>
                       <w:p>
@@ -22009,7 +21057,7 @@
                     </w:txbxContent>
                   </v:textbox>
                 </v:rect>
-                <v:rect id="Rectangle 847" o:spid="_x0000_s1203" style="position:absolute;top:32673;width:19510;height:1564;visibility:visible;mso-wrap-style:square;v-text-anchor:top" o:gfxdata="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" filled="f" stroked="f">
+                <v:rect id="Rectangle 847" o:spid="_x0000_s1175" style="position:absolute;top:32673;width:19510;height:1564;visibility:visible;mso-wrap-style:square;v-text-anchor:top" o:gfxdata="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" filled="f" stroked="f">
                   <v:textbox inset="0,0,0,0">
                     <w:txbxContent>
                       <w:p>
@@ -22064,11 +21112,11 @@
                     </w:txbxContent>
                   </v:textbox>
                 </v:rect>
-                <v:shape id="Shape 848" o:spid="_x0000_s1204" style="position:absolute;left:15480;top:30240;width:46080;height:5760;visibility:visible;mso-wrap-style:square;v-text-anchor:top" coordsize="4608000,576000" o:gfxdata="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" path="m38100,l4569900,v21061,,38100,17038,38100,38100l4608000,537900v,21062,-17039,38100,-38100,38100l38100,576000c17038,576000,,558962,,537900l,38100c,17038,17038,,38100,xe" filled="f" strokecolor="#c9d3e0" strokeweight="1pt">
+                <v:shape id="Shape 848" o:spid="_x0000_s1176" style="position:absolute;left:15480;top:30240;width:46080;height:5760;visibility:visible;mso-wrap-style:square;v-text-anchor:top" coordsize="4608000,576000" o:gfxdata="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" path="m38100,l4569900,v21061,,38100,17038,38100,38100l4608000,537900v,21062,-17039,38100,-38100,38100l38100,576000c17038,576000,,558962,,537900l,38100c,17038,17038,,38100,xe" filled="f" strokecolor="#c9d3e0" strokeweight="1pt">
                   <v:stroke miterlimit="83231f" joinstyle="miter"/>
                   <v:path arrowok="t" textboxrect="0,0,4608000,576000"/>
                 </v:shape>
-                <v:rect id="Rectangle 849" o:spid="_x0000_s1205" style="position:absolute;left:16115;top:30755;width:18300;height:1093;visibility:visible;mso-wrap-style:square;v-text-anchor:top" o:gfxdata="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" filled="f" stroked="f">
+                <v:rect id="Rectangle 849" o:spid="_x0000_s1177" style="position:absolute;left:16115;top:30755;width:18300;height:1093;visibility:visible;mso-wrap-style:square;v-text-anchor:top" o:gfxdata="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" filled="f" stroked="f">
                   <v:textbox inset="0,0,0,0">
                     <w:txbxContent>
                       <w:p>
@@ -22194,38 +21242,20 @@
         <w:spacing w:after="0" w:line="265" w:lineRule="auto"/>
         <w:ind w:left="-15"/>
       </w:pPr>
-      <w:proofErr w:type="gramStart"/>
       <w:r>
         <w:rPr>
           <w:color w:val="17212B"/>
           <w:sz w:val="18"/>
         </w:rPr>
-        <w:t>[ ]</w:t>
+        <w:t>[ ] Объясню отличие визуального и технического</w:t>
       </w:r>
-      <w:proofErr w:type="gramEnd"/>
-      <w:r>
-        <w:rPr>
-          <w:color w:val="17212B"/>
-          <w:sz w:val="18"/>
-        </w:rPr>
-        <w:t xml:space="preserve"> Объясню отличие визуального и технического</w:t>
-      </w:r>
-      <w:proofErr w:type="gramStart"/>
       <w:r>
         <w:rPr>
           <w:color w:val="17212B"/>
           <w:sz w:val="18"/>
         </w:rPr>
         <w:tab/>
-        <w:t>[ ]</w:t>
-      </w:r>
-      <w:proofErr w:type="gramEnd"/>
-      <w:r>
-        <w:rPr>
-          <w:color w:val="17212B"/>
-          <w:sz w:val="18"/>
-        </w:rPr>
-        <w:t xml:space="preserve"> Объясню границы ключевых компонентов.</w:t>
+        <w:t>[ ] Объясню границы ключевых компонентов.</w:t>
       </w:r>
     </w:p>
     <w:p>
@@ -22249,21 +21279,12 @@
         <w:spacing w:after="45" w:line="265" w:lineRule="auto"/>
         <w:ind w:left="-15"/>
       </w:pPr>
-      <w:proofErr w:type="gramStart"/>
       <w:r>
         <w:rPr>
           <w:color w:val="17212B"/>
           <w:sz w:val="18"/>
         </w:rPr>
-        <w:t>[ ]</w:t>
-      </w:r>
-      <w:proofErr w:type="gramEnd"/>
-      <w:r>
-        <w:rPr>
-          <w:color w:val="17212B"/>
-          <w:sz w:val="18"/>
-        </w:rPr>
-        <w:t xml:space="preserve"> Назову состояния, отсутствующие в макете.</w:t>
+        <w:t>[ ] Назову состояния, отсутствующие в макете.</w:t>
       </w:r>
       <w:r>
         <w:rPr>
@@ -22271,22 +21292,7 @@
           <w:sz w:val="18"/>
         </w:rPr>
         <w:tab/>
-      </w:r>
-      <w:proofErr w:type="gramStart"/>
-      <w:r>
-        <w:rPr>
-          <w:color w:val="17212B"/>
-          <w:sz w:val="18"/>
-        </w:rPr>
-        <w:t>[ ]</w:t>
-      </w:r>
-      <w:proofErr w:type="gramEnd"/>
-      <w:r>
-        <w:rPr>
-          <w:color w:val="17212B"/>
-          <w:sz w:val="18"/>
-        </w:rPr>
-        <w:t xml:space="preserve"> Объясню </w:t>
+        <w:t xml:space="preserve">[ ] Объясню </w:t>
       </w:r>
       <w:proofErr w:type="spellStart"/>
       <w:r>
@@ -22313,21 +21319,12 @@
         <w:spacing w:after="45" w:line="265" w:lineRule="auto"/>
         <w:ind w:left="-15"/>
       </w:pPr>
-      <w:proofErr w:type="gramStart"/>
       <w:r>
         <w:rPr>
           <w:color w:val="17212B"/>
           <w:sz w:val="18"/>
         </w:rPr>
-        <w:t>[ ]</w:t>
-      </w:r>
-      <w:proofErr w:type="gramEnd"/>
-      <w:r>
-        <w:rPr>
-          <w:color w:val="17212B"/>
-          <w:sz w:val="18"/>
-        </w:rPr>
-        <w:t xml:space="preserve"> Различаю </w:t>
+        <w:t xml:space="preserve">[ ] Различаю </w:t>
       </w:r>
       <w:proofErr w:type="spellStart"/>
       <w:r>
@@ -22383,22 +21380,7 @@
           <w:sz w:val="18"/>
         </w:rPr>
         <w:tab/>
-      </w:r>
-      <w:proofErr w:type="gramStart"/>
-      <w:r>
-        <w:rPr>
-          <w:color w:val="17212B"/>
-          <w:sz w:val="18"/>
-        </w:rPr>
-        <w:t>[ ]</w:t>
-      </w:r>
-      <w:proofErr w:type="gramEnd"/>
-      <w:r>
-        <w:rPr>
-          <w:color w:val="17212B"/>
-          <w:sz w:val="18"/>
-        </w:rPr>
-        <w:t xml:space="preserve"> Покажу команды проверки и их результат.</w:t>
+        <w:t>[ ] Покажу команды проверки и их результат.</w:t>
       </w:r>
     </w:p>
     <w:p>
@@ -22409,21 +21391,12 @@
         <w:spacing w:after="45" w:line="265" w:lineRule="auto"/>
         <w:ind w:left="-15"/>
       </w:pPr>
-      <w:proofErr w:type="gramStart"/>
       <w:r>
         <w:rPr>
           <w:color w:val="17212B"/>
           <w:sz w:val="18"/>
         </w:rPr>
-        <w:t>[ ]</w:t>
-      </w:r>
-      <w:proofErr w:type="gramEnd"/>
-      <w:r>
-        <w:rPr>
-          <w:color w:val="17212B"/>
-          <w:sz w:val="18"/>
-        </w:rPr>
-        <w:t xml:space="preserve"> Объясню мобильное поведение фильтров.</w:t>
+        <w:t>[ ] Объясню мобильное поведение фильтров.</w:t>
       </w:r>
       <w:r>
         <w:rPr>
@@ -22431,22 +21404,7 @@
           <w:sz w:val="18"/>
         </w:rPr>
         <w:tab/>
-      </w:r>
-      <w:proofErr w:type="gramStart"/>
-      <w:r>
-        <w:rPr>
-          <w:color w:val="17212B"/>
-          <w:sz w:val="18"/>
-        </w:rPr>
-        <w:t>[ ]</w:t>
-      </w:r>
-      <w:proofErr w:type="gramEnd"/>
-      <w:r>
-        <w:rPr>
-          <w:color w:val="17212B"/>
-          <w:sz w:val="18"/>
-        </w:rPr>
-        <w:t xml:space="preserve"> Объясню, как добавить следующий экран.</w:t>
+        <w:t>[ ] Объясню, как добавить следующий экран.</w:t>
       </w:r>
     </w:p>
     <w:p>
@@ -23849,12 +22807,12 @@
           </mc:Choice>
           <mc:Fallback>
             <w:pict>
-              <v:group w14:anchorId="5338E1F5" id="Group 13120" o:spid="_x0000_s1206" style="width:493.25pt;height:99.2pt;mso-position-horizontal-relative:char;mso-position-vertical-relative:line" coordsize="62640,12600" o:gfxdata="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">
-                <v:shape id="Shape 949" o:spid="_x0000_s1207" style="position:absolute;width:62640;height:12600;visibility:visible;mso-wrap-style:square;v-text-anchor:top" coordsize="6264000,1260000" o:gfxdata="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" path="m38100,l6225900,v21061,,38100,17038,38100,38100l6264000,1221900v,21061,-17039,38100,-38100,38100l38100,1260000c17038,1260000,,1242961,,1221900l,38100c,17038,17038,,38100,xe" filled="f" strokecolor="#c9d3e0" strokeweight="1pt">
+              <v:group w14:anchorId="5338E1F5" id="Group 13120" o:spid="_x0000_s1178" style="width:493.25pt;height:99.2pt;mso-position-horizontal-relative:char;mso-position-vertical-relative:line" coordsize="62640,12600" o:gfxdata="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">
+                <v:shape id="Shape 949" o:spid="_x0000_s1179" style="position:absolute;width:62640;height:12600;visibility:visible;mso-wrap-style:square;v-text-anchor:top" coordsize="6264000,1260000" o:gfxdata="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" path="m38100,l6225900,v21061,,38100,17038,38100,38100l6264000,1221900v,21061,-17039,38100,-38100,38100l38100,1260000c17038,1260000,,1242961,,1221900l,38100c,17038,17038,,38100,xe" filled="f" strokecolor="#c9d3e0" strokeweight="1pt">
                   <v:stroke miterlimit="83231f" joinstyle="miter"/>
                   <v:path arrowok="t" textboxrect="0,0,6264000,1260000"/>
                 </v:shape>
-                <v:rect id="Rectangle 950" o:spid="_x0000_s1208" style="position:absolute;left:635;top:515;width:50032;height:1093;visibility:visible;mso-wrap-style:square;v-text-anchor:top" o:gfxdata="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" filled="f" stroked="f">
+                <v:rect id="Rectangle 950" o:spid="_x0000_s1180" style="position:absolute;left:635;top:515;width:50032;height:1093;visibility:visible;mso-wrap-style:square;v-text-anchor:top" o:gfxdata="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" filled="f" stroked="f">
                   <v:textbox inset="0,0,0,0">
                     <w:txbxContent>
                       <w:p>
@@ -26251,6 +25209,25 @@
       </w:tblCellMar>
     </w:tblPr>
   </w:style>
+  <w:style w:type="table" w:styleId="a3">
+    <w:name w:val="Table Grid"/>
+    <w:basedOn w:val="a1"/>
+    <w:uiPriority w:val="39"/>
+    <w:rsid w:val="005C3C09"/>
+    <w:pPr>
+      <w:spacing w:after="0" w:line="240" w:lineRule="auto"/>
+    </w:pPr>
+    <w:tblPr>
+      <w:tblBorders>
+        <w:top w:val="single" w:sz="4" w:space="0" w:color="auto"/>
+        <w:left w:val="single" w:sz="4" w:space="0" w:color="auto"/>
+        <w:bottom w:val="single" w:sz="4" w:space="0" w:color="auto"/>
+        <w:right w:val="single" w:sz="4" w:space="0" w:color="auto"/>
+        <w:insideH w:val="single" w:sz="4" w:space="0" w:color="auto"/>
+        <w:insideV w:val="single" w:sz="4" w:space="0" w:color="auto"/>
+      </w:tblBorders>
+    </w:tblPr>
+  </w:style>
 </w:styles>
 </file>
 
